--- a/01. UML/02. ECUD/ECUD_DOTNET_SOAP_BDD_GR05.docx
+++ b/01. UML/02. ECUD/ECUD_DOTNET_SOAP_BDD_GR05.docx
@@ -2,6 +2,8 @@
 <file path=word/document.xml><?xml version="1.0" encoding="utf-8"?>
 <w:document xmlns:wpc="http://schemas.microsoft.com/office/word/2010/wordprocessingCanvas" xmlns:cx="http://schemas.microsoft.com/office/drawing/2014/chartex" xmlns:cx1="http://schemas.microsoft.com/office/drawing/2015/9/8/chartex" xmlns:cx2="http://schemas.microsoft.com/office/drawing/2015/10/21/chartex" xmlns:cx3="http://schemas.microsoft.com/office/drawing/2016/5/9/chartex" xmlns:cx4="http://schemas.microsoft.com/office/drawing/2016/5/10/chartex" xmlns:cx5="http://schemas.microsoft.com/office/drawing/2016/5/11/chartex" xmlns:cx6="http://schemas.microsoft.com/office/drawing/2016/5/12/chartex" xmlns:cx7="http://schemas.microsoft.com/office/drawing/2016/5/13/chartex" xmlns:cx8="http://schemas.microsoft.com/office/drawing/2016/5/14/chartex" xmlns:mc="http://schemas.openxmlformats.org/markup-compatibility/2006" xmlns:aink="http://schemas.microsoft.com/office/drawing/2016/ink" xmlns:am3d="http://schemas.microsoft.com/office/drawing/2017/model3d" xmlns:o="urn:schemas-microsoft-com:office:office" xmlns:oel="http://schemas.microsoft.com/office/2019/extlst" xmlns:r="http://schemas.openxmlformats.org/officeDocument/2006/relationships" xmlns:m="http://schemas.openxmlformats.org/officeDocument/2006/math" xmlns:v="urn:schemas-microsoft-com:vml" xmlns:wp14="http://schemas.microsoft.com/office/word/2010/wordprocessingDrawing" xmlns:wp="http://schemas.openxmlformats.org/drawingml/2006/wordprocessingDrawing" xmlns:w10="urn:schemas-microsoft-com:office:word" xmlns:w="http://schemas.openxmlformats.org/wordprocessingml/2006/main" xmlns:w14="http://schemas.microsoft.com/office/word/2010/wordml" xmlns:w15="http://schemas.microsoft.com/office/word/2012/wordml" xmlns:w16cex="http://schemas.microsoft.com/office/word/2018/wordml/cex" xmlns:w16cid="http://schemas.microsoft.com/office/word/2016/wordml/cid" xmlns:w16="http://schemas.microsoft.com/office/word/2018/wordml" xmlns:w16du="http://schemas.microsoft.com/office/word/2023/wordml/word16du" xmlns:w16sdtdh="http://schemas.microsoft.com/office/word/2020/wordml/sdtdatahash" xmlns:w16sdtfl="http://schemas.microsoft.com/office/word/2024/wordml/sdtformatlock" xmlns:w16se="http://schemas.microsoft.com/office/word/2015/wordml/symex" xmlns:wpg="http://schemas.microsoft.com/office/word/2010/wordprocessingGroup" xmlns:wpi="http://schemas.microsoft.com/office/word/2010/wordprocessingInk" xmlns:wne="http://schemas.microsoft.com/office/word/2006/wordml" xmlns:wps="http://schemas.microsoft.com/office/word/2010/wordprocessingShape" mc:Ignorable="w14 w15 w16se w16cid w16 w16cex w16sdtdh w16sdtfl w16du wp14">
   <w:body>
+    <w:bookmarkStart w:id="0" w:name="_n581cpc4mmat" w:colFirst="0" w:colLast="0"/>
+    <w:bookmarkEnd w:id="0"/>
     <w:p>
       <w:pPr>
         <w:pBdr>
@@ -12,6 +14,7 @@
           <w:between w:val="nil"/>
         </w:pBdr>
         <w:spacing w:line="240" w:lineRule="auto"/>
+        <w:ind w:left="1440" w:hanging="1440"/>
         <w:rPr>
           <w:rFonts w:ascii="Calibri" w:eastAsia="Calibri" w:hAnsi="Calibri" w:cs="Calibri"/>
           <w:b w:val="0"/>
@@ -35,8 +38,6 @@
           <w:titlePg/>
         </w:sectPr>
       </w:pPr>
-      <w:bookmarkStart w:id="0" w:name="_n581cpc4mmat" w:colFirst="0" w:colLast="0"/>
-      <w:bookmarkEnd w:id="0"/>
       <w:r>
         <w:rPr>
           <w:rFonts w:ascii="Calibri" w:eastAsia="Calibri" w:hAnsi="Calibri" w:cs="Calibri"/>
@@ -2855,7 +2856,27 @@
                 <w:sz w:val="24"/>
                 <w:szCs w:val="24"/>
               </w:rPr>
-              <w:t>ECUD_DISMINUIR_O_AUMENTAR_DISPONIBILIDAD_(FEDERACION)</w:t>
+              <w:t>ECUD_</w:t>
+            </w:r>
+            <w:r>
+              <w:rPr>
+                <w:b w:val="0"/>
+                <w:bCs w:val="0"/>
+                <w:color w:val="000000"/>
+                <w:sz w:val="24"/>
+                <w:szCs w:val="24"/>
+              </w:rPr>
+              <w:t>GESTIONAR</w:t>
+            </w:r>
+            <w:r>
+              <w:rPr>
+                <w:b w:val="0"/>
+                <w:bCs w:val="0"/>
+                <w:color w:val="000000"/>
+                <w:sz w:val="24"/>
+                <w:szCs w:val="24"/>
+              </w:rPr>
+              <w:t>_DISPONIBILIDAD_(FEDERACION)</w:t>
             </w:r>
             <w:r>
               <w:rPr>
@@ -3022,6 +3043,180 @@
               <w:tab w:val="right" w:leader="dot" w:pos="12000"/>
             </w:tabs>
             <w:spacing w:before="60" w:line="240" w:lineRule="auto"/>
+          </w:pPr>
+          <w:hyperlink w:anchor="_kba8ynys8vut">
+            <w:r>
+              <w:rPr>
+                <w:b w:val="0"/>
+                <w:bCs w:val="0"/>
+                <w:color w:val="000000"/>
+                <w:sz w:val="24"/>
+                <w:szCs w:val="24"/>
+              </w:rPr>
+              <w:t>ECUD_RESUM</w:t>
+            </w:r>
+            <w:r>
+              <w:rPr>
+                <w:b w:val="0"/>
+                <w:bCs w:val="0"/>
+                <w:color w:val="000000"/>
+                <w:sz w:val="24"/>
+                <w:szCs w:val="24"/>
+              </w:rPr>
+              <w:t>IR</w:t>
+            </w:r>
+            <w:r>
+              <w:rPr>
+                <w:b w:val="0"/>
+                <w:bCs w:val="0"/>
+                <w:color w:val="000000"/>
+                <w:sz w:val="24"/>
+                <w:szCs w:val="24"/>
+              </w:rPr>
+              <w:t>_VENTAS_DE_UN_PARTIDO_(TICKETPREMIUM)</w:t>
+            </w:r>
+            <w:r>
+              <w:rPr>
+                <w:b w:val="0"/>
+                <w:bCs w:val="0"/>
+                <w:color w:val="000000"/>
+                <w:sz w:val="24"/>
+                <w:szCs w:val="24"/>
+              </w:rPr>
+              <w:tab/>
+              <w:t>11</w:t>
+            </w:r>
+          </w:hyperlink>
+        </w:p>
+        <w:p>
+          <w:pPr>
+            <w:widowControl w:val="0"/>
+            <w:tabs>
+              <w:tab w:val="right" w:leader="dot" w:pos="12000"/>
+            </w:tabs>
+            <w:spacing w:before="60" w:line="240" w:lineRule="auto"/>
+          </w:pPr>
+          <w:hyperlink w:anchor="_kba8ynys8vut">
+            <w:r>
+              <w:rPr>
+                <w:b w:val="0"/>
+                <w:bCs w:val="0"/>
+                <w:color w:val="000000"/>
+                <w:sz w:val="24"/>
+                <w:szCs w:val="24"/>
+              </w:rPr>
+              <w:t>ECUD_</w:t>
+            </w:r>
+            <w:r>
+              <w:rPr>
+                <w:b w:val="0"/>
+                <w:bCs w:val="0"/>
+                <w:color w:val="000000"/>
+                <w:sz w:val="24"/>
+                <w:szCs w:val="24"/>
+              </w:rPr>
+              <w:t>INICIAR_SESION</w:t>
+            </w:r>
+            <w:r>
+              <w:rPr>
+                <w:b w:val="0"/>
+                <w:bCs w:val="0"/>
+                <w:color w:val="000000"/>
+                <w:sz w:val="24"/>
+                <w:szCs w:val="24"/>
+              </w:rPr>
+              <w:t>_(TICKETPREMIUM)</w:t>
+            </w:r>
+            <w:r>
+              <w:rPr>
+                <w:b w:val="0"/>
+                <w:bCs w:val="0"/>
+                <w:color w:val="000000"/>
+                <w:sz w:val="24"/>
+                <w:szCs w:val="24"/>
+              </w:rPr>
+              <w:tab/>
+            </w:r>
+            <w:r>
+              <w:rPr>
+                <w:b w:val="0"/>
+                <w:bCs w:val="0"/>
+                <w:color w:val="000000"/>
+                <w:sz w:val="24"/>
+                <w:szCs w:val="24"/>
+              </w:rPr>
+              <w:t>12</w:t>
+            </w:r>
+          </w:hyperlink>
+        </w:p>
+        <w:p>
+          <w:pPr>
+            <w:widowControl w:val="0"/>
+            <w:tabs>
+              <w:tab w:val="right" w:leader="dot" w:pos="12000"/>
+            </w:tabs>
+            <w:spacing w:before="60" w:line="240" w:lineRule="auto"/>
+          </w:pPr>
+          <w:hyperlink w:anchor="_kba8ynys8vut">
+            <w:r>
+              <w:rPr>
+                <w:b w:val="0"/>
+                <w:bCs w:val="0"/>
+                <w:color w:val="000000"/>
+                <w:sz w:val="24"/>
+                <w:szCs w:val="24"/>
+              </w:rPr>
+              <w:t>ECUD_</w:t>
+            </w:r>
+            <w:r>
+              <w:rPr>
+                <w:b w:val="0"/>
+                <w:bCs w:val="0"/>
+                <w:color w:val="000000"/>
+                <w:sz w:val="24"/>
+                <w:szCs w:val="24"/>
+              </w:rPr>
+              <w:t>CREAR_CUENTA</w:t>
+            </w:r>
+            <w:r>
+              <w:rPr>
+                <w:b w:val="0"/>
+                <w:bCs w:val="0"/>
+                <w:color w:val="000000"/>
+                <w:sz w:val="24"/>
+                <w:szCs w:val="24"/>
+              </w:rPr>
+              <w:t>_(TICKETPREMIUM)</w:t>
+            </w:r>
+            <w:r>
+              <w:rPr>
+                <w:b w:val="0"/>
+                <w:bCs w:val="0"/>
+                <w:color w:val="000000"/>
+                <w:sz w:val="24"/>
+                <w:szCs w:val="24"/>
+              </w:rPr>
+              <w:tab/>
+            </w:r>
+            <w:r>
+              <w:rPr>
+                <w:b w:val="0"/>
+                <w:bCs w:val="0"/>
+                <w:color w:val="000000"/>
+                <w:sz w:val="24"/>
+                <w:szCs w:val="24"/>
+              </w:rPr>
+              <w:t>14</w:t>
+            </w:r>
+          </w:hyperlink>
+        </w:p>
+        <w:p>
+          <w:pPr>
+            <w:widowControl w:val="0"/>
+            <w:tabs>
+              <w:tab w:val="right" w:leader="dot" w:pos="12000"/>
+            </w:tabs>
+            <w:spacing w:before="60" w:line="240" w:lineRule="auto"/>
             <w:rPr>
               <w:color w:val="000000"/>
               <w:sz w:val="22"/>
@@ -3037,7 +3232,27 @@
                 <w:sz w:val="24"/>
                 <w:szCs w:val="24"/>
               </w:rPr>
-              <w:t>ECUD_RESUMEN_DE_VENTAS_DE_UN_PARTIDO_(TICKETPREMIUM)</w:t>
+              <w:t>ECUD_</w:t>
+            </w:r>
+            <w:r>
+              <w:rPr>
+                <w:b w:val="0"/>
+                <w:bCs w:val="0"/>
+                <w:color w:val="000000"/>
+                <w:sz w:val="24"/>
+                <w:szCs w:val="24"/>
+              </w:rPr>
+              <w:t>CERRAR_SESION</w:t>
+            </w:r>
+            <w:r>
+              <w:rPr>
+                <w:b w:val="0"/>
+                <w:bCs w:val="0"/>
+                <w:color w:val="000000"/>
+                <w:sz w:val="24"/>
+                <w:szCs w:val="24"/>
+              </w:rPr>
+              <w:t>_(TICKETPREMIUM)</w:t>
             </w:r>
             <w:r>
               <w:rPr>
@@ -3048,7 +3263,16 @@
                 <w:szCs w:val="24"/>
               </w:rPr>
               <w:tab/>
-              <w:t>11</w:t>
+            </w:r>
+            <w:r>
+              <w:rPr>
+                <w:b w:val="0"/>
+                <w:bCs w:val="0"/>
+                <w:color w:val="000000"/>
+                <w:sz w:val="24"/>
+                <w:szCs w:val="24"/>
+              </w:rPr>
+              <w:t>16</w:t>
             </w:r>
           </w:hyperlink>
         </w:p>
@@ -3237,7 +3461,27 @@
                 <w:sz w:val="22"/>
                 <w:szCs w:val="22"/>
               </w:rPr>
-              <w:t>aso de Uso Disminuir o aumentar</w:t>
+              <w:t xml:space="preserve">aso de Uso </w:t>
+            </w:r>
+            <w:r>
+              <w:rPr>
+                <w:b w:val="0"/>
+                <w:bCs w:val="0"/>
+                <w:color w:val="000000"/>
+                <w:sz w:val="22"/>
+                <w:szCs w:val="22"/>
+              </w:rPr>
+              <w:t>Gestiona</w:t>
+            </w:r>
+            <w:r>
+              <w:rPr>
+                <w:b w:val="0"/>
+                <w:bCs w:val="0"/>
+                <w:color w:val="000000"/>
+                <w:sz w:val="22"/>
+                <w:szCs w:val="22"/>
+              </w:rPr>
+              <w:t>r</w:t>
             </w:r>
             <w:r>
               <w:rPr>
@@ -3486,6 +3730,68 @@
               <w:tab w:val="right" w:leader="dot" w:pos="12000"/>
             </w:tabs>
             <w:spacing w:before="60" w:line="240" w:lineRule="auto"/>
+          </w:pPr>
+          <w:hyperlink w:anchor="_7kt5dbrw5595">
+            <w:r>
+              <w:rPr>
+                <w:b w:val="0"/>
+                <w:bCs w:val="0"/>
+                <w:color w:val="000000"/>
+                <w:sz w:val="22"/>
+                <w:szCs w:val="22"/>
+              </w:rPr>
+              <w:t xml:space="preserve">Ilustración 7. </w:t>
+            </w:r>
+            <w:r>
+              <w:rPr>
+                <w:b w:val="0"/>
+                <w:bCs w:val="0"/>
+                <w:color w:val="000000"/>
+                <w:sz w:val="22"/>
+                <w:szCs w:val="22"/>
+              </w:rPr>
+              <w:t>Caso de Uso Resum</w:t>
+            </w:r>
+            <w:r>
+              <w:rPr>
+                <w:b w:val="0"/>
+                <w:bCs w:val="0"/>
+                <w:color w:val="000000"/>
+                <w:sz w:val="22"/>
+                <w:szCs w:val="22"/>
+              </w:rPr>
+              <w:t>ir</w:t>
+            </w:r>
+            <w:r>
+              <w:rPr>
+                <w:b w:val="0"/>
+                <w:bCs w:val="0"/>
+                <w:color w:val="000000"/>
+                <w:sz w:val="22"/>
+                <w:szCs w:val="22"/>
+              </w:rPr>
+              <w:t xml:space="preserve"> ventas de un partido</w:t>
+            </w:r>
+            <w:r>
+              <w:rPr>
+                <w:b w:val="0"/>
+                <w:bCs w:val="0"/>
+                <w:color w:val="000000"/>
+                <w:sz w:val="22"/>
+                <w:szCs w:val="22"/>
+              </w:rPr>
+              <w:tab/>
+              <w:t>12</w:t>
+            </w:r>
+          </w:hyperlink>
+        </w:p>
+        <w:p>
+          <w:pPr>
+            <w:widowControl w:val="0"/>
+            <w:tabs>
+              <w:tab w:val="right" w:leader="dot" w:pos="12000"/>
+            </w:tabs>
+            <w:spacing w:before="60" w:line="240" w:lineRule="auto"/>
             <w:rPr>
               <w:color w:val="000000"/>
               <w:sz w:val="22"/>
@@ -3501,7 +3807,7 @@
                 <w:sz w:val="22"/>
                 <w:szCs w:val="22"/>
               </w:rPr>
-              <w:t xml:space="preserve">Ilustración 7. </w:t>
+              <w:t xml:space="preserve">Ilustración </w:t>
             </w:r>
             <w:r>
               <w:rPr>
@@ -3511,7 +3817,7 @@
                 <w:sz w:val="22"/>
                 <w:szCs w:val="22"/>
               </w:rPr>
-              <w:t>Caso de Uso Resumen de ventas de un partido</w:t>
+              <w:t>8</w:t>
             </w:r>
             <w:r>
               <w:rPr>
@@ -3521,10 +3827,235 @@
                 <w:sz w:val="22"/>
                 <w:szCs w:val="22"/>
               </w:rPr>
+              <w:t xml:space="preserve">. </w:t>
+            </w:r>
+            <w:r>
+              <w:rPr>
+                <w:b w:val="0"/>
+                <w:bCs w:val="0"/>
+                <w:color w:val="000000"/>
+                <w:sz w:val="22"/>
+                <w:szCs w:val="22"/>
+              </w:rPr>
+              <w:t xml:space="preserve">Caso de Uso </w:t>
+            </w:r>
+            <w:r>
+              <w:rPr>
+                <w:b w:val="0"/>
+                <w:bCs w:val="0"/>
+                <w:color w:val="000000"/>
+                <w:sz w:val="22"/>
+                <w:szCs w:val="22"/>
+              </w:rPr>
+              <w:t>Iniciar sesión</w:t>
+            </w:r>
+            <w:r>
+              <w:rPr>
+                <w:b w:val="0"/>
+                <w:bCs w:val="0"/>
+                <w:color w:val="000000"/>
+                <w:sz w:val="22"/>
+                <w:szCs w:val="22"/>
+              </w:rPr>
               <w:tab/>
-              <w:t>12</w:t>
+            </w:r>
+            <w:r>
+              <w:rPr>
+                <w:b w:val="0"/>
+                <w:bCs w:val="0"/>
+                <w:color w:val="000000"/>
+                <w:sz w:val="22"/>
+                <w:szCs w:val="22"/>
+              </w:rPr>
+              <w:t>13</w:t>
             </w:r>
           </w:hyperlink>
+        </w:p>
+        <w:p>
+          <w:pPr>
+            <w:widowControl w:val="0"/>
+            <w:tabs>
+              <w:tab w:val="right" w:leader="dot" w:pos="12000"/>
+            </w:tabs>
+            <w:spacing w:before="60" w:line="240" w:lineRule="auto"/>
+            <w:rPr>
+              <w:color w:val="000000"/>
+              <w:sz w:val="22"/>
+              <w:szCs w:val="22"/>
+            </w:rPr>
+          </w:pPr>
+          <w:hyperlink w:anchor="_7kt5dbrw5595">
+            <w:r>
+              <w:rPr>
+                <w:b w:val="0"/>
+                <w:bCs w:val="0"/>
+                <w:color w:val="000000"/>
+                <w:sz w:val="22"/>
+                <w:szCs w:val="22"/>
+              </w:rPr>
+              <w:t xml:space="preserve">Ilustración </w:t>
+            </w:r>
+            <w:r>
+              <w:rPr>
+                <w:b w:val="0"/>
+                <w:bCs w:val="0"/>
+                <w:color w:val="000000"/>
+                <w:sz w:val="22"/>
+                <w:szCs w:val="22"/>
+              </w:rPr>
+              <w:t>9</w:t>
+            </w:r>
+            <w:r>
+              <w:rPr>
+                <w:b w:val="0"/>
+                <w:bCs w:val="0"/>
+                <w:color w:val="000000"/>
+                <w:sz w:val="22"/>
+                <w:szCs w:val="22"/>
+              </w:rPr>
+              <w:t xml:space="preserve">. </w:t>
+            </w:r>
+            <w:r>
+              <w:rPr>
+                <w:b w:val="0"/>
+                <w:bCs w:val="0"/>
+                <w:color w:val="000000"/>
+                <w:sz w:val="22"/>
+                <w:szCs w:val="22"/>
+              </w:rPr>
+              <w:t xml:space="preserve">Caso de Uso </w:t>
+            </w:r>
+            <w:r>
+              <w:rPr>
+                <w:b w:val="0"/>
+                <w:bCs w:val="0"/>
+                <w:color w:val="000000"/>
+                <w:sz w:val="22"/>
+                <w:szCs w:val="22"/>
+              </w:rPr>
+              <w:t>Crear cuenta</w:t>
+            </w:r>
+            <w:r>
+              <w:rPr>
+                <w:b w:val="0"/>
+                <w:bCs w:val="0"/>
+                <w:color w:val="000000"/>
+                <w:sz w:val="22"/>
+                <w:szCs w:val="22"/>
+              </w:rPr>
+              <w:tab/>
+            </w:r>
+            <w:r>
+              <w:rPr>
+                <w:b w:val="0"/>
+                <w:bCs w:val="0"/>
+                <w:color w:val="000000"/>
+                <w:sz w:val="22"/>
+                <w:szCs w:val="22"/>
+              </w:rPr>
+              <w:t>15</w:t>
+            </w:r>
+          </w:hyperlink>
+        </w:p>
+        <w:p>
+          <w:pPr>
+            <w:widowControl w:val="0"/>
+            <w:tabs>
+              <w:tab w:val="right" w:leader="dot" w:pos="12000"/>
+            </w:tabs>
+            <w:spacing w:before="60" w:line="240" w:lineRule="auto"/>
+            <w:rPr>
+              <w:color w:val="000000"/>
+              <w:sz w:val="22"/>
+              <w:szCs w:val="22"/>
+            </w:rPr>
+          </w:pPr>
+          <w:hyperlink w:anchor="_7kt5dbrw5595">
+            <w:r>
+              <w:rPr>
+                <w:b w:val="0"/>
+                <w:bCs w:val="0"/>
+                <w:color w:val="000000"/>
+                <w:sz w:val="22"/>
+                <w:szCs w:val="22"/>
+              </w:rPr>
+              <w:t xml:space="preserve">Ilustración </w:t>
+            </w:r>
+            <w:r>
+              <w:rPr>
+                <w:b w:val="0"/>
+                <w:bCs w:val="0"/>
+                <w:color w:val="000000"/>
+                <w:sz w:val="22"/>
+                <w:szCs w:val="22"/>
+              </w:rPr>
+              <w:t>10</w:t>
+            </w:r>
+            <w:r>
+              <w:rPr>
+                <w:b w:val="0"/>
+                <w:bCs w:val="0"/>
+                <w:color w:val="000000"/>
+                <w:sz w:val="22"/>
+                <w:szCs w:val="22"/>
+              </w:rPr>
+              <w:t xml:space="preserve">. </w:t>
+            </w:r>
+            <w:r>
+              <w:rPr>
+                <w:b w:val="0"/>
+                <w:bCs w:val="0"/>
+                <w:color w:val="000000"/>
+                <w:sz w:val="22"/>
+                <w:szCs w:val="22"/>
+              </w:rPr>
+              <w:t xml:space="preserve">Caso de Uso </w:t>
+            </w:r>
+            <w:r>
+              <w:rPr>
+                <w:b w:val="0"/>
+                <w:bCs w:val="0"/>
+                <w:color w:val="000000"/>
+                <w:sz w:val="22"/>
+                <w:szCs w:val="22"/>
+              </w:rPr>
+              <w:t>Cerrar sesión</w:t>
+            </w:r>
+            <w:r>
+              <w:rPr>
+                <w:b w:val="0"/>
+                <w:bCs w:val="0"/>
+                <w:color w:val="000000"/>
+                <w:sz w:val="22"/>
+                <w:szCs w:val="22"/>
+              </w:rPr>
+              <w:tab/>
+            </w:r>
+            <w:r>
+              <w:rPr>
+                <w:b w:val="0"/>
+                <w:bCs w:val="0"/>
+                <w:color w:val="000000"/>
+                <w:sz w:val="22"/>
+                <w:szCs w:val="22"/>
+              </w:rPr>
+              <w:t>16</w:t>
+            </w:r>
+          </w:hyperlink>
+        </w:p>
+        <w:p>
+          <w:pPr>
+            <w:widowControl w:val="0"/>
+            <w:tabs>
+              <w:tab w:val="right" w:leader="dot" w:pos="12000"/>
+            </w:tabs>
+            <w:spacing w:before="60" w:line="240" w:lineRule="auto"/>
+            <w:rPr>
+              <w:color w:val="000000"/>
+              <w:sz w:val="22"/>
+              <w:szCs w:val="22"/>
+            </w:rPr>
+          </w:pPr>
         </w:p>
       </w:sdtContent>
     </w:sdt>
@@ -3702,7 +4233,27 @@
                 <w:sz w:val="22"/>
                 <w:szCs w:val="22"/>
               </w:rPr>
-              <w:t>ECUD Disminuir o aumentar disponibilidad</w:t>
+              <w:t xml:space="preserve">ECUD </w:t>
+            </w:r>
+            <w:r>
+              <w:rPr>
+                <w:b w:val="0"/>
+                <w:bCs w:val="0"/>
+                <w:color w:val="000000"/>
+                <w:sz w:val="22"/>
+                <w:szCs w:val="22"/>
+              </w:rPr>
+              <w:t>Gestionar</w:t>
+            </w:r>
+            <w:r>
+              <w:rPr>
+                <w:b w:val="0"/>
+                <w:bCs w:val="0"/>
+                <w:color w:val="000000"/>
+                <w:sz w:val="22"/>
+                <w:szCs w:val="22"/>
+              </w:rPr>
+              <w:t xml:space="preserve"> disponibilidad</w:t>
             </w:r>
             <w:r>
               <w:rPr>
@@ -3939,6 +4490,289 @@
               <w:tab w:val="right" w:leader="dot" w:pos="12000"/>
             </w:tabs>
             <w:spacing w:before="60" w:line="240" w:lineRule="auto"/>
+          </w:pPr>
+          <w:hyperlink w:anchor="_yhmo2g75ulmw">
+            <w:r>
+              <w:rPr>
+                <w:b w:val="0"/>
+                <w:bCs w:val="0"/>
+                <w:color w:val="000000"/>
+                <w:sz w:val="22"/>
+                <w:szCs w:val="22"/>
+              </w:rPr>
+              <w:t xml:space="preserve">Tabla 7. </w:t>
+            </w:r>
+            <w:r>
+              <w:rPr>
+                <w:b w:val="0"/>
+                <w:bCs w:val="0"/>
+                <w:color w:val="000000"/>
+                <w:sz w:val="22"/>
+                <w:szCs w:val="22"/>
+              </w:rPr>
+              <w:t>ECUD Resum</w:t>
+            </w:r>
+            <w:r>
+              <w:rPr>
+                <w:b w:val="0"/>
+                <w:bCs w:val="0"/>
+                <w:color w:val="000000"/>
+                <w:sz w:val="22"/>
+                <w:szCs w:val="22"/>
+              </w:rPr>
+              <w:t>ir</w:t>
+            </w:r>
+            <w:r>
+              <w:rPr>
+                <w:b w:val="0"/>
+                <w:bCs w:val="0"/>
+                <w:color w:val="000000"/>
+                <w:sz w:val="22"/>
+                <w:szCs w:val="22"/>
+              </w:rPr>
+              <w:t xml:space="preserve"> ventas de un partido</w:t>
+            </w:r>
+            <w:r>
+              <w:rPr>
+                <w:b w:val="0"/>
+                <w:bCs w:val="0"/>
+                <w:color w:val="000000"/>
+                <w:sz w:val="22"/>
+                <w:szCs w:val="22"/>
+              </w:rPr>
+              <w:t>.</w:t>
+            </w:r>
+            <w:r>
+              <w:rPr>
+                <w:b w:val="0"/>
+                <w:bCs w:val="0"/>
+                <w:color w:val="000000"/>
+                <w:sz w:val="22"/>
+                <w:szCs w:val="22"/>
+              </w:rPr>
+              <w:tab/>
+            </w:r>
+            <w:r>
+              <w:rPr>
+                <w:b w:val="0"/>
+                <w:bCs w:val="0"/>
+                <w:color w:val="000000"/>
+                <w:sz w:val="22"/>
+                <w:szCs w:val="22"/>
+              </w:rPr>
+              <w:t>11</w:t>
+            </w:r>
+          </w:hyperlink>
+        </w:p>
+        <w:p>
+          <w:pPr>
+            <w:widowControl w:val="0"/>
+            <w:tabs>
+              <w:tab w:val="right" w:leader="dot" w:pos="12000"/>
+            </w:tabs>
+            <w:spacing w:before="60" w:line="240" w:lineRule="auto"/>
+          </w:pPr>
+          <w:hyperlink w:anchor="_yhmo2g75ulmw">
+            <w:r>
+              <w:rPr>
+                <w:b w:val="0"/>
+                <w:bCs w:val="0"/>
+                <w:color w:val="000000"/>
+                <w:sz w:val="22"/>
+                <w:szCs w:val="22"/>
+              </w:rPr>
+              <w:t xml:space="preserve">Tabla </w:t>
+            </w:r>
+            <w:r>
+              <w:rPr>
+                <w:b w:val="0"/>
+                <w:bCs w:val="0"/>
+                <w:color w:val="000000"/>
+                <w:sz w:val="22"/>
+                <w:szCs w:val="22"/>
+              </w:rPr>
+              <w:t>8</w:t>
+            </w:r>
+            <w:r>
+              <w:rPr>
+                <w:b w:val="0"/>
+                <w:bCs w:val="0"/>
+                <w:color w:val="000000"/>
+                <w:sz w:val="22"/>
+                <w:szCs w:val="22"/>
+              </w:rPr>
+              <w:t xml:space="preserve">. </w:t>
+            </w:r>
+            <w:r>
+              <w:rPr>
+                <w:b w:val="0"/>
+                <w:bCs w:val="0"/>
+                <w:color w:val="000000"/>
+                <w:sz w:val="22"/>
+                <w:szCs w:val="22"/>
+              </w:rPr>
+              <w:t xml:space="preserve">ECUD </w:t>
+            </w:r>
+            <w:r>
+              <w:rPr>
+                <w:b w:val="0"/>
+                <w:bCs w:val="0"/>
+                <w:color w:val="000000"/>
+                <w:sz w:val="22"/>
+                <w:szCs w:val="22"/>
+              </w:rPr>
+              <w:t>Iniciar sesió</w:t>
+            </w:r>
+            <w:r>
+              <w:rPr>
+                <w:b w:val="0"/>
+                <w:bCs w:val="0"/>
+                <w:color w:val="000000"/>
+                <w:sz w:val="22"/>
+                <w:szCs w:val="22"/>
+              </w:rPr>
+              <w:t>n</w:t>
+            </w:r>
+            <w:r>
+              <w:rPr>
+                <w:b w:val="0"/>
+                <w:bCs w:val="0"/>
+                <w:color w:val="000000"/>
+                <w:sz w:val="22"/>
+                <w:szCs w:val="22"/>
+              </w:rPr>
+              <w:t>.</w:t>
+            </w:r>
+            <w:r>
+              <w:rPr>
+                <w:b w:val="0"/>
+                <w:bCs w:val="0"/>
+                <w:color w:val="000000"/>
+                <w:sz w:val="22"/>
+                <w:szCs w:val="22"/>
+              </w:rPr>
+              <w:tab/>
+            </w:r>
+            <w:r>
+              <w:rPr>
+                <w:b w:val="0"/>
+                <w:bCs w:val="0"/>
+                <w:color w:val="000000"/>
+                <w:sz w:val="22"/>
+                <w:szCs w:val="22"/>
+              </w:rPr>
+              <w:t>12</w:t>
+            </w:r>
+          </w:hyperlink>
+        </w:p>
+        <w:p>
+          <w:pPr>
+            <w:widowControl w:val="0"/>
+            <w:tabs>
+              <w:tab w:val="right" w:leader="dot" w:pos="12000"/>
+            </w:tabs>
+            <w:spacing w:before="60" w:line="240" w:lineRule="auto"/>
+          </w:pPr>
+          <w:hyperlink w:anchor="_yhmo2g75ulmw">
+            <w:r>
+              <w:rPr>
+                <w:b w:val="0"/>
+                <w:bCs w:val="0"/>
+                <w:color w:val="000000"/>
+                <w:sz w:val="22"/>
+                <w:szCs w:val="22"/>
+              </w:rPr>
+              <w:t xml:space="preserve">Tabla </w:t>
+            </w:r>
+            <w:r>
+              <w:rPr>
+                <w:b w:val="0"/>
+                <w:bCs w:val="0"/>
+                <w:color w:val="000000"/>
+                <w:sz w:val="22"/>
+                <w:szCs w:val="22"/>
+              </w:rPr>
+              <w:t>9</w:t>
+            </w:r>
+            <w:r>
+              <w:rPr>
+                <w:b w:val="0"/>
+                <w:bCs w:val="0"/>
+                <w:color w:val="000000"/>
+                <w:sz w:val="22"/>
+                <w:szCs w:val="22"/>
+              </w:rPr>
+              <w:t xml:space="preserve">. </w:t>
+            </w:r>
+            <w:r>
+              <w:rPr>
+                <w:b w:val="0"/>
+                <w:bCs w:val="0"/>
+                <w:color w:val="000000"/>
+                <w:sz w:val="22"/>
+                <w:szCs w:val="22"/>
+              </w:rPr>
+              <w:t xml:space="preserve">ECUD </w:t>
+            </w:r>
+            <w:r>
+              <w:rPr>
+                <w:b w:val="0"/>
+                <w:bCs w:val="0"/>
+                <w:color w:val="000000"/>
+                <w:sz w:val="22"/>
+                <w:szCs w:val="22"/>
+              </w:rPr>
+              <w:t>C</w:t>
+            </w:r>
+            <w:r>
+              <w:rPr>
+                <w:b w:val="0"/>
+                <w:bCs w:val="0"/>
+                <w:color w:val="000000"/>
+                <w:sz w:val="22"/>
+                <w:szCs w:val="22"/>
+              </w:rPr>
+              <w:t>rear cuenta</w:t>
+            </w:r>
+            <w:r>
+              <w:rPr>
+                <w:b w:val="0"/>
+                <w:bCs w:val="0"/>
+                <w:color w:val="000000"/>
+                <w:sz w:val="22"/>
+                <w:szCs w:val="22"/>
+              </w:rPr>
+              <w:t>.</w:t>
+            </w:r>
+            <w:r>
+              <w:rPr>
+                <w:b w:val="0"/>
+                <w:bCs w:val="0"/>
+                <w:color w:val="000000"/>
+                <w:sz w:val="22"/>
+                <w:szCs w:val="22"/>
+              </w:rPr>
+              <w:tab/>
+            </w:r>
+            <w:r>
+              <w:rPr>
+                <w:b w:val="0"/>
+                <w:bCs w:val="0"/>
+                <w:color w:val="000000"/>
+                <w:sz w:val="22"/>
+                <w:szCs w:val="22"/>
+              </w:rPr>
+              <w:t>14</w:t>
+            </w:r>
+          </w:hyperlink>
+        </w:p>
+        <w:p>
+          <w:pPr>
+            <w:widowControl w:val="0"/>
+            <w:tabs>
+              <w:tab w:val="right" w:leader="dot" w:pos="12000"/>
+            </w:tabs>
+            <w:spacing w:before="60" w:line="240" w:lineRule="auto"/>
             <w:rPr>
               <w:color w:val="000000"/>
               <w:sz w:val="22"/>
@@ -3954,7 +4788,7 @@
                 <w:sz w:val="22"/>
                 <w:szCs w:val="22"/>
               </w:rPr>
-              <w:t xml:space="preserve">Tabla 7. </w:t>
+              <w:t xml:space="preserve">Tabla </w:t>
             </w:r>
             <w:r>
               <w:rPr>
@@ -3964,7 +4798,7 @@
                 <w:sz w:val="22"/>
                 <w:szCs w:val="22"/>
               </w:rPr>
-              <w:t>ECUD Resumen de ventas de un partido</w:t>
+              <w:t>10</w:t>
             </w:r>
             <w:r>
               <w:rPr>
@@ -3974,7 +4808,7 @@
                 <w:sz w:val="22"/>
                 <w:szCs w:val="22"/>
               </w:rPr>
-              <w:t>.</w:t>
+              <w:t xml:space="preserve">. </w:t>
             </w:r>
             <w:r>
               <w:rPr>
@@ -3984,7 +4818,7 @@
                 <w:sz w:val="22"/>
                 <w:szCs w:val="22"/>
               </w:rPr>
-              <w:tab/>
+              <w:t xml:space="preserve">ECUD </w:t>
             </w:r>
             <w:r>
               <w:rPr>
@@ -3994,111 +4828,56 @@
                 <w:sz w:val="22"/>
                 <w:szCs w:val="22"/>
               </w:rPr>
-              <w:t>11</w:t>
+              <w:t>Cerrar sesión</w:t>
+            </w:r>
+            <w:r>
+              <w:rPr>
+                <w:b w:val="0"/>
+                <w:bCs w:val="0"/>
+                <w:color w:val="000000"/>
+                <w:sz w:val="22"/>
+                <w:szCs w:val="22"/>
+              </w:rPr>
+              <w:t>.</w:t>
+            </w:r>
+            <w:r>
+              <w:rPr>
+                <w:b w:val="0"/>
+                <w:bCs w:val="0"/>
+                <w:color w:val="000000"/>
+                <w:sz w:val="22"/>
+                <w:szCs w:val="22"/>
+              </w:rPr>
+              <w:tab/>
+            </w:r>
+            <w:r>
+              <w:rPr>
+                <w:b w:val="0"/>
+                <w:bCs w:val="0"/>
+                <w:color w:val="000000"/>
+                <w:sz w:val="22"/>
+                <w:szCs w:val="22"/>
+              </w:rPr>
+              <w:t>16</w:t>
             </w:r>
           </w:hyperlink>
         </w:p>
       </w:sdtContent>
     </w:sdt>
-    <w:p>
-      <w:pPr>
-        <w:pStyle w:val="Ttulo1"/>
-        <w:rPr>
-          <w:color w:val="000000"/>
-        </w:rPr>
-      </w:pPr>
-      <w:bookmarkStart w:id="1" w:name="_1wtzgkyg0rj5" w:colFirst="0" w:colLast="0"/>
-      <w:bookmarkEnd w:id="1"/>
-    </w:p>
-    <w:p>
-      <w:pPr>
-        <w:rPr>
-          <w:color w:val="000000"/>
-        </w:rPr>
-      </w:pPr>
-    </w:p>
-    <w:p>
-      <w:pPr>
-        <w:jc w:val="both"/>
-        <w:rPr>
-          <w:b w:val="0"/>
-          <w:bCs w:val="0"/>
-          <w:color w:val="000000"/>
-          <w:sz w:val="26"/>
-          <w:szCs w:val="26"/>
-        </w:rPr>
-      </w:pPr>
-      <w:bookmarkStart w:id="2" w:name="_gjb1z7romnyx" w:colFirst="0" w:colLast="0"/>
-      <w:bookmarkEnd w:id="2"/>
-    </w:p>
-    <w:p>
-      <w:pPr>
-        <w:jc w:val="both"/>
-        <w:rPr>
-          <w:b w:val="0"/>
-          <w:bCs w:val="0"/>
-          <w:color w:val="000000"/>
-          <w:sz w:val="26"/>
-          <w:szCs w:val="26"/>
-        </w:rPr>
-      </w:pPr>
-      <w:bookmarkStart w:id="3" w:name="_it0hp2r5450f" w:colFirst="0" w:colLast="0"/>
-      <w:bookmarkEnd w:id="3"/>
-    </w:p>
-    <w:p>
-      <w:pPr>
-        <w:jc w:val="both"/>
-        <w:rPr>
-          <w:b w:val="0"/>
-          <w:bCs w:val="0"/>
-          <w:color w:val="000000"/>
-          <w:sz w:val="26"/>
-          <w:szCs w:val="26"/>
-        </w:rPr>
-      </w:pPr>
-      <w:bookmarkStart w:id="4" w:name="_wm4vmei3fhpi" w:colFirst="0" w:colLast="0"/>
-      <w:bookmarkEnd w:id="4"/>
-    </w:p>
-    <w:p>
-      <w:pPr>
-        <w:jc w:val="both"/>
-        <w:rPr>
-          <w:b w:val="0"/>
-          <w:bCs w:val="0"/>
-          <w:sz w:val="26"/>
-          <w:szCs w:val="26"/>
-        </w:rPr>
-      </w:pPr>
-      <w:bookmarkStart w:id="5" w:name="_yrt99db29x3n" w:colFirst="0" w:colLast="0"/>
-      <w:bookmarkEnd w:id="5"/>
-    </w:p>
-    <w:p>
-      <w:pPr>
-        <w:pStyle w:val="Ttulo1"/>
-        <w:rPr>
-          <w:b/>
-          <w:bCs/>
-          <w:color w:val="000000"/>
-          <w:sz w:val="24"/>
-          <w:szCs w:val="24"/>
-        </w:rPr>
-      </w:pPr>
-      <w:bookmarkStart w:id="6" w:name="_gtxwfz80ravo" w:colFirst="0" w:colLast="0"/>
-      <w:bookmarkEnd w:id="6"/>
-    </w:p>
-    <w:p>
-      <w:pPr>
-        <w:jc w:val="both"/>
-        <w:rPr>
-          <w:b w:val="0"/>
-          <w:bCs w:val="0"/>
-          <w:sz w:val="24"/>
-          <w:szCs w:val="24"/>
-        </w:rPr>
-      </w:pPr>
-      <w:bookmarkStart w:id="7" w:name="_5a2wrc4nwcdx" w:colFirst="0" w:colLast="0"/>
-      <w:bookmarkEnd w:id="7"/>
-    </w:p>
+    <w:bookmarkStart w:id="1" w:name="_5a2wrc4nwcdx" w:colFirst="0" w:colLast="0" w:displacedByCustomXml="prev"/>
+    <w:bookmarkEnd w:id="1" w:displacedByCustomXml="prev"/>
+    <w:bookmarkStart w:id="2" w:name="_gtxwfz80ravo" w:colFirst="0" w:colLast="0" w:displacedByCustomXml="prev"/>
+    <w:bookmarkEnd w:id="2" w:displacedByCustomXml="prev"/>
+    <w:bookmarkStart w:id="3" w:name="_yrt99db29x3n" w:colFirst="0" w:colLast="0" w:displacedByCustomXml="prev"/>
+    <w:bookmarkEnd w:id="3" w:displacedByCustomXml="prev"/>
+    <w:bookmarkStart w:id="4" w:name="_wm4vmei3fhpi" w:colFirst="0" w:colLast="0" w:displacedByCustomXml="prev"/>
+    <w:bookmarkEnd w:id="4" w:displacedByCustomXml="prev"/>
+    <w:bookmarkStart w:id="5" w:name="_it0hp2r5450f" w:colFirst="0" w:colLast="0" w:displacedByCustomXml="prev"/>
+    <w:bookmarkEnd w:id="5" w:displacedByCustomXml="prev"/>
+    <w:bookmarkStart w:id="6" w:name="_gjb1z7romnyx" w:colFirst="0" w:colLast="0" w:displacedByCustomXml="prev"/>
+    <w:bookmarkEnd w:id="6" w:displacedByCustomXml="prev"/>
+    <w:bookmarkStart w:id="7" w:name="_1wtzgkyg0rj5" w:colFirst="0" w:colLast="0" w:displacedByCustomXml="prev"/>
+    <w:bookmarkEnd w:id="7" w:displacedByCustomXml="prev"/>
     <w:p>
       <w:pPr>
         <w:jc w:val="both"/>
@@ -4111,6 +4890,7 @@
       <w:bookmarkStart w:id="8" w:name="_vrm4uwu76uox" w:colFirst="0" w:colLast="0"/>
       <w:bookmarkEnd w:id="8"/>
       <w:r>
+        <w:lastRenderedPageBreak/>
         <w:t>ESPECIFICACIÓN DE CASOS DE USO DETALLADO</w:t>
       </w:r>
       <w:r>
@@ -5166,16 +5946,15 @@
                 <w:bCs w:val="0"/>
                 <w:i/>
                 <w:iCs/>
-                <w:noProof/>
                 <w:color w:val="000000"/>
                 <w:sz w:val="24"/>
                 <w:szCs w:val="24"/>
               </w:rPr>
               <w:drawing>
-                <wp:inline distT="0" distB="0" distL="0" distR="0" wp14:anchorId="360EDF5D" wp14:editId="739BCD5F">
-                  <wp:extent cx="3962400" cy="3496945"/>
-                  <wp:effectExtent l="0" t="0" r="0" b="8255"/>
-                  <wp:docPr id="1258029466" name="Imagen 1"/>
+                <wp:inline distT="0" distB="0" distL="0" distR="0" wp14:anchorId="6F5C44FC" wp14:editId="41CF7893">
+                  <wp:extent cx="3962400" cy="3369945"/>
+                  <wp:effectExtent l="0" t="0" r="0" b="1905"/>
+                  <wp:docPr id="84570181" name="Imagen 1"/>
                   <wp:cNvGraphicFramePr>
                     <a:graphicFrameLocks xmlns:a="http://schemas.openxmlformats.org/drawingml/2006/main" noChangeAspect="1"/>
                   </wp:cNvGraphicFramePr>
@@ -5183,7 +5962,7 @@
                     <a:graphicData uri="http://schemas.openxmlformats.org/drawingml/2006/picture">
                       <pic:pic xmlns:pic="http://schemas.openxmlformats.org/drawingml/2006/picture">
                         <pic:nvPicPr>
-                          <pic:cNvPr id="1258029466" name=""/>
+                          <pic:cNvPr id="84570181" name=""/>
                           <pic:cNvPicPr/>
                         </pic:nvPicPr>
                         <pic:blipFill>
@@ -5195,7 +5974,7 @@
                         <pic:spPr>
                           <a:xfrm>
                             <a:off x="0" y="0"/>
-                            <a:ext cx="3962400" cy="3496945"/>
+                            <a:ext cx="3962400" cy="3369945"/>
                           </a:xfrm>
                           <a:prstGeom prst="rect">
                             <a:avLst/>
@@ -5936,7 +6715,6 @@
       <w:bookmarkStart w:id="13" w:name="_3mrhq5akhmcj" w:colFirst="0" w:colLast="0"/>
       <w:bookmarkEnd w:id="13"/>
       <w:r>
-        <w:lastRenderedPageBreak/>
         <w:t xml:space="preserve">Tabla 2. </w:t>
       </w:r>
       <w:r>
@@ -6063,6 +6841,7 @@
                 <w:sz w:val="24"/>
                 <w:szCs w:val="24"/>
               </w:rPr>
+              <w:lastRenderedPageBreak/>
               <w:t>Identificador:</w:t>
             </w:r>
           </w:p>
@@ -6693,15 +7472,14 @@
                 <w:bCs w:val="0"/>
                 <w:i/>
                 <w:iCs/>
-                <w:noProof/>
                 <w:sz w:val="24"/>
                 <w:szCs w:val="24"/>
               </w:rPr>
               <w:drawing>
-                <wp:inline distT="0" distB="0" distL="0" distR="0" wp14:anchorId="4FEA3E20" wp14:editId="685E39FF">
-                  <wp:extent cx="3962400" cy="3496945"/>
-                  <wp:effectExtent l="0" t="0" r="0" b="8255"/>
-                  <wp:docPr id="293741170" name="Imagen 1"/>
+                <wp:inline distT="0" distB="0" distL="0" distR="0" wp14:anchorId="319A1F34" wp14:editId="00ABE7BC">
+                  <wp:extent cx="3962400" cy="3369945"/>
+                  <wp:effectExtent l="0" t="0" r="0" b="1905"/>
+                  <wp:docPr id="1775510163" name="Imagen 1"/>
                   <wp:cNvGraphicFramePr>
                     <a:graphicFrameLocks xmlns:a="http://schemas.openxmlformats.org/drawingml/2006/main" noChangeAspect="1"/>
                   </wp:cNvGraphicFramePr>
@@ -6709,7 +7487,7 @@
                     <a:graphicData uri="http://schemas.openxmlformats.org/drawingml/2006/picture">
                       <pic:pic xmlns:pic="http://schemas.openxmlformats.org/drawingml/2006/picture">
                         <pic:nvPicPr>
-                          <pic:cNvPr id="293741170" name=""/>
+                          <pic:cNvPr id="1775510163" name=""/>
                           <pic:cNvPicPr/>
                         </pic:nvPicPr>
                         <pic:blipFill>
@@ -6721,7 +7499,7 @@
                         <pic:spPr>
                           <a:xfrm>
                             <a:off x="0" y="0"/>
-                            <a:ext cx="3962400" cy="3496945"/>
+                            <a:ext cx="3962400" cy="3369945"/>
                           </a:xfrm>
                           <a:prstGeom prst="rect">
                             <a:avLst/>
@@ -7091,6 +7869,7 @@
                 <w:sz w:val="24"/>
                 <w:szCs w:val="24"/>
               </w:rPr>
+              <w:lastRenderedPageBreak/>
               <w:t>Flujo Alternativo</w:t>
             </w:r>
           </w:p>
@@ -8198,16 +8977,15 @@
                 <w:bCs w:val="0"/>
                 <w:i/>
                 <w:iCs/>
-                <w:noProof/>
                 <w:color w:val="000000"/>
                 <w:sz w:val="24"/>
                 <w:szCs w:val="24"/>
               </w:rPr>
               <w:drawing>
-                <wp:inline distT="0" distB="0" distL="0" distR="0" wp14:anchorId="076D2823" wp14:editId="01A96E95">
-                  <wp:extent cx="3962400" cy="3496945"/>
-                  <wp:effectExtent l="0" t="0" r="0" b="8255"/>
-                  <wp:docPr id="1765227682" name="Imagen 1"/>
+                <wp:inline distT="0" distB="0" distL="0" distR="0" wp14:anchorId="4D95D972" wp14:editId="08C3C934">
+                  <wp:extent cx="3962400" cy="3369945"/>
+                  <wp:effectExtent l="0" t="0" r="0" b="1905"/>
+                  <wp:docPr id="1485036909" name="Imagen 1"/>
                   <wp:cNvGraphicFramePr>
                     <a:graphicFrameLocks xmlns:a="http://schemas.openxmlformats.org/drawingml/2006/main" noChangeAspect="1"/>
                   </wp:cNvGraphicFramePr>
@@ -8215,7 +8993,7 @@
                     <a:graphicData uri="http://schemas.openxmlformats.org/drawingml/2006/picture">
                       <pic:pic xmlns:pic="http://schemas.openxmlformats.org/drawingml/2006/picture">
                         <pic:nvPicPr>
-                          <pic:cNvPr id="1765227682" name=""/>
+                          <pic:cNvPr id="1485036909" name=""/>
                           <pic:cNvPicPr/>
                         </pic:nvPicPr>
                         <pic:blipFill>
@@ -8227,7 +9005,7 @@
                         <pic:spPr>
                           <a:xfrm>
                             <a:off x="0" y="0"/>
-                            <a:ext cx="3962400" cy="3496945"/>
+                            <a:ext cx="3962400" cy="3369945"/>
                           </a:xfrm>
                           <a:prstGeom prst="rect">
                             <a:avLst/>
@@ -8933,7 +9711,6 @@
         </w:rPr>
       </w:pPr>
       <w:r>
-        <w:lastRenderedPageBreak/>
         <w:t>Tabla 4.</w:t>
       </w:r>
       <w:r>
@@ -9058,6 +9835,7 @@
                 <w:sz w:val="24"/>
                 <w:szCs w:val="24"/>
               </w:rPr>
+              <w:lastRenderedPageBreak/>
               <w:t>Identificador:</w:t>
             </w:r>
           </w:p>
@@ -9735,16 +10513,15 @@
                 <w:bCs w:val="0"/>
                 <w:i/>
                 <w:iCs/>
-                <w:noProof/>
                 <w:color w:val="000000"/>
                 <w:sz w:val="24"/>
                 <w:szCs w:val="24"/>
               </w:rPr>
               <w:drawing>
-                <wp:inline distT="0" distB="0" distL="0" distR="0" wp14:anchorId="0BE2655B" wp14:editId="07571B05">
-                  <wp:extent cx="3962400" cy="3683000"/>
+                <wp:inline distT="0" distB="0" distL="0" distR="0" wp14:anchorId="55919D26" wp14:editId="4E46B0F7">
+                  <wp:extent cx="3962400" cy="2992120"/>
                   <wp:effectExtent l="0" t="0" r="0" b="0"/>
-                  <wp:docPr id="437172197" name="Imagen 1"/>
+                  <wp:docPr id="547291466" name="Imagen 1"/>
                   <wp:cNvGraphicFramePr>
                     <a:graphicFrameLocks xmlns:a="http://schemas.openxmlformats.org/drawingml/2006/main" noChangeAspect="1"/>
                   </wp:cNvGraphicFramePr>
@@ -9752,7 +10529,7 @@
                     <a:graphicData uri="http://schemas.openxmlformats.org/drawingml/2006/picture">
                       <pic:pic xmlns:pic="http://schemas.openxmlformats.org/drawingml/2006/picture">
                         <pic:nvPicPr>
-                          <pic:cNvPr id="437172197" name=""/>
+                          <pic:cNvPr id="547291466" name=""/>
                           <pic:cNvPicPr/>
                         </pic:nvPicPr>
                         <pic:blipFill>
@@ -9764,7 +10541,7 @@
                         <pic:spPr>
                           <a:xfrm>
                             <a:off x="0" y="0"/>
-                            <a:ext cx="3962400" cy="3683000"/>
+                            <a:ext cx="3962400" cy="2992120"/>
                           </a:xfrm>
                           <a:prstGeom prst="rect">
                             <a:avLst/>
@@ -10249,6 +11026,7 @@
                 <w:sz w:val="24"/>
                 <w:szCs w:val="24"/>
               </w:rPr>
+              <w:lastRenderedPageBreak/>
               <w:t>Error de comunicación con Federación: se muestra mensaje y lista vacía, registrando la incidencia.</w:t>
             </w:r>
           </w:p>
@@ -11238,7 +12016,6 @@
                 <w:sz w:val="24"/>
                 <w:szCs w:val="24"/>
               </w:rPr>
-              <w:lastRenderedPageBreak/>
               <w:t>Gráfico:</w:t>
             </w:r>
           </w:p>
@@ -11268,16 +12045,15 @@
                 <w:bCs w:val="0"/>
                 <w:i/>
                 <w:iCs/>
-                <w:noProof/>
                 <w:color w:val="000000"/>
                 <w:sz w:val="24"/>
                 <w:szCs w:val="24"/>
               </w:rPr>
               <w:drawing>
-                <wp:inline distT="0" distB="0" distL="0" distR="0" wp14:anchorId="4FBA5496" wp14:editId="3A4BDE1A">
-                  <wp:extent cx="3962400" cy="3989070"/>
+                <wp:inline distT="0" distB="0" distL="0" distR="0" wp14:anchorId="10C49E0A" wp14:editId="61EFA77E">
+                  <wp:extent cx="3962400" cy="2992120"/>
                   <wp:effectExtent l="0" t="0" r="0" b="0"/>
-                  <wp:docPr id="877840998" name="Imagen 1"/>
+                  <wp:docPr id="889001062" name="Imagen 1"/>
                   <wp:cNvGraphicFramePr>
                     <a:graphicFrameLocks xmlns:a="http://schemas.openxmlformats.org/drawingml/2006/main" noChangeAspect="1"/>
                   </wp:cNvGraphicFramePr>
@@ -11285,11 +12061,11 @@
                     <a:graphicData uri="http://schemas.openxmlformats.org/drawingml/2006/picture">
                       <pic:pic xmlns:pic="http://schemas.openxmlformats.org/drawingml/2006/picture">
                         <pic:nvPicPr>
-                          <pic:cNvPr id="877840998" name=""/>
+                          <pic:cNvPr id="889001062" name=""/>
                           <pic:cNvPicPr/>
                         </pic:nvPicPr>
                         <pic:blipFill>
-                          <a:blip r:embed="rId12"/>
+                          <a:blip r:embed="rId11"/>
                           <a:stretch>
                             <a:fillRect/>
                           </a:stretch>
@@ -11297,7 +12073,7 @@
                         <pic:spPr>
                           <a:xfrm>
                             <a:off x="0" y="0"/>
-                            <a:ext cx="3962400" cy="3989070"/>
+                            <a:ext cx="3962400" cy="2992120"/>
                           </a:xfrm>
                           <a:prstGeom prst="rect">
                             <a:avLst/>
@@ -11357,6 +12133,7 @@
                 <w:sz w:val="24"/>
                 <w:szCs w:val="24"/>
               </w:rPr>
+              <w:lastRenderedPageBreak/>
               <w:t>Flujo Básico</w:t>
             </w:r>
           </w:p>
@@ -12055,7 +12832,6 @@
                 <w:sz w:val="24"/>
                 <w:szCs w:val="24"/>
               </w:rPr>
-              <w:lastRenderedPageBreak/>
               <w:t>Identificador:</w:t>
             </w:r>
           </w:p>
@@ -12737,6 +13513,7 @@
                 <w:sz w:val="24"/>
                 <w:szCs w:val="24"/>
               </w:rPr>
+              <w:lastRenderedPageBreak/>
               <w:t>Gráfico:</w:t>
             </w:r>
           </w:p>
@@ -12768,16 +13545,15 @@
                 <w:bCs w:val="0"/>
                 <w:i/>
                 <w:iCs/>
-                <w:noProof/>
                 <w:color w:val="000000"/>
                 <w:sz w:val="24"/>
                 <w:szCs w:val="24"/>
               </w:rPr>
               <w:drawing>
-                <wp:inline distT="0" distB="0" distL="0" distR="0" wp14:anchorId="0F5C15F7" wp14:editId="5AC35249">
-                  <wp:extent cx="3962400" cy="3728085"/>
-                  <wp:effectExtent l="0" t="0" r="0" b="5715"/>
-                  <wp:docPr id="1198155112" name="Imagen 1"/>
+                <wp:inline distT="0" distB="0" distL="0" distR="0" wp14:anchorId="18604FD1" wp14:editId="41E2B435">
+                  <wp:extent cx="3962400" cy="2992120"/>
+                  <wp:effectExtent l="0" t="0" r="0" b="0"/>
+                  <wp:docPr id="1912749160" name="Imagen 1"/>
                   <wp:cNvGraphicFramePr>
                     <a:graphicFrameLocks xmlns:a="http://schemas.openxmlformats.org/drawingml/2006/main" noChangeAspect="1"/>
                   </wp:cNvGraphicFramePr>
@@ -12785,11 +13561,11 @@
                     <a:graphicData uri="http://schemas.openxmlformats.org/drawingml/2006/picture">
                       <pic:pic xmlns:pic="http://schemas.openxmlformats.org/drawingml/2006/picture">
                         <pic:nvPicPr>
-                          <pic:cNvPr id="1198155112" name=""/>
+                          <pic:cNvPr id="1912749160" name=""/>
                           <pic:cNvPicPr/>
                         </pic:nvPicPr>
                         <pic:blipFill>
-                          <a:blip r:embed="rId13"/>
+                          <a:blip r:embed="rId11"/>
                           <a:stretch>
                             <a:fillRect/>
                           </a:stretch>
@@ -12797,7 +13573,7 @@
                         <pic:spPr>
                           <a:xfrm>
                             <a:off x="0" y="0"/>
-                            <a:ext cx="3962400" cy="3728085"/>
+                            <a:ext cx="3962400" cy="2992120"/>
                           </a:xfrm>
                           <a:prstGeom prst="rect">
                             <a:avLst/>
@@ -13504,7 +14280,7 @@
           <w:sz w:val="24"/>
           <w:szCs w:val="24"/>
         </w:rPr>
-        <w:t>RESUMEN</w:t>
+        <w:t>RESUM</w:t>
       </w:r>
       <w:r>
         <w:rPr>
@@ -13512,23 +14288,7 @@
           <w:sz w:val="24"/>
           <w:szCs w:val="24"/>
         </w:rPr>
-        <w:t>_</w:t>
-      </w:r>
-      <w:r>
-        <w:rPr>
-          <w:color w:val="000000"/>
-          <w:sz w:val="24"/>
-          <w:szCs w:val="24"/>
-        </w:rPr>
-        <w:t>DE</w:t>
-      </w:r>
-      <w:r>
-        <w:rPr>
-          <w:color w:val="000000"/>
-          <w:sz w:val="24"/>
-          <w:szCs w:val="24"/>
-        </w:rPr>
-        <w:t>_</w:t>
+        <w:t>IR_</w:t>
       </w:r>
       <w:r>
         <w:rPr>
@@ -13639,7 +14399,27 @@
           <w:sz w:val="24"/>
           <w:szCs w:val="24"/>
         </w:rPr>
-        <w:t>ECUD_RESUMEN_DE_VENTAS_DE_UN_PARTIDO_(TICKETPREMIUM)</w:t>
+        <w:t>ECUD_RESUM</w:t>
+      </w:r>
+      <w:r>
+        <w:rPr>
+          <w:b w:val="0"/>
+          <w:bCs w:val="0"/>
+          <w:color w:val="000000"/>
+          <w:sz w:val="24"/>
+          <w:szCs w:val="24"/>
+        </w:rPr>
+        <w:t>IR</w:t>
+      </w:r>
+      <w:r>
+        <w:rPr>
+          <w:b w:val="0"/>
+          <w:bCs w:val="0"/>
+          <w:color w:val="000000"/>
+          <w:sz w:val="24"/>
+          <w:szCs w:val="24"/>
+        </w:rPr>
+        <w:t>_VENTAS_DE_UN_PARTIDO_(TICKETPREMIUM)</w:t>
       </w:r>
     </w:p>
     <w:p>
@@ -13651,6 +14431,7 @@
         </w:rPr>
       </w:pPr>
       <w:r>
+        <w:lastRenderedPageBreak/>
         <w:t xml:space="preserve">Tabla </w:t>
       </w:r>
       <w:r>
@@ -13757,7 +14538,25 @@
                 <w:sz w:val="24"/>
                 <w:szCs w:val="24"/>
               </w:rPr>
-              <w:t>Resumen de ventas de un partido</w:t>
+              <w:t>Resu</w:t>
+            </w:r>
+            <w:r>
+              <w:rPr>
+                <w:b w:val="0"/>
+                <w:bCs w:val="0"/>
+                <w:sz w:val="24"/>
+                <w:szCs w:val="24"/>
+              </w:rPr>
+              <w:t>mir</w:t>
+            </w:r>
+            <w:r>
+              <w:rPr>
+                <w:b w:val="0"/>
+                <w:bCs w:val="0"/>
+                <w:sz w:val="24"/>
+                <w:szCs w:val="24"/>
+              </w:rPr>
+              <w:t xml:space="preserve"> ventas de un partido</w:t>
             </w:r>
           </w:p>
         </w:tc>
@@ -14448,7 +15247,6 @@
                 <w:sz w:val="24"/>
                 <w:szCs w:val="24"/>
               </w:rPr>
-              <w:lastRenderedPageBreak/>
               <w:t>Gráfico:</w:t>
             </w:r>
           </w:p>
@@ -14478,16 +15276,15 @@
                 <w:bCs w:val="0"/>
                 <w:i/>
                 <w:iCs/>
-                <w:noProof/>
                 <w:color w:val="000000"/>
                 <w:sz w:val="24"/>
                 <w:szCs w:val="24"/>
               </w:rPr>
               <w:drawing>
-                <wp:inline distT="0" distB="0" distL="0" distR="0" wp14:anchorId="11F69EB2" wp14:editId="3D32CA30">
-                  <wp:extent cx="3971290" cy="2604135"/>
-                  <wp:effectExtent l="0" t="0" r="0" b="5715"/>
-                  <wp:docPr id="781035017" name="Imagen 1"/>
+                <wp:inline distT="0" distB="0" distL="0" distR="0" wp14:anchorId="6F9FE780" wp14:editId="6480FD01">
+                  <wp:extent cx="3971290" cy="3904615"/>
+                  <wp:effectExtent l="0" t="0" r="0" b="635"/>
+                  <wp:docPr id="1465262677" name="Imagen 1"/>
                   <wp:cNvGraphicFramePr>
                     <a:graphicFrameLocks xmlns:a="http://schemas.openxmlformats.org/drawingml/2006/main" noChangeAspect="1"/>
                   </wp:cNvGraphicFramePr>
@@ -14495,11 +15292,11 @@
                     <a:graphicData uri="http://schemas.openxmlformats.org/drawingml/2006/picture">
                       <pic:pic xmlns:pic="http://schemas.openxmlformats.org/drawingml/2006/picture">
                         <pic:nvPicPr>
-                          <pic:cNvPr id="781035017" name=""/>
+                          <pic:cNvPr id="1465262677" name=""/>
                           <pic:cNvPicPr/>
                         </pic:nvPicPr>
                         <pic:blipFill>
-                          <a:blip r:embed="rId14"/>
+                          <a:blip r:embed="rId12"/>
                           <a:stretch>
                             <a:fillRect/>
                           </a:stretch>
@@ -14507,7 +15304,7 @@
                         <pic:spPr>
                           <a:xfrm>
                             <a:off x="0" y="0"/>
-                            <a:ext cx="3971290" cy="2604135"/>
+                            <a:ext cx="3971290" cy="3904615"/>
                           </a:xfrm>
                           <a:prstGeom prst="rect">
                             <a:avLst/>
@@ -14631,6 +15428,7 @@
                 <w:sz w:val="24"/>
                 <w:szCs w:val="24"/>
               </w:rPr>
+              <w:lastRenderedPageBreak/>
               <w:t>Convertir Unidades de Temperatura</w:t>
             </w:r>
           </w:p>
@@ -15068,6 +15866,4730 @@
                 <w:szCs w:val="24"/>
               </w:rPr>
               <w:t>. No hay ventas o falla de Federación: el sistema muestra reporte vacío o con datos N/A</w:t>
+            </w:r>
+          </w:p>
+        </w:tc>
+      </w:tr>
+      <w:tr>
+        <w:trPr>
+          <w:trHeight w:val="52"/>
+        </w:trPr>
+        <w:tc>
+          <w:tcPr>
+            <w:tcW w:w="9016" w:type="dxa"/>
+            <w:gridSpan w:val="5"/>
+            <w:shd w:val="clear" w:color="auto" w:fill="D9D9D9" w:themeFill="background1" w:themeFillShade="D9"/>
+          </w:tcPr>
+          <w:p>
+            <w:pPr>
+              <w:rPr>
+                <w:b w:val="0"/>
+                <w:bCs w:val="0"/>
+                <w:color w:val="000000"/>
+                <w:sz w:val="24"/>
+                <w:szCs w:val="24"/>
+              </w:rPr>
+            </w:pPr>
+            <w:r>
+              <w:rPr>
+                <w:color w:val="000000"/>
+                <w:sz w:val="24"/>
+                <w:szCs w:val="24"/>
+              </w:rPr>
+              <w:t>Casos de uso incluidos:</w:t>
+            </w:r>
+            <w:r>
+              <w:rPr>
+                <w:b w:val="0"/>
+                <w:bCs w:val="0"/>
+                <w:color w:val="000000"/>
+                <w:sz w:val="24"/>
+                <w:szCs w:val="24"/>
+              </w:rPr>
+              <w:t xml:space="preserve"> N/A</w:t>
+            </w:r>
+          </w:p>
+        </w:tc>
+      </w:tr>
+      <w:tr>
+        <w:trPr>
+          <w:trHeight w:val="257"/>
+        </w:trPr>
+        <w:tc>
+          <w:tcPr>
+            <w:tcW w:w="9016" w:type="dxa"/>
+            <w:gridSpan w:val="5"/>
+            <w:shd w:val="clear" w:color="auto" w:fill="D9D9D9" w:themeFill="background1" w:themeFillShade="D9"/>
+          </w:tcPr>
+          <w:p>
+            <w:pPr>
+              <w:rPr>
+                <w:b w:val="0"/>
+                <w:bCs w:val="0"/>
+                <w:color w:val="000000"/>
+                <w:sz w:val="24"/>
+                <w:szCs w:val="24"/>
+              </w:rPr>
+            </w:pPr>
+            <w:r>
+              <w:rPr>
+                <w:color w:val="000000"/>
+                <w:sz w:val="24"/>
+                <w:szCs w:val="24"/>
+              </w:rPr>
+              <w:t>Casos de uso extendidos:</w:t>
+            </w:r>
+            <w:r>
+              <w:rPr>
+                <w:b w:val="0"/>
+                <w:bCs w:val="0"/>
+                <w:color w:val="000000"/>
+                <w:sz w:val="24"/>
+                <w:szCs w:val="24"/>
+              </w:rPr>
+              <w:t xml:space="preserve"> N/A</w:t>
+            </w:r>
+          </w:p>
+        </w:tc>
+      </w:tr>
+    </w:tbl>
+    <w:p/>
+    <w:p/>
+    <w:p>
+      <w:pPr>
+        <w:rPr>
+          <w:color w:val="000000"/>
+          <w:sz w:val="24"/>
+          <w:szCs w:val="24"/>
+        </w:rPr>
+      </w:pPr>
+      <w:r>
+        <w:rPr>
+          <w:color w:val="000000"/>
+          <w:sz w:val="24"/>
+          <w:szCs w:val="24"/>
+        </w:rPr>
+        <w:t>ECUD</w:t>
+      </w:r>
+      <w:r>
+        <w:rPr>
+          <w:color w:val="000000"/>
+          <w:sz w:val="24"/>
+          <w:szCs w:val="24"/>
+        </w:rPr>
+        <w:t>_</w:t>
+      </w:r>
+      <w:r>
+        <w:rPr>
+          <w:color w:val="000000"/>
+          <w:sz w:val="24"/>
+          <w:szCs w:val="24"/>
+        </w:rPr>
+        <w:t>INICIAR_SESION</w:t>
+      </w:r>
+      <w:r>
+        <w:rPr>
+          <w:color w:val="000000"/>
+          <w:sz w:val="24"/>
+          <w:szCs w:val="24"/>
+        </w:rPr>
+        <w:t>_</w:t>
+      </w:r>
+      <w:r>
+        <w:rPr>
+          <w:color w:val="000000"/>
+          <w:sz w:val="24"/>
+          <w:szCs w:val="24"/>
+        </w:rPr>
+        <w:t>(TICKETPREMIUM)</w:t>
+      </w:r>
+    </w:p>
+    <w:p>
+      <w:pPr>
+        <w:rPr>
+          <w:color w:val="000000"/>
+          <w:sz w:val="24"/>
+          <w:szCs w:val="24"/>
+        </w:rPr>
+      </w:pPr>
+      <w:r>
+        <w:rPr>
+          <w:b w:val="0"/>
+          <w:bCs w:val="0"/>
+          <w:color w:val="000000"/>
+          <w:sz w:val="24"/>
+          <w:szCs w:val="24"/>
+        </w:rPr>
+        <w:t xml:space="preserve">A continuación, se muestra </w:t>
+      </w:r>
+      <w:r>
+        <w:rPr>
+          <w:b w:val="0"/>
+          <w:bCs w:val="0"/>
+          <w:color w:val="000000"/>
+          <w:sz w:val="24"/>
+          <w:szCs w:val="24"/>
+        </w:rPr>
+        <w:t>ECUD_INICIAR_SESION_(TICKETPREMIUM)</w:t>
+      </w:r>
+    </w:p>
+    <w:p>
+      <w:pPr>
+        <w:pStyle w:val="Ttulo4"/>
+        <w:rPr>
+          <w:b w:val="0"/>
+          <w:bCs w:val="0"/>
+        </w:rPr>
+      </w:pPr>
+      <w:r>
+        <w:t xml:space="preserve">Tabla </w:t>
+      </w:r>
+      <w:r>
+        <w:t>8</w:t>
+      </w:r>
+      <w:r>
+        <w:t xml:space="preserve">. </w:t>
+      </w:r>
+      <w:r>
+        <w:rPr>
+          <w:b w:val="0"/>
+          <w:bCs w:val="0"/>
+        </w:rPr>
+        <w:t xml:space="preserve">ECUD </w:t>
+      </w:r>
+      <w:r>
+        <w:rPr>
+          <w:b w:val="0"/>
+          <w:bCs w:val="0"/>
+        </w:rPr>
+        <w:t>Iniciar sesión</w:t>
+      </w:r>
+      <w:r>
+        <w:rPr>
+          <w:b w:val="0"/>
+          <w:bCs w:val="0"/>
+        </w:rPr>
+        <w:t>.</w:t>
+      </w:r>
+    </w:p>
+    <w:tbl>
+      <w:tblPr>
+        <w:tblW w:w="9016" w:type="dxa"/>
+        <w:tblBorders>
+          <w:top w:val="single" w:sz="4" w:space="0" w:color="000000"/>
+          <w:left w:val="single" w:sz="4" w:space="0" w:color="000000"/>
+          <w:bottom w:val="single" w:sz="4" w:space="0" w:color="000000"/>
+          <w:right w:val="single" w:sz="4" w:space="0" w:color="000000"/>
+          <w:insideH w:val="single" w:sz="4" w:space="0" w:color="000000"/>
+          <w:insideV w:val="single" w:sz="4" w:space="0" w:color="000000"/>
+        </w:tblBorders>
+        <w:shd w:val="clear" w:color="auto" w:fill="D9D9D9" w:themeFill="background1" w:themeFillShade="D9"/>
+        <w:tblLayout w:type="fixed"/>
+        <w:tblLook w:val="0000" w:firstRow="0" w:lastRow="0" w:firstColumn="0" w:lastColumn="0" w:noHBand="0" w:noVBand="0"/>
+      </w:tblPr>
+      <w:tblGrid>
+        <w:gridCol w:w="2546"/>
+        <w:gridCol w:w="1632"/>
+        <w:gridCol w:w="609"/>
+        <w:gridCol w:w="2283"/>
+        <w:gridCol w:w="1946"/>
+      </w:tblGrid>
+      <w:tr>
+        <w:trPr>
+          <w:trHeight w:val="317"/>
+        </w:trPr>
+        <w:tc>
+          <w:tcPr>
+            <w:tcW w:w="2546" w:type="dxa"/>
+            <w:shd w:val="clear" w:color="auto" w:fill="D9D9D9" w:themeFill="background1" w:themeFillShade="D9"/>
+            <w:vAlign w:val="center"/>
+          </w:tcPr>
+          <w:p>
+            <w:pPr>
+              <w:spacing w:line="240" w:lineRule="auto"/>
+              <w:jc w:val="right"/>
+              <w:rPr>
+                <w:color w:val="000000"/>
+                <w:sz w:val="24"/>
+                <w:szCs w:val="24"/>
+              </w:rPr>
+            </w:pPr>
+            <w:r>
+              <w:rPr>
+                <w:color w:val="000000"/>
+                <w:sz w:val="24"/>
+                <w:szCs w:val="24"/>
+              </w:rPr>
+              <w:t xml:space="preserve">Nombre Caso de Uso: </w:t>
+            </w:r>
+          </w:p>
+        </w:tc>
+        <w:tc>
+          <w:tcPr>
+            <w:tcW w:w="6470" w:type="dxa"/>
+            <w:gridSpan w:val="4"/>
+            <w:shd w:val="clear" w:color="auto" w:fill="D9D9D9" w:themeFill="background1" w:themeFillShade="D9"/>
+          </w:tcPr>
+          <w:p>
+            <w:pPr>
+              <w:jc w:val="center"/>
+              <w:rPr>
+                <w:b w:val="0"/>
+                <w:bCs w:val="0"/>
+                <w:color w:val="000000"/>
+                <w:sz w:val="24"/>
+                <w:szCs w:val="24"/>
+              </w:rPr>
+            </w:pPr>
+            <w:r>
+              <w:rPr>
+                <w:b w:val="0"/>
+                <w:bCs w:val="0"/>
+                <w:sz w:val="24"/>
+                <w:szCs w:val="24"/>
+              </w:rPr>
+              <w:t>Iniciar sesión</w:t>
+            </w:r>
+          </w:p>
+        </w:tc>
+      </w:tr>
+      <w:tr>
+        <w:trPr>
+          <w:trHeight w:val="119"/>
+        </w:trPr>
+        <w:tc>
+          <w:tcPr>
+            <w:tcW w:w="2546" w:type="dxa"/>
+            <w:shd w:val="clear" w:color="auto" w:fill="D9D9D9" w:themeFill="background1" w:themeFillShade="D9"/>
+            <w:vAlign w:val="center"/>
+          </w:tcPr>
+          <w:p>
+            <w:pPr>
+              <w:jc w:val="right"/>
+              <w:rPr>
+                <w:color w:val="000000"/>
+                <w:sz w:val="24"/>
+                <w:szCs w:val="24"/>
+              </w:rPr>
+            </w:pPr>
+            <w:r>
+              <w:rPr>
+                <w:color w:val="000000"/>
+                <w:sz w:val="24"/>
+                <w:szCs w:val="24"/>
+              </w:rPr>
+              <w:t>Identificador:</w:t>
+            </w:r>
+          </w:p>
+        </w:tc>
+        <w:tc>
+          <w:tcPr>
+            <w:tcW w:w="6470" w:type="dxa"/>
+            <w:gridSpan w:val="4"/>
+            <w:shd w:val="clear" w:color="auto" w:fill="F2F2F2" w:themeFill="background1" w:themeFillShade="F2"/>
+          </w:tcPr>
+          <w:p>
+            <w:pPr>
+              <w:rPr>
+                <w:b w:val="0"/>
+                <w:bCs w:val="0"/>
+                <w:color w:val="000000"/>
+                <w:sz w:val="24"/>
+                <w:szCs w:val="24"/>
+              </w:rPr>
+            </w:pPr>
+            <w:r>
+              <w:rPr>
+                <w:b w:val="0"/>
+                <w:bCs w:val="0"/>
+                <w:sz w:val="24"/>
+                <w:szCs w:val="24"/>
+              </w:rPr>
+              <w:t>ECUD</w:t>
+            </w:r>
+            <w:r>
+              <w:rPr>
+                <w:b w:val="0"/>
+                <w:bCs w:val="0"/>
+                <w:sz w:val="24"/>
+                <w:szCs w:val="24"/>
+              </w:rPr>
+              <w:t>8</w:t>
+            </w:r>
+          </w:p>
+        </w:tc>
+      </w:tr>
+      <w:tr>
+        <w:trPr>
+          <w:trHeight w:val="510"/>
+        </w:trPr>
+        <w:tc>
+          <w:tcPr>
+            <w:tcW w:w="2546" w:type="dxa"/>
+            <w:shd w:val="clear" w:color="auto" w:fill="D9D9D9" w:themeFill="background1" w:themeFillShade="D9"/>
+            <w:vAlign w:val="center"/>
+          </w:tcPr>
+          <w:p>
+            <w:pPr>
+              <w:jc w:val="right"/>
+              <w:rPr>
+                <w:color w:val="000000"/>
+                <w:sz w:val="24"/>
+                <w:szCs w:val="24"/>
+              </w:rPr>
+            </w:pPr>
+            <w:r>
+              <w:rPr>
+                <w:color w:val="000000"/>
+                <w:sz w:val="24"/>
+                <w:szCs w:val="24"/>
+              </w:rPr>
+              <w:t>Descripción:</w:t>
+            </w:r>
+          </w:p>
+        </w:tc>
+        <w:tc>
+          <w:tcPr>
+            <w:tcW w:w="6470" w:type="dxa"/>
+            <w:gridSpan w:val="4"/>
+            <w:shd w:val="clear" w:color="auto" w:fill="D9D9D9" w:themeFill="background1" w:themeFillShade="D9"/>
+          </w:tcPr>
+          <w:p>
+            <w:pPr>
+              <w:rPr>
+                <w:b w:val="0"/>
+                <w:bCs w:val="0"/>
+                <w:color w:val="000000"/>
+                <w:sz w:val="24"/>
+                <w:szCs w:val="24"/>
+              </w:rPr>
+            </w:pPr>
+            <w:r>
+              <w:rPr>
+                <w:b w:val="0"/>
+                <w:bCs w:val="0"/>
+                <w:sz w:val="24"/>
+                <w:szCs w:val="24"/>
+              </w:rPr>
+              <w:t xml:space="preserve">Permite al usuario autenticarse en la plataforma </w:t>
+            </w:r>
+            <w:proofErr w:type="spellStart"/>
+            <w:r>
+              <w:rPr>
+                <w:b w:val="0"/>
+                <w:bCs w:val="0"/>
+                <w:sz w:val="24"/>
+                <w:szCs w:val="24"/>
+              </w:rPr>
+              <w:t>TicketPremium</w:t>
+            </w:r>
+            <w:proofErr w:type="spellEnd"/>
+            <w:r>
+              <w:rPr>
+                <w:b w:val="0"/>
+                <w:bCs w:val="0"/>
+                <w:sz w:val="24"/>
+                <w:szCs w:val="24"/>
+              </w:rPr>
+              <w:t xml:space="preserve"> ingresando sus credenciales (correo electrónico y contraseña) para acceder a la compra de boletos y gestión de perfil.</w:t>
+            </w:r>
+          </w:p>
+        </w:tc>
+      </w:tr>
+      <w:tr>
+        <w:trPr>
+          <w:trHeight w:val="536"/>
+        </w:trPr>
+        <w:tc>
+          <w:tcPr>
+            <w:tcW w:w="2546" w:type="dxa"/>
+            <w:shd w:val="clear" w:color="auto" w:fill="D9D9D9" w:themeFill="background1" w:themeFillShade="D9"/>
+            <w:vAlign w:val="center"/>
+          </w:tcPr>
+          <w:p>
+            <w:pPr>
+              <w:jc w:val="right"/>
+              <w:rPr>
+                <w:color w:val="000000"/>
+                <w:sz w:val="24"/>
+                <w:szCs w:val="24"/>
+              </w:rPr>
+            </w:pPr>
+            <w:r>
+              <w:rPr>
+                <w:color w:val="000000"/>
+                <w:sz w:val="24"/>
+                <w:szCs w:val="24"/>
+              </w:rPr>
+              <w:t>Meta:</w:t>
+            </w:r>
+          </w:p>
+        </w:tc>
+        <w:tc>
+          <w:tcPr>
+            <w:tcW w:w="6470" w:type="dxa"/>
+            <w:gridSpan w:val="4"/>
+            <w:shd w:val="clear" w:color="auto" w:fill="F2F2F2" w:themeFill="background1" w:themeFillShade="F2"/>
+          </w:tcPr>
+          <w:p>
+            <w:pPr>
+              <w:rPr>
+                <w:b w:val="0"/>
+                <w:bCs w:val="0"/>
+                <w:color w:val="000000"/>
+                <w:sz w:val="24"/>
+                <w:szCs w:val="24"/>
+              </w:rPr>
+            </w:pPr>
+            <w:r>
+              <w:rPr>
+                <w:b w:val="0"/>
+                <w:bCs w:val="0"/>
+                <w:sz w:val="24"/>
+                <w:szCs w:val="24"/>
+              </w:rPr>
+              <w:t xml:space="preserve">Validar la identidad del usuario y </w:t>
+            </w:r>
+            <w:proofErr w:type="gramStart"/>
+            <w:r>
+              <w:rPr>
+                <w:b w:val="0"/>
+                <w:bCs w:val="0"/>
+                <w:sz w:val="24"/>
+                <w:szCs w:val="24"/>
+              </w:rPr>
+              <w:t>otorgarle</w:t>
+            </w:r>
+            <w:proofErr w:type="gramEnd"/>
+            <w:r>
+              <w:rPr>
+                <w:b w:val="0"/>
+                <w:bCs w:val="0"/>
+                <w:sz w:val="24"/>
+                <w:szCs w:val="24"/>
+              </w:rPr>
+              <w:t xml:space="preserve"> acceso seguro a las funcionalidades del sistema.</w:t>
+            </w:r>
+          </w:p>
+        </w:tc>
+      </w:tr>
+      <w:tr>
+        <w:trPr>
+          <w:trHeight w:val="347"/>
+        </w:trPr>
+        <w:tc>
+          <w:tcPr>
+            <w:tcW w:w="2546" w:type="dxa"/>
+            <w:shd w:val="clear" w:color="auto" w:fill="D9D9D9" w:themeFill="background1" w:themeFillShade="D9"/>
+            <w:vAlign w:val="center"/>
+          </w:tcPr>
+          <w:p>
+            <w:pPr>
+              <w:jc w:val="right"/>
+              <w:rPr>
+                <w:color w:val="000000"/>
+                <w:sz w:val="24"/>
+                <w:szCs w:val="24"/>
+              </w:rPr>
+            </w:pPr>
+            <w:r>
+              <w:rPr>
+                <w:color w:val="000000"/>
+                <w:sz w:val="24"/>
+                <w:szCs w:val="24"/>
+              </w:rPr>
+              <w:t>Estado:</w:t>
+            </w:r>
+          </w:p>
+        </w:tc>
+        <w:tc>
+          <w:tcPr>
+            <w:tcW w:w="2241" w:type="dxa"/>
+            <w:gridSpan w:val="2"/>
+            <w:shd w:val="clear" w:color="auto" w:fill="D9D9D9" w:themeFill="background1" w:themeFillShade="D9"/>
+            <w:vAlign w:val="center"/>
+          </w:tcPr>
+          <w:p>
+            <w:pPr>
+              <w:jc w:val="center"/>
+              <w:rPr>
+                <w:b w:val="0"/>
+                <w:bCs w:val="0"/>
+                <w:color w:val="000000"/>
+                <w:sz w:val="24"/>
+                <w:szCs w:val="24"/>
+              </w:rPr>
+            </w:pPr>
+            <w:r>
+              <w:rPr>
+                <w:b w:val="0"/>
+                <w:bCs w:val="0"/>
+                <w:color w:val="000000"/>
+                <w:sz w:val="24"/>
+                <w:szCs w:val="24"/>
+              </w:rPr>
+              <w:t>Activo</w:t>
+            </w:r>
+          </w:p>
+        </w:tc>
+        <w:tc>
+          <w:tcPr>
+            <w:tcW w:w="2283" w:type="dxa"/>
+            <w:shd w:val="clear" w:color="auto" w:fill="D9D9D9" w:themeFill="background1" w:themeFillShade="D9"/>
+            <w:vAlign w:val="center"/>
+          </w:tcPr>
+          <w:p>
+            <w:pPr>
+              <w:jc w:val="center"/>
+              <w:rPr>
+                <w:b w:val="0"/>
+                <w:bCs w:val="0"/>
+                <w:color w:val="000000"/>
+                <w:sz w:val="24"/>
+                <w:szCs w:val="24"/>
+              </w:rPr>
+            </w:pPr>
+            <w:r>
+              <w:rPr>
+                <w:b w:val="0"/>
+                <w:bCs w:val="0"/>
+                <w:color w:val="000000"/>
+                <w:sz w:val="24"/>
+                <w:szCs w:val="24"/>
+              </w:rPr>
+              <w:t>Versión:</w:t>
+            </w:r>
+          </w:p>
+        </w:tc>
+        <w:tc>
+          <w:tcPr>
+            <w:tcW w:w="1946" w:type="dxa"/>
+            <w:shd w:val="clear" w:color="auto" w:fill="D9D9D9" w:themeFill="background1" w:themeFillShade="D9"/>
+            <w:vAlign w:val="center"/>
+          </w:tcPr>
+          <w:p>
+            <w:pPr>
+              <w:jc w:val="center"/>
+              <w:rPr>
+                <w:b w:val="0"/>
+                <w:bCs w:val="0"/>
+                <w:color w:val="000000"/>
+                <w:sz w:val="24"/>
+                <w:szCs w:val="24"/>
+              </w:rPr>
+            </w:pPr>
+            <w:r>
+              <w:rPr>
+                <w:b w:val="0"/>
+                <w:bCs w:val="0"/>
+                <w:color w:val="000000"/>
+                <w:sz w:val="24"/>
+                <w:szCs w:val="24"/>
+              </w:rPr>
+              <w:t>1.0</w:t>
+            </w:r>
+          </w:p>
+        </w:tc>
+      </w:tr>
+      <w:tr>
+        <w:trPr>
+          <w:trHeight w:val="241"/>
+        </w:trPr>
+        <w:tc>
+          <w:tcPr>
+            <w:tcW w:w="2546" w:type="dxa"/>
+            <w:shd w:val="clear" w:color="auto" w:fill="D9D9D9" w:themeFill="background1" w:themeFillShade="D9"/>
+            <w:vAlign w:val="center"/>
+          </w:tcPr>
+          <w:p>
+            <w:pPr>
+              <w:jc w:val="right"/>
+              <w:rPr>
+                <w:color w:val="000000"/>
+                <w:sz w:val="24"/>
+                <w:szCs w:val="24"/>
+              </w:rPr>
+            </w:pPr>
+            <w:r>
+              <w:rPr>
+                <w:color w:val="000000"/>
+                <w:sz w:val="24"/>
+                <w:szCs w:val="24"/>
+              </w:rPr>
+              <w:t>Autores:</w:t>
+            </w:r>
+          </w:p>
+        </w:tc>
+        <w:tc>
+          <w:tcPr>
+            <w:tcW w:w="6470" w:type="dxa"/>
+            <w:gridSpan w:val="4"/>
+            <w:shd w:val="clear" w:color="auto" w:fill="F2F2F2" w:themeFill="background1" w:themeFillShade="F2"/>
+          </w:tcPr>
+          <w:p>
+            <w:pPr>
+              <w:rPr>
+                <w:b w:val="0"/>
+                <w:bCs w:val="0"/>
+                <w:color w:val="000000"/>
+                <w:sz w:val="24"/>
+                <w:szCs w:val="24"/>
+              </w:rPr>
+            </w:pPr>
+            <w:r>
+              <w:rPr>
+                <w:b w:val="0"/>
+                <w:bCs w:val="0"/>
+                <w:color w:val="000000"/>
+                <w:sz w:val="24"/>
+                <w:szCs w:val="24"/>
+              </w:rPr>
+              <w:t>Ruben Benavides, Ariel Guevara, J</w:t>
+            </w:r>
+            <w:r>
+              <w:rPr>
+                <w:b w:val="0"/>
+                <w:bCs w:val="0"/>
+                <w:sz w:val="24"/>
+                <w:szCs w:val="24"/>
+              </w:rPr>
+              <w:t>ho</w:t>
+            </w:r>
+            <w:r>
+              <w:rPr>
+                <w:b w:val="0"/>
+                <w:bCs w:val="0"/>
+                <w:color w:val="000000"/>
+                <w:sz w:val="24"/>
+                <w:szCs w:val="24"/>
+              </w:rPr>
+              <w:t>n Munarco</w:t>
+            </w:r>
+          </w:p>
+        </w:tc>
+      </w:tr>
+      <w:tr>
+        <w:trPr>
+          <w:trHeight w:val="291"/>
+        </w:trPr>
+        <w:tc>
+          <w:tcPr>
+            <w:tcW w:w="2546" w:type="dxa"/>
+            <w:shd w:val="clear" w:color="auto" w:fill="D9D9D9" w:themeFill="background1" w:themeFillShade="D9"/>
+            <w:vAlign w:val="center"/>
+          </w:tcPr>
+          <w:p>
+            <w:pPr>
+              <w:jc w:val="right"/>
+              <w:rPr>
+                <w:color w:val="000000"/>
+                <w:sz w:val="24"/>
+                <w:szCs w:val="24"/>
+              </w:rPr>
+            </w:pPr>
+            <w:r>
+              <w:rPr>
+                <w:color w:val="000000"/>
+                <w:sz w:val="24"/>
+                <w:szCs w:val="24"/>
+              </w:rPr>
+              <w:t>Fecha creación:</w:t>
+            </w:r>
+          </w:p>
+        </w:tc>
+        <w:tc>
+          <w:tcPr>
+            <w:tcW w:w="2241" w:type="dxa"/>
+            <w:gridSpan w:val="2"/>
+            <w:shd w:val="clear" w:color="auto" w:fill="D9D9D9" w:themeFill="background1" w:themeFillShade="D9"/>
+          </w:tcPr>
+          <w:p>
+            <w:pPr>
+              <w:rPr>
+                <w:b w:val="0"/>
+                <w:bCs w:val="0"/>
+                <w:color w:val="000000"/>
+                <w:sz w:val="24"/>
+                <w:szCs w:val="24"/>
+              </w:rPr>
+            </w:pPr>
+            <w:r>
+              <w:rPr>
+                <w:b w:val="0"/>
+                <w:bCs w:val="0"/>
+                <w:sz w:val="24"/>
+                <w:szCs w:val="24"/>
+              </w:rPr>
+              <w:t>17/05/2026</w:t>
+            </w:r>
+          </w:p>
+        </w:tc>
+        <w:tc>
+          <w:tcPr>
+            <w:tcW w:w="2283" w:type="dxa"/>
+            <w:shd w:val="clear" w:color="auto" w:fill="D9D9D9" w:themeFill="background1" w:themeFillShade="D9"/>
+          </w:tcPr>
+          <w:p>
+            <w:pPr>
+              <w:rPr>
+                <w:b w:val="0"/>
+                <w:bCs w:val="0"/>
+                <w:color w:val="000000"/>
+                <w:sz w:val="24"/>
+                <w:szCs w:val="24"/>
+              </w:rPr>
+            </w:pPr>
+            <w:r>
+              <w:rPr>
+                <w:b w:val="0"/>
+                <w:bCs w:val="0"/>
+                <w:color w:val="000000"/>
+                <w:sz w:val="24"/>
+                <w:szCs w:val="24"/>
+              </w:rPr>
+              <w:t>Fecha modificación</w:t>
+            </w:r>
+          </w:p>
+        </w:tc>
+        <w:tc>
+          <w:tcPr>
+            <w:tcW w:w="1946" w:type="dxa"/>
+            <w:shd w:val="clear" w:color="auto" w:fill="D9D9D9" w:themeFill="background1" w:themeFillShade="D9"/>
+          </w:tcPr>
+          <w:p>
+            <w:pPr>
+              <w:rPr>
+                <w:b w:val="0"/>
+                <w:bCs w:val="0"/>
+                <w:color w:val="000000"/>
+                <w:sz w:val="24"/>
+                <w:szCs w:val="24"/>
+              </w:rPr>
+            </w:pPr>
+            <w:r>
+              <w:rPr>
+                <w:b w:val="0"/>
+                <w:bCs w:val="0"/>
+                <w:sz w:val="24"/>
+                <w:szCs w:val="24"/>
+              </w:rPr>
+              <w:t>17/05/2026</w:t>
+            </w:r>
+          </w:p>
+        </w:tc>
+      </w:tr>
+      <w:tr>
+        <w:trPr>
+          <w:trHeight w:val="391"/>
+        </w:trPr>
+        <w:tc>
+          <w:tcPr>
+            <w:tcW w:w="2546" w:type="dxa"/>
+            <w:shd w:val="clear" w:color="auto" w:fill="D9D9D9" w:themeFill="background1" w:themeFillShade="D9"/>
+            <w:vAlign w:val="center"/>
+          </w:tcPr>
+          <w:p>
+            <w:pPr>
+              <w:jc w:val="right"/>
+              <w:rPr>
+                <w:color w:val="000000"/>
+                <w:sz w:val="24"/>
+                <w:szCs w:val="24"/>
+              </w:rPr>
+            </w:pPr>
+            <w:r>
+              <w:rPr>
+                <w:color w:val="000000"/>
+                <w:sz w:val="24"/>
+                <w:szCs w:val="24"/>
+              </w:rPr>
+              <w:lastRenderedPageBreak/>
+              <w:t>Precondiciones:</w:t>
+            </w:r>
+          </w:p>
+        </w:tc>
+        <w:tc>
+          <w:tcPr>
+            <w:tcW w:w="6470" w:type="dxa"/>
+            <w:gridSpan w:val="4"/>
+            <w:shd w:val="clear" w:color="auto" w:fill="F2F2F2" w:themeFill="background1" w:themeFillShade="F2"/>
+          </w:tcPr>
+          <w:p>
+            <w:pPr>
+              <w:pStyle w:val="Prrafodelista"/>
+              <w:numPr>
+                <w:ilvl w:val="3"/>
+                <w:numId w:val="18"/>
+              </w:numPr>
+              <w:spacing w:after="100" w:line="240" w:lineRule="auto"/>
+              <w:ind w:left="597"/>
+              <w:rPr>
+                <w:b w:val="0"/>
+                <w:bCs w:val="0"/>
+                <w:color w:val="000000"/>
+                <w:sz w:val="24"/>
+                <w:szCs w:val="24"/>
+              </w:rPr>
+            </w:pPr>
+            <w:r>
+              <w:rPr>
+                <w:b w:val="0"/>
+                <w:bCs w:val="0"/>
+                <w:color w:val="000000"/>
+                <w:sz w:val="24"/>
+                <w:szCs w:val="24"/>
+              </w:rPr>
+              <w:t>El usuario debe poseer una cuenta previamente registrada.</w:t>
+            </w:r>
+          </w:p>
+          <w:p>
+            <w:pPr>
+              <w:pStyle w:val="Prrafodelista"/>
+              <w:numPr>
+                <w:ilvl w:val="3"/>
+                <w:numId w:val="18"/>
+              </w:numPr>
+              <w:spacing w:after="100" w:line="240" w:lineRule="auto"/>
+              <w:ind w:left="597"/>
+              <w:rPr>
+                <w:b w:val="0"/>
+                <w:bCs w:val="0"/>
+                <w:color w:val="000000"/>
+                <w:sz w:val="24"/>
+                <w:szCs w:val="24"/>
+              </w:rPr>
+            </w:pPr>
+            <w:r>
+              <w:rPr>
+                <w:b w:val="0"/>
+                <w:bCs w:val="0"/>
+                <w:color w:val="000000"/>
+                <w:sz w:val="24"/>
+                <w:szCs w:val="24"/>
+              </w:rPr>
+              <w:t xml:space="preserve">El servicio del sistema </w:t>
+            </w:r>
+            <w:proofErr w:type="spellStart"/>
+            <w:r>
+              <w:rPr>
+                <w:b w:val="0"/>
+                <w:bCs w:val="0"/>
+                <w:color w:val="000000"/>
+                <w:sz w:val="24"/>
+                <w:szCs w:val="24"/>
+              </w:rPr>
+              <w:t>TicketPremium</w:t>
+            </w:r>
+            <w:proofErr w:type="spellEnd"/>
+            <w:r>
+              <w:rPr>
+                <w:b w:val="0"/>
+                <w:bCs w:val="0"/>
+                <w:color w:val="000000"/>
+                <w:sz w:val="24"/>
+                <w:szCs w:val="24"/>
+              </w:rPr>
+              <w:t xml:space="preserve"> y la base de datos deben estar operativos.</w:t>
+            </w:r>
+          </w:p>
+        </w:tc>
+      </w:tr>
+      <w:tr>
+        <w:trPr>
+          <w:trHeight w:val="510"/>
+        </w:trPr>
+        <w:tc>
+          <w:tcPr>
+            <w:tcW w:w="2546" w:type="dxa"/>
+            <w:shd w:val="clear" w:color="auto" w:fill="D9D9D9" w:themeFill="background1" w:themeFillShade="D9"/>
+            <w:vAlign w:val="center"/>
+          </w:tcPr>
+          <w:p>
+            <w:pPr>
+              <w:jc w:val="right"/>
+              <w:rPr>
+                <w:color w:val="000000"/>
+                <w:sz w:val="24"/>
+                <w:szCs w:val="24"/>
+              </w:rPr>
+            </w:pPr>
+            <w:r>
+              <w:rPr>
+                <w:color w:val="000000"/>
+                <w:sz w:val="24"/>
+                <w:szCs w:val="24"/>
+              </w:rPr>
+              <w:t>Post condiciones:</w:t>
+            </w:r>
+          </w:p>
+        </w:tc>
+        <w:tc>
+          <w:tcPr>
+            <w:tcW w:w="6470" w:type="dxa"/>
+            <w:gridSpan w:val="4"/>
+            <w:shd w:val="clear" w:color="auto" w:fill="D9D9D9" w:themeFill="background1" w:themeFillShade="D9"/>
+          </w:tcPr>
+          <w:p>
+            <w:pPr>
+              <w:pStyle w:val="Prrafodelista"/>
+              <w:numPr>
+                <w:ilvl w:val="0"/>
+                <w:numId w:val="6"/>
+              </w:numPr>
+              <w:spacing w:line="240" w:lineRule="auto"/>
+              <w:rPr>
+                <w:b w:val="0"/>
+                <w:bCs w:val="0"/>
+                <w:color w:val="000000"/>
+                <w:sz w:val="24"/>
+                <w:szCs w:val="24"/>
+              </w:rPr>
+            </w:pPr>
+            <w:r>
+              <w:rPr>
+                <w:b w:val="0"/>
+                <w:bCs w:val="0"/>
+                <w:color w:val="000000"/>
+                <w:sz w:val="24"/>
+                <w:szCs w:val="24"/>
+              </w:rPr>
+              <w:t xml:space="preserve">Se </w:t>
+            </w:r>
+            <w:r>
+              <w:rPr>
+                <w:b w:val="0"/>
+                <w:bCs w:val="0"/>
+                <w:color w:val="000000"/>
+                <w:sz w:val="24"/>
+                <w:szCs w:val="24"/>
+              </w:rPr>
+              <w:t>establece una sesión activa para el usuario, habilitando el acceso a su información y al proceso de compras.</w:t>
+            </w:r>
+          </w:p>
+        </w:tc>
+      </w:tr>
+      <w:tr>
+        <w:trPr>
+          <w:trHeight w:val="510"/>
+        </w:trPr>
+        <w:tc>
+          <w:tcPr>
+            <w:tcW w:w="2546" w:type="dxa"/>
+            <w:shd w:val="clear" w:color="auto" w:fill="D9D9D9" w:themeFill="background1" w:themeFillShade="D9"/>
+            <w:vAlign w:val="center"/>
+          </w:tcPr>
+          <w:p>
+            <w:pPr>
+              <w:jc w:val="right"/>
+              <w:rPr>
+                <w:color w:val="000000"/>
+                <w:sz w:val="24"/>
+                <w:szCs w:val="24"/>
+                <w:highlight w:val="yellow"/>
+              </w:rPr>
+            </w:pPr>
+            <w:r>
+              <w:rPr>
+                <w:color w:val="000000"/>
+                <w:sz w:val="24"/>
+                <w:szCs w:val="24"/>
+              </w:rPr>
+              <w:t>Gráfico:</w:t>
+            </w:r>
+          </w:p>
+        </w:tc>
+        <w:tc>
+          <w:tcPr>
+            <w:tcW w:w="6470" w:type="dxa"/>
+            <w:gridSpan w:val="4"/>
+            <w:shd w:val="clear" w:color="auto" w:fill="F2F2F2" w:themeFill="background1" w:themeFillShade="F2"/>
+          </w:tcPr>
+          <w:p>
+            <w:pPr>
+              <w:spacing w:after="100"/>
+              <w:rPr>
+                <w:b w:val="0"/>
+                <w:bCs w:val="0"/>
+                <w:i/>
+                <w:iCs/>
+                <w:color w:val="000000"/>
+                <w:sz w:val="24"/>
+                <w:szCs w:val="24"/>
+              </w:rPr>
+            </w:pPr>
+            <w:r>
+              <w:rPr>
+                <w:b w:val="0"/>
+                <w:bCs w:val="0"/>
+                <w:i/>
+                <w:iCs/>
+                <w:color w:val="000000"/>
+                <w:sz w:val="24"/>
+                <w:szCs w:val="24"/>
+              </w:rPr>
+              <w:drawing>
+                <wp:inline distT="0" distB="0" distL="0" distR="0" wp14:anchorId="33FC68E9" wp14:editId="755182D1">
+                  <wp:extent cx="3971290" cy="3904615"/>
+                  <wp:effectExtent l="0" t="0" r="0" b="635"/>
+                  <wp:docPr id="418253829" name="Imagen 1"/>
+                  <wp:cNvGraphicFramePr>
+                    <a:graphicFrameLocks xmlns:a="http://schemas.openxmlformats.org/drawingml/2006/main" noChangeAspect="1"/>
+                  </wp:cNvGraphicFramePr>
+                  <a:graphic xmlns:a="http://schemas.openxmlformats.org/drawingml/2006/main">
+                    <a:graphicData uri="http://schemas.openxmlformats.org/drawingml/2006/picture">
+                      <pic:pic xmlns:pic="http://schemas.openxmlformats.org/drawingml/2006/picture">
+                        <pic:nvPicPr>
+                          <pic:cNvPr id="1465262677" name=""/>
+                          <pic:cNvPicPr/>
+                        </pic:nvPicPr>
+                        <pic:blipFill>
+                          <a:blip r:embed="rId12"/>
+                          <a:stretch>
+                            <a:fillRect/>
+                          </a:stretch>
+                        </pic:blipFill>
+                        <pic:spPr>
+                          <a:xfrm>
+                            <a:off x="0" y="0"/>
+                            <a:ext cx="3971290" cy="3904615"/>
+                          </a:xfrm>
+                          <a:prstGeom prst="rect">
+                            <a:avLst/>
+                          </a:prstGeom>
+                        </pic:spPr>
+                      </pic:pic>
+                    </a:graphicData>
+                  </a:graphic>
+                </wp:inline>
+              </w:drawing>
+            </w:r>
+          </w:p>
+          <w:p>
+            <w:pPr>
+              <w:pStyle w:val="Ttulo3"/>
+              <w:rPr>
+                <w:sz w:val="20"/>
+                <w:szCs w:val="20"/>
+              </w:rPr>
+            </w:pPr>
+            <w:r>
+              <w:rPr>
+                <w:b/>
+                <w:bCs/>
+                <w:sz w:val="20"/>
+                <w:szCs w:val="20"/>
+              </w:rPr>
+              <w:t xml:space="preserve">Ilustración </w:t>
+            </w:r>
+            <w:r>
+              <w:rPr>
+                <w:b/>
+                <w:bCs/>
+                <w:sz w:val="20"/>
+                <w:szCs w:val="20"/>
+              </w:rPr>
+              <w:t>8</w:t>
+            </w:r>
+            <w:r>
+              <w:rPr>
+                <w:b/>
+                <w:bCs/>
+                <w:sz w:val="20"/>
+                <w:szCs w:val="20"/>
+              </w:rPr>
+              <w:t>.</w:t>
+            </w:r>
+            <w:r>
+              <w:rPr>
+                <w:sz w:val="20"/>
+                <w:szCs w:val="20"/>
+              </w:rPr>
+              <w:t xml:space="preserve"> Caso de </w:t>
+            </w:r>
+            <w:r>
+              <w:rPr>
+                <w:sz w:val="20"/>
+                <w:szCs w:val="20"/>
+              </w:rPr>
+              <w:t>Uso Iniciar sesión</w:t>
+            </w:r>
+          </w:p>
+        </w:tc>
+      </w:tr>
+      <w:tr>
+        <w:trPr>
+          <w:trHeight w:val="87"/>
+        </w:trPr>
+        <w:tc>
+          <w:tcPr>
+            <w:tcW w:w="9016" w:type="dxa"/>
+            <w:gridSpan w:val="5"/>
+            <w:shd w:val="clear" w:color="auto" w:fill="D9D9D9" w:themeFill="background1" w:themeFillShade="D9"/>
+          </w:tcPr>
+          <w:p>
+            <w:pPr>
+              <w:jc w:val="center"/>
+              <w:rPr>
+                <w:color w:val="000000"/>
+                <w:sz w:val="24"/>
+                <w:szCs w:val="24"/>
+              </w:rPr>
+            </w:pPr>
+            <w:r>
+              <w:rPr>
+                <w:color w:val="000000"/>
+                <w:sz w:val="24"/>
+                <w:szCs w:val="24"/>
+              </w:rPr>
+              <w:t>Flujo Básico</w:t>
+            </w:r>
+          </w:p>
+        </w:tc>
+      </w:tr>
+      <w:tr>
+        <w:trPr>
+          <w:trHeight w:val="248"/>
+        </w:trPr>
+        <w:tc>
+          <w:tcPr>
+            <w:tcW w:w="9016" w:type="dxa"/>
+            <w:gridSpan w:val="5"/>
+            <w:shd w:val="clear" w:color="auto" w:fill="D9D9D9" w:themeFill="background1" w:themeFillShade="D9"/>
+          </w:tcPr>
+          <w:p>
+            <w:pPr>
+              <w:jc w:val="center"/>
+              <w:rPr>
+                <w:b w:val="0"/>
+                <w:bCs w:val="0"/>
+                <w:color w:val="000000"/>
+                <w:sz w:val="24"/>
+                <w:szCs w:val="24"/>
+              </w:rPr>
+            </w:pPr>
+            <w:r>
+              <w:rPr>
+                <w:b w:val="0"/>
+                <w:bCs w:val="0"/>
+                <w:color w:val="000000"/>
+                <w:sz w:val="24"/>
+                <w:szCs w:val="24"/>
+              </w:rPr>
+              <w:t>Convertir Unidades de Temperatura</w:t>
+            </w:r>
+          </w:p>
+        </w:tc>
+      </w:tr>
+      <w:tr>
+        <w:trPr>
+          <w:trHeight w:val="132"/>
+        </w:trPr>
+        <w:tc>
+          <w:tcPr>
+            <w:tcW w:w="4178" w:type="dxa"/>
+            <w:gridSpan w:val="2"/>
+            <w:shd w:val="clear" w:color="auto" w:fill="D9D9D9" w:themeFill="background1" w:themeFillShade="D9"/>
+          </w:tcPr>
+          <w:p>
+            <w:pPr>
+              <w:jc w:val="center"/>
+              <w:rPr>
+                <w:b w:val="0"/>
+                <w:bCs w:val="0"/>
+                <w:color w:val="000000"/>
+                <w:sz w:val="24"/>
+                <w:szCs w:val="24"/>
+              </w:rPr>
+            </w:pPr>
+            <w:r>
+              <w:rPr>
+                <w:b w:val="0"/>
+                <w:bCs w:val="0"/>
+                <w:color w:val="000000"/>
+                <w:sz w:val="24"/>
+                <w:szCs w:val="24"/>
+              </w:rPr>
+              <w:t>Actor</w:t>
+            </w:r>
+          </w:p>
+        </w:tc>
+        <w:tc>
+          <w:tcPr>
+            <w:tcW w:w="4838" w:type="dxa"/>
+            <w:gridSpan w:val="3"/>
+            <w:shd w:val="clear" w:color="auto" w:fill="D9D9D9" w:themeFill="background1" w:themeFillShade="D9"/>
+          </w:tcPr>
+          <w:p>
+            <w:pPr>
+              <w:jc w:val="center"/>
+              <w:rPr>
+                <w:b w:val="0"/>
+                <w:bCs w:val="0"/>
+                <w:color w:val="000000"/>
+                <w:sz w:val="24"/>
+                <w:szCs w:val="24"/>
+              </w:rPr>
+            </w:pPr>
+            <w:r>
+              <w:rPr>
+                <w:b w:val="0"/>
+                <w:bCs w:val="0"/>
+                <w:color w:val="000000"/>
+                <w:sz w:val="24"/>
+                <w:szCs w:val="24"/>
+              </w:rPr>
+              <w:t>Sistema</w:t>
+            </w:r>
+          </w:p>
+        </w:tc>
+      </w:tr>
+      <w:tr>
+        <w:trPr>
+          <w:trHeight w:val="510"/>
+        </w:trPr>
+        <w:tc>
+          <w:tcPr>
+            <w:tcW w:w="4178" w:type="dxa"/>
+            <w:gridSpan w:val="2"/>
+            <w:shd w:val="clear" w:color="auto" w:fill="D9D9D9" w:themeFill="background1" w:themeFillShade="D9"/>
+          </w:tcPr>
+          <w:p>
+            <w:pPr>
+              <w:spacing w:after="100" w:line="240" w:lineRule="auto"/>
+              <w:rPr>
+                <w:b w:val="0"/>
+                <w:bCs w:val="0"/>
+                <w:color w:val="000000"/>
+                <w:sz w:val="24"/>
+                <w:szCs w:val="24"/>
+              </w:rPr>
+            </w:pPr>
+            <w:r>
+              <w:rPr>
+                <w:b w:val="0"/>
+                <w:bCs w:val="0"/>
+                <w:sz w:val="24"/>
+                <w:szCs w:val="24"/>
+              </w:rPr>
+              <w:t xml:space="preserve">1. </w:t>
+            </w:r>
+            <w:r>
+              <w:rPr>
+                <w:b w:val="0"/>
+                <w:bCs w:val="0"/>
+                <w:sz w:val="24"/>
+                <w:szCs w:val="24"/>
+              </w:rPr>
+              <w:t xml:space="preserve">El cliente </w:t>
+            </w:r>
+            <w:r>
+              <w:rPr>
+                <w:b w:val="0"/>
+                <w:bCs w:val="0"/>
+                <w:sz w:val="24"/>
+                <w:szCs w:val="24"/>
+              </w:rPr>
+              <w:t>s</w:t>
+            </w:r>
+            <w:r>
+              <w:rPr>
+                <w:b w:val="0"/>
+                <w:bCs w:val="0"/>
+                <w:sz w:val="24"/>
+                <w:szCs w:val="24"/>
+              </w:rPr>
+              <w:t>elecciona "Iniciar sesión" e ingresa sus credenciales (correo y contraseña).</w:t>
+            </w:r>
+          </w:p>
+        </w:tc>
+        <w:tc>
+          <w:tcPr>
+            <w:tcW w:w="4838" w:type="dxa"/>
+            <w:gridSpan w:val="3"/>
+            <w:shd w:val="clear" w:color="auto" w:fill="F2F2F2" w:themeFill="background1" w:themeFillShade="F2"/>
+          </w:tcPr>
+          <w:p>
+            <w:pPr>
+              <w:pStyle w:val="Prrafodelista"/>
+              <w:numPr>
+                <w:ilvl w:val="0"/>
+                <w:numId w:val="2"/>
+              </w:numPr>
+              <w:spacing w:after="100" w:line="240" w:lineRule="auto"/>
+              <w:rPr>
+                <w:b w:val="0"/>
+                <w:bCs w:val="0"/>
+                <w:color w:val="000000"/>
+                <w:sz w:val="24"/>
+                <w:szCs w:val="24"/>
+              </w:rPr>
+            </w:pPr>
+            <w:r>
+              <w:rPr>
+                <w:b w:val="0"/>
+                <w:bCs w:val="0"/>
+                <w:sz w:val="24"/>
+                <w:szCs w:val="24"/>
+              </w:rPr>
+              <w:t>Recibe la solicitud y busca al usuario en la base de datos.</w:t>
+            </w:r>
+          </w:p>
+        </w:tc>
+      </w:tr>
+      <w:tr>
+        <w:trPr>
+          <w:trHeight w:val="510"/>
+        </w:trPr>
+        <w:tc>
+          <w:tcPr>
+            <w:tcW w:w="4178" w:type="dxa"/>
+            <w:gridSpan w:val="2"/>
+            <w:shd w:val="clear" w:color="auto" w:fill="D9D9D9" w:themeFill="background1" w:themeFillShade="D9"/>
+          </w:tcPr>
+          <w:p>
+            <w:pPr>
+              <w:spacing w:after="100"/>
+              <w:rPr>
+                <w:b w:val="0"/>
+                <w:bCs w:val="0"/>
+                <w:color w:val="000000"/>
+                <w:sz w:val="24"/>
+                <w:szCs w:val="24"/>
+              </w:rPr>
+            </w:pPr>
+          </w:p>
+        </w:tc>
+        <w:tc>
+          <w:tcPr>
+            <w:tcW w:w="4838" w:type="dxa"/>
+            <w:gridSpan w:val="3"/>
+            <w:shd w:val="clear" w:color="auto" w:fill="D9D9D9" w:themeFill="background1" w:themeFillShade="D9"/>
+          </w:tcPr>
+          <w:p>
+            <w:pPr>
+              <w:pStyle w:val="Prrafodelista"/>
+              <w:numPr>
+                <w:ilvl w:val="0"/>
+                <w:numId w:val="2"/>
+              </w:numPr>
+              <w:spacing w:after="100" w:line="240" w:lineRule="auto"/>
+              <w:rPr>
+                <w:b w:val="0"/>
+                <w:bCs w:val="0"/>
+                <w:color w:val="000000"/>
+                <w:sz w:val="24"/>
+                <w:szCs w:val="24"/>
+              </w:rPr>
+            </w:pPr>
+            <w:r>
+              <w:rPr>
+                <w:b w:val="0"/>
+                <w:bCs w:val="0"/>
+                <w:sz w:val="24"/>
+                <w:szCs w:val="24"/>
+              </w:rPr>
+              <w:t>Valida que la contraseña coincida con los registros del sistema.</w:t>
+            </w:r>
+          </w:p>
+        </w:tc>
+      </w:tr>
+      <w:tr>
+        <w:trPr>
+          <w:trHeight w:val="510"/>
+        </w:trPr>
+        <w:tc>
+          <w:tcPr>
+            <w:tcW w:w="4178" w:type="dxa"/>
+            <w:gridSpan w:val="2"/>
+            <w:shd w:val="clear" w:color="auto" w:fill="D9D9D9" w:themeFill="background1" w:themeFillShade="D9"/>
+          </w:tcPr>
+          <w:p>
+            <w:pPr>
+              <w:spacing w:after="100"/>
+              <w:rPr>
+                <w:b w:val="0"/>
+                <w:bCs w:val="0"/>
+                <w:color w:val="000000"/>
+                <w:sz w:val="24"/>
+                <w:szCs w:val="24"/>
+              </w:rPr>
+            </w:pPr>
+          </w:p>
+        </w:tc>
+        <w:tc>
+          <w:tcPr>
+            <w:tcW w:w="4838" w:type="dxa"/>
+            <w:gridSpan w:val="3"/>
+            <w:shd w:val="clear" w:color="auto" w:fill="F2F2F2" w:themeFill="background1" w:themeFillShade="F2"/>
+          </w:tcPr>
+          <w:p>
+            <w:pPr>
+              <w:numPr>
+                <w:ilvl w:val="0"/>
+                <w:numId w:val="2"/>
+              </w:numPr>
+              <w:spacing w:after="100" w:line="240" w:lineRule="auto"/>
+              <w:rPr>
+                <w:b w:val="0"/>
+                <w:bCs w:val="0"/>
+                <w:color w:val="000000"/>
+                <w:sz w:val="24"/>
+                <w:szCs w:val="24"/>
+              </w:rPr>
+            </w:pPr>
+            <w:r>
+              <w:rPr>
+                <w:b w:val="0"/>
+                <w:bCs w:val="0"/>
+                <w:sz w:val="24"/>
+                <w:szCs w:val="24"/>
+              </w:rPr>
+              <w:t>Confirma el inicio de sesión y redirige al usuario a la pantalla principal.</w:t>
+            </w:r>
+          </w:p>
+        </w:tc>
+      </w:tr>
+      <w:tr>
+        <w:trPr>
+          <w:trHeight w:val="72"/>
+        </w:trPr>
+        <w:tc>
+          <w:tcPr>
+            <w:tcW w:w="9016" w:type="dxa"/>
+            <w:gridSpan w:val="5"/>
+            <w:shd w:val="clear" w:color="auto" w:fill="D9D9D9" w:themeFill="background1" w:themeFillShade="D9"/>
+            <w:vAlign w:val="center"/>
+          </w:tcPr>
+          <w:p>
+            <w:pPr>
+              <w:jc w:val="center"/>
+              <w:rPr>
+                <w:color w:val="000000"/>
+                <w:sz w:val="24"/>
+                <w:szCs w:val="24"/>
+              </w:rPr>
+            </w:pPr>
+            <w:r>
+              <w:rPr>
+                <w:color w:val="000000"/>
+                <w:sz w:val="24"/>
+                <w:szCs w:val="24"/>
+              </w:rPr>
+              <w:t>Flujo Alternativo</w:t>
+            </w:r>
+          </w:p>
+        </w:tc>
+      </w:tr>
+      <w:tr>
+        <w:trPr>
+          <w:trHeight w:val="858"/>
+        </w:trPr>
+        <w:tc>
+          <w:tcPr>
+            <w:tcW w:w="9016" w:type="dxa"/>
+            <w:gridSpan w:val="5"/>
+            <w:shd w:val="clear" w:color="auto" w:fill="D9D9D9" w:themeFill="background1" w:themeFillShade="D9"/>
+          </w:tcPr>
+          <w:p>
+            <w:pPr>
+              <w:spacing w:after="100" w:line="240" w:lineRule="auto"/>
+              <w:rPr>
+                <w:b w:val="0"/>
+                <w:bCs w:val="0"/>
+                <w:color w:val="000000"/>
+                <w:sz w:val="24"/>
+                <w:szCs w:val="24"/>
+              </w:rPr>
+            </w:pPr>
+            <w:r>
+              <w:rPr>
+                <w:b w:val="0"/>
+                <w:bCs w:val="0"/>
+                <w:sz w:val="24"/>
+                <w:szCs w:val="24"/>
+              </w:rPr>
+              <w:t>1. Credenciales incorrectas: Si la validación falla (correo inexistente o contraseña errónea), el sistema muestra el mensaje "Correo o contraseña incorrectos" y solicita intentarlo nuevamente.</w:t>
+            </w:r>
+          </w:p>
+        </w:tc>
+      </w:tr>
+      <w:tr>
+        <w:trPr>
+          <w:trHeight w:val="52"/>
+        </w:trPr>
+        <w:tc>
+          <w:tcPr>
+            <w:tcW w:w="9016" w:type="dxa"/>
+            <w:gridSpan w:val="5"/>
+            <w:shd w:val="clear" w:color="auto" w:fill="D9D9D9" w:themeFill="background1" w:themeFillShade="D9"/>
+          </w:tcPr>
+          <w:p>
+            <w:pPr>
+              <w:rPr>
+                <w:b w:val="0"/>
+                <w:bCs w:val="0"/>
+                <w:color w:val="000000"/>
+                <w:sz w:val="24"/>
+                <w:szCs w:val="24"/>
+              </w:rPr>
+            </w:pPr>
+            <w:r>
+              <w:rPr>
+                <w:color w:val="000000"/>
+                <w:sz w:val="24"/>
+                <w:szCs w:val="24"/>
+              </w:rPr>
+              <w:lastRenderedPageBreak/>
+              <w:t>Casos de uso incluidos:</w:t>
+            </w:r>
+            <w:r>
+              <w:rPr>
+                <w:b w:val="0"/>
+                <w:bCs w:val="0"/>
+                <w:color w:val="000000"/>
+                <w:sz w:val="24"/>
+                <w:szCs w:val="24"/>
+              </w:rPr>
+              <w:t xml:space="preserve"> N/A</w:t>
+            </w:r>
+          </w:p>
+        </w:tc>
+      </w:tr>
+      <w:tr>
+        <w:trPr>
+          <w:trHeight w:val="257"/>
+        </w:trPr>
+        <w:tc>
+          <w:tcPr>
+            <w:tcW w:w="9016" w:type="dxa"/>
+            <w:gridSpan w:val="5"/>
+            <w:shd w:val="clear" w:color="auto" w:fill="D9D9D9" w:themeFill="background1" w:themeFillShade="D9"/>
+          </w:tcPr>
+          <w:p>
+            <w:pPr>
+              <w:rPr>
+                <w:b w:val="0"/>
+                <w:bCs w:val="0"/>
+                <w:color w:val="000000"/>
+                <w:sz w:val="24"/>
+                <w:szCs w:val="24"/>
+              </w:rPr>
+            </w:pPr>
+            <w:r>
+              <w:rPr>
+                <w:color w:val="000000"/>
+                <w:sz w:val="24"/>
+                <w:szCs w:val="24"/>
+              </w:rPr>
+              <w:t>Casos de uso extendidos:</w:t>
+            </w:r>
+            <w:r>
+              <w:rPr>
+                <w:b w:val="0"/>
+                <w:bCs w:val="0"/>
+                <w:color w:val="000000"/>
+                <w:sz w:val="24"/>
+                <w:szCs w:val="24"/>
+              </w:rPr>
+              <w:t xml:space="preserve"> N/A</w:t>
+            </w:r>
+          </w:p>
+        </w:tc>
+      </w:tr>
+    </w:tbl>
+    <w:p/>
+    <w:p/>
+    <w:p/>
+    <w:p>
+      <w:pPr>
+        <w:rPr>
+          <w:color w:val="000000"/>
+          <w:sz w:val="24"/>
+          <w:szCs w:val="24"/>
+        </w:rPr>
+      </w:pPr>
+      <w:r>
+        <w:rPr>
+          <w:color w:val="000000"/>
+          <w:sz w:val="24"/>
+          <w:szCs w:val="24"/>
+        </w:rPr>
+        <w:t>ECUD</w:t>
+      </w:r>
+      <w:r>
+        <w:rPr>
+          <w:color w:val="000000"/>
+          <w:sz w:val="24"/>
+          <w:szCs w:val="24"/>
+        </w:rPr>
+        <w:t>_</w:t>
+      </w:r>
+      <w:r>
+        <w:rPr>
+          <w:color w:val="000000"/>
+          <w:sz w:val="24"/>
+          <w:szCs w:val="24"/>
+        </w:rPr>
+        <w:t>CREAR_CUENTA</w:t>
+      </w:r>
+      <w:r>
+        <w:rPr>
+          <w:color w:val="000000"/>
+          <w:sz w:val="24"/>
+          <w:szCs w:val="24"/>
+        </w:rPr>
+        <w:t>_</w:t>
+      </w:r>
+      <w:r>
+        <w:rPr>
+          <w:color w:val="000000"/>
+          <w:sz w:val="24"/>
+          <w:szCs w:val="24"/>
+        </w:rPr>
+        <w:t>(TICKETPREMIUM)</w:t>
+      </w:r>
+    </w:p>
+    <w:p>
+      <w:pPr>
+        <w:rPr>
+          <w:color w:val="000000"/>
+          <w:sz w:val="24"/>
+          <w:szCs w:val="24"/>
+        </w:rPr>
+      </w:pPr>
+      <w:r>
+        <w:rPr>
+          <w:b w:val="0"/>
+          <w:bCs w:val="0"/>
+          <w:color w:val="000000"/>
+          <w:sz w:val="24"/>
+          <w:szCs w:val="24"/>
+        </w:rPr>
+        <w:t xml:space="preserve">A continuación, se muestra </w:t>
+      </w:r>
+      <w:r>
+        <w:rPr>
+          <w:b w:val="0"/>
+          <w:bCs w:val="0"/>
+          <w:color w:val="000000"/>
+          <w:sz w:val="24"/>
+          <w:szCs w:val="24"/>
+        </w:rPr>
+        <w:t>ECUD_</w:t>
+      </w:r>
+      <w:r>
+        <w:rPr>
+          <w:b w:val="0"/>
+          <w:bCs w:val="0"/>
+          <w:color w:val="000000"/>
+          <w:sz w:val="24"/>
+          <w:szCs w:val="24"/>
+        </w:rPr>
+        <w:t>CREAR_CUENTA</w:t>
+      </w:r>
+      <w:r>
+        <w:rPr>
+          <w:b w:val="0"/>
+          <w:bCs w:val="0"/>
+          <w:color w:val="000000"/>
+          <w:sz w:val="24"/>
+          <w:szCs w:val="24"/>
+        </w:rPr>
+        <w:t>_(TICKETPREMIUM)</w:t>
+      </w:r>
+    </w:p>
+    <w:p>
+      <w:pPr>
+        <w:pStyle w:val="Ttulo4"/>
+        <w:rPr>
+          <w:b w:val="0"/>
+          <w:bCs w:val="0"/>
+        </w:rPr>
+      </w:pPr>
+      <w:r>
+        <w:t xml:space="preserve">Tabla </w:t>
+      </w:r>
+      <w:r>
+        <w:t>9</w:t>
+      </w:r>
+      <w:r>
+        <w:t xml:space="preserve">. </w:t>
+      </w:r>
+      <w:r>
+        <w:rPr>
+          <w:b w:val="0"/>
+          <w:bCs w:val="0"/>
+        </w:rPr>
+        <w:t xml:space="preserve">ECUD </w:t>
+      </w:r>
+      <w:r>
+        <w:rPr>
+          <w:b w:val="0"/>
+          <w:bCs w:val="0"/>
+        </w:rPr>
+        <w:t>Crear cuenta</w:t>
+      </w:r>
+      <w:r>
+        <w:rPr>
+          <w:b w:val="0"/>
+          <w:bCs w:val="0"/>
+        </w:rPr>
+        <w:t>.</w:t>
+      </w:r>
+    </w:p>
+    <w:tbl>
+      <w:tblPr>
+        <w:tblW w:w="9016" w:type="dxa"/>
+        <w:tblBorders>
+          <w:top w:val="single" w:sz="4" w:space="0" w:color="000000"/>
+          <w:left w:val="single" w:sz="4" w:space="0" w:color="000000"/>
+          <w:bottom w:val="single" w:sz="4" w:space="0" w:color="000000"/>
+          <w:right w:val="single" w:sz="4" w:space="0" w:color="000000"/>
+          <w:insideH w:val="single" w:sz="4" w:space="0" w:color="000000"/>
+          <w:insideV w:val="single" w:sz="4" w:space="0" w:color="000000"/>
+        </w:tblBorders>
+        <w:shd w:val="clear" w:color="auto" w:fill="D9D9D9" w:themeFill="background1" w:themeFillShade="D9"/>
+        <w:tblLayout w:type="fixed"/>
+        <w:tblLook w:val="0000" w:firstRow="0" w:lastRow="0" w:firstColumn="0" w:lastColumn="0" w:noHBand="0" w:noVBand="0"/>
+      </w:tblPr>
+      <w:tblGrid>
+        <w:gridCol w:w="2546"/>
+        <w:gridCol w:w="1632"/>
+        <w:gridCol w:w="609"/>
+        <w:gridCol w:w="2283"/>
+        <w:gridCol w:w="1946"/>
+      </w:tblGrid>
+      <w:tr>
+        <w:trPr>
+          <w:trHeight w:val="317"/>
+        </w:trPr>
+        <w:tc>
+          <w:tcPr>
+            <w:tcW w:w="2546" w:type="dxa"/>
+            <w:shd w:val="clear" w:color="auto" w:fill="D9D9D9" w:themeFill="background1" w:themeFillShade="D9"/>
+            <w:vAlign w:val="center"/>
+          </w:tcPr>
+          <w:p>
+            <w:pPr>
+              <w:spacing w:line="240" w:lineRule="auto"/>
+              <w:jc w:val="right"/>
+              <w:rPr>
+                <w:color w:val="000000"/>
+                <w:sz w:val="24"/>
+                <w:szCs w:val="24"/>
+              </w:rPr>
+            </w:pPr>
+            <w:r>
+              <w:rPr>
+                <w:color w:val="000000"/>
+                <w:sz w:val="24"/>
+                <w:szCs w:val="24"/>
+              </w:rPr>
+              <w:t xml:space="preserve">Nombre Caso de Uso: </w:t>
+            </w:r>
+          </w:p>
+        </w:tc>
+        <w:tc>
+          <w:tcPr>
+            <w:tcW w:w="6470" w:type="dxa"/>
+            <w:gridSpan w:val="4"/>
+            <w:shd w:val="clear" w:color="auto" w:fill="D9D9D9" w:themeFill="background1" w:themeFillShade="D9"/>
+          </w:tcPr>
+          <w:p>
+            <w:pPr>
+              <w:jc w:val="center"/>
+              <w:rPr>
+                <w:b w:val="0"/>
+                <w:bCs w:val="0"/>
+                <w:color w:val="000000"/>
+                <w:sz w:val="24"/>
+                <w:szCs w:val="24"/>
+              </w:rPr>
+            </w:pPr>
+            <w:r>
+              <w:rPr>
+                <w:b w:val="0"/>
+                <w:bCs w:val="0"/>
+                <w:sz w:val="24"/>
+                <w:szCs w:val="24"/>
+              </w:rPr>
+              <w:t>Crear cuenta</w:t>
+            </w:r>
+          </w:p>
+        </w:tc>
+      </w:tr>
+      <w:tr>
+        <w:trPr>
+          <w:trHeight w:val="119"/>
+        </w:trPr>
+        <w:tc>
+          <w:tcPr>
+            <w:tcW w:w="2546" w:type="dxa"/>
+            <w:shd w:val="clear" w:color="auto" w:fill="D9D9D9" w:themeFill="background1" w:themeFillShade="D9"/>
+            <w:vAlign w:val="center"/>
+          </w:tcPr>
+          <w:p>
+            <w:pPr>
+              <w:jc w:val="right"/>
+              <w:rPr>
+                <w:color w:val="000000"/>
+                <w:sz w:val="24"/>
+                <w:szCs w:val="24"/>
+              </w:rPr>
+            </w:pPr>
+            <w:r>
+              <w:rPr>
+                <w:color w:val="000000"/>
+                <w:sz w:val="24"/>
+                <w:szCs w:val="24"/>
+              </w:rPr>
+              <w:t>Identificador:</w:t>
+            </w:r>
+          </w:p>
+        </w:tc>
+        <w:tc>
+          <w:tcPr>
+            <w:tcW w:w="6470" w:type="dxa"/>
+            <w:gridSpan w:val="4"/>
+            <w:shd w:val="clear" w:color="auto" w:fill="F2F2F2" w:themeFill="background1" w:themeFillShade="F2"/>
+          </w:tcPr>
+          <w:p>
+            <w:pPr>
+              <w:rPr>
+                <w:b w:val="0"/>
+                <w:bCs w:val="0"/>
+                <w:color w:val="000000"/>
+                <w:sz w:val="24"/>
+                <w:szCs w:val="24"/>
+              </w:rPr>
+            </w:pPr>
+            <w:r>
+              <w:rPr>
+                <w:b w:val="0"/>
+                <w:bCs w:val="0"/>
+                <w:sz w:val="24"/>
+                <w:szCs w:val="24"/>
+              </w:rPr>
+              <w:t>ECUD</w:t>
+            </w:r>
+            <w:r>
+              <w:rPr>
+                <w:b w:val="0"/>
+                <w:bCs w:val="0"/>
+                <w:sz w:val="24"/>
+                <w:szCs w:val="24"/>
+              </w:rPr>
+              <w:t>9</w:t>
+            </w:r>
+          </w:p>
+        </w:tc>
+      </w:tr>
+      <w:tr>
+        <w:trPr>
+          <w:trHeight w:val="510"/>
+        </w:trPr>
+        <w:tc>
+          <w:tcPr>
+            <w:tcW w:w="2546" w:type="dxa"/>
+            <w:shd w:val="clear" w:color="auto" w:fill="D9D9D9" w:themeFill="background1" w:themeFillShade="D9"/>
+            <w:vAlign w:val="center"/>
+          </w:tcPr>
+          <w:p>
+            <w:pPr>
+              <w:jc w:val="right"/>
+              <w:rPr>
+                <w:color w:val="000000"/>
+                <w:sz w:val="24"/>
+                <w:szCs w:val="24"/>
+              </w:rPr>
+            </w:pPr>
+            <w:r>
+              <w:rPr>
+                <w:color w:val="000000"/>
+                <w:sz w:val="24"/>
+                <w:szCs w:val="24"/>
+              </w:rPr>
+              <w:t>Descripción:</w:t>
+            </w:r>
+          </w:p>
+        </w:tc>
+        <w:tc>
+          <w:tcPr>
+            <w:tcW w:w="6470" w:type="dxa"/>
+            <w:gridSpan w:val="4"/>
+            <w:shd w:val="clear" w:color="auto" w:fill="D9D9D9" w:themeFill="background1" w:themeFillShade="D9"/>
+          </w:tcPr>
+          <w:p>
+            <w:pPr>
+              <w:rPr>
+                <w:b w:val="0"/>
+                <w:bCs w:val="0"/>
+                <w:color w:val="000000"/>
+                <w:sz w:val="24"/>
+                <w:szCs w:val="24"/>
+              </w:rPr>
+            </w:pPr>
+            <w:r>
+              <w:rPr>
+                <w:b w:val="0"/>
+                <w:bCs w:val="0"/>
+                <w:sz w:val="24"/>
+                <w:szCs w:val="24"/>
+              </w:rPr>
+              <w:t xml:space="preserve">Permite a un nuevo usuario registrar sus datos personales en </w:t>
+            </w:r>
+            <w:proofErr w:type="spellStart"/>
+            <w:r>
+              <w:rPr>
+                <w:b w:val="0"/>
+                <w:bCs w:val="0"/>
+                <w:sz w:val="24"/>
+                <w:szCs w:val="24"/>
+              </w:rPr>
+              <w:t>TicketPremium</w:t>
+            </w:r>
+            <w:proofErr w:type="spellEnd"/>
+            <w:r>
+              <w:rPr>
+                <w:b w:val="0"/>
+                <w:bCs w:val="0"/>
+                <w:sz w:val="24"/>
+                <w:szCs w:val="24"/>
+              </w:rPr>
+              <w:t xml:space="preserve"> para crear un perfil que lo habilite para adquirir boletos.</w:t>
+            </w:r>
+          </w:p>
+        </w:tc>
+      </w:tr>
+      <w:tr>
+        <w:trPr>
+          <w:trHeight w:val="536"/>
+        </w:trPr>
+        <w:tc>
+          <w:tcPr>
+            <w:tcW w:w="2546" w:type="dxa"/>
+            <w:shd w:val="clear" w:color="auto" w:fill="D9D9D9" w:themeFill="background1" w:themeFillShade="D9"/>
+            <w:vAlign w:val="center"/>
+          </w:tcPr>
+          <w:p>
+            <w:pPr>
+              <w:jc w:val="right"/>
+              <w:rPr>
+                <w:color w:val="000000"/>
+                <w:sz w:val="24"/>
+                <w:szCs w:val="24"/>
+              </w:rPr>
+            </w:pPr>
+            <w:r>
+              <w:rPr>
+                <w:color w:val="000000"/>
+                <w:sz w:val="24"/>
+                <w:szCs w:val="24"/>
+              </w:rPr>
+              <w:t>Meta:</w:t>
+            </w:r>
+          </w:p>
+        </w:tc>
+        <w:tc>
+          <w:tcPr>
+            <w:tcW w:w="6470" w:type="dxa"/>
+            <w:gridSpan w:val="4"/>
+            <w:shd w:val="clear" w:color="auto" w:fill="F2F2F2" w:themeFill="background1" w:themeFillShade="F2"/>
+          </w:tcPr>
+          <w:p>
+            <w:pPr>
+              <w:rPr>
+                <w:b w:val="0"/>
+                <w:bCs w:val="0"/>
+                <w:color w:val="000000"/>
+                <w:sz w:val="24"/>
+                <w:szCs w:val="24"/>
+              </w:rPr>
+            </w:pPr>
+            <w:r>
+              <w:rPr>
+                <w:b w:val="0"/>
+                <w:bCs w:val="0"/>
+                <w:sz w:val="24"/>
+                <w:szCs w:val="24"/>
+              </w:rPr>
+              <w:t>Registrar y almacenar los datos de un nuevo cliente de forma segura en la base de datos de la plataforma.</w:t>
+            </w:r>
+          </w:p>
+        </w:tc>
+      </w:tr>
+      <w:tr>
+        <w:trPr>
+          <w:trHeight w:val="347"/>
+        </w:trPr>
+        <w:tc>
+          <w:tcPr>
+            <w:tcW w:w="2546" w:type="dxa"/>
+            <w:shd w:val="clear" w:color="auto" w:fill="D9D9D9" w:themeFill="background1" w:themeFillShade="D9"/>
+            <w:vAlign w:val="center"/>
+          </w:tcPr>
+          <w:p>
+            <w:pPr>
+              <w:jc w:val="right"/>
+              <w:rPr>
+                <w:color w:val="000000"/>
+                <w:sz w:val="24"/>
+                <w:szCs w:val="24"/>
+              </w:rPr>
+            </w:pPr>
+            <w:r>
+              <w:rPr>
+                <w:color w:val="000000"/>
+                <w:sz w:val="24"/>
+                <w:szCs w:val="24"/>
+              </w:rPr>
+              <w:t>Estado:</w:t>
+            </w:r>
+          </w:p>
+        </w:tc>
+        <w:tc>
+          <w:tcPr>
+            <w:tcW w:w="2241" w:type="dxa"/>
+            <w:gridSpan w:val="2"/>
+            <w:shd w:val="clear" w:color="auto" w:fill="D9D9D9" w:themeFill="background1" w:themeFillShade="D9"/>
+            <w:vAlign w:val="center"/>
+          </w:tcPr>
+          <w:p>
+            <w:pPr>
+              <w:jc w:val="center"/>
+              <w:rPr>
+                <w:b w:val="0"/>
+                <w:bCs w:val="0"/>
+                <w:color w:val="000000"/>
+                <w:sz w:val="24"/>
+                <w:szCs w:val="24"/>
+              </w:rPr>
+            </w:pPr>
+            <w:r>
+              <w:rPr>
+                <w:b w:val="0"/>
+                <w:bCs w:val="0"/>
+                <w:color w:val="000000"/>
+                <w:sz w:val="24"/>
+                <w:szCs w:val="24"/>
+              </w:rPr>
+              <w:t>Activo</w:t>
+            </w:r>
+          </w:p>
+        </w:tc>
+        <w:tc>
+          <w:tcPr>
+            <w:tcW w:w="2283" w:type="dxa"/>
+            <w:shd w:val="clear" w:color="auto" w:fill="D9D9D9" w:themeFill="background1" w:themeFillShade="D9"/>
+            <w:vAlign w:val="center"/>
+          </w:tcPr>
+          <w:p>
+            <w:pPr>
+              <w:jc w:val="center"/>
+              <w:rPr>
+                <w:b w:val="0"/>
+                <w:bCs w:val="0"/>
+                <w:color w:val="000000"/>
+                <w:sz w:val="24"/>
+                <w:szCs w:val="24"/>
+              </w:rPr>
+            </w:pPr>
+            <w:r>
+              <w:rPr>
+                <w:b w:val="0"/>
+                <w:bCs w:val="0"/>
+                <w:color w:val="000000"/>
+                <w:sz w:val="24"/>
+                <w:szCs w:val="24"/>
+              </w:rPr>
+              <w:t>Versión:</w:t>
+            </w:r>
+          </w:p>
+        </w:tc>
+        <w:tc>
+          <w:tcPr>
+            <w:tcW w:w="1946" w:type="dxa"/>
+            <w:shd w:val="clear" w:color="auto" w:fill="D9D9D9" w:themeFill="background1" w:themeFillShade="D9"/>
+            <w:vAlign w:val="center"/>
+          </w:tcPr>
+          <w:p>
+            <w:pPr>
+              <w:jc w:val="center"/>
+              <w:rPr>
+                <w:b w:val="0"/>
+                <w:bCs w:val="0"/>
+                <w:color w:val="000000"/>
+                <w:sz w:val="24"/>
+                <w:szCs w:val="24"/>
+              </w:rPr>
+            </w:pPr>
+            <w:r>
+              <w:rPr>
+                <w:b w:val="0"/>
+                <w:bCs w:val="0"/>
+                <w:color w:val="000000"/>
+                <w:sz w:val="24"/>
+                <w:szCs w:val="24"/>
+              </w:rPr>
+              <w:t>1.0</w:t>
+            </w:r>
+          </w:p>
+        </w:tc>
+      </w:tr>
+      <w:tr>
+        <w:trPr>
+          <w:trHeight w:val="241"/>
+        </w:trPr>
+        <w:tc>
+          <w:tcPr>
+            <w:tcW w:w="2546" w:type="dxa"/>
+            <w:shd w:val="clear" w:color="auto" w:fill="D9D9D9" w:themeFill="background1" w:themeFillShade="D9"/>
+            <w:vAlign w:val="center"/>
+          </w:tcPr>
+          <w:p>
+            <w:pPr>
+              <w:jc w:val="right"/>
+              <w:rPr>
+                <w:color w:val="000000"/>
+                <w:sz w:val="24"/>
+                <w:szCs w:val="24"/>
+              </w:rPr>
+            </w:pPr>
+            <w:r>
+              <w:rPr>
+                <w:color w:val="000000"/>
+                <w:sz w:val="24"/>
+                <w:szCs w:val="24"/>
+              </w:rPr>
+              <w:t>Autores:</w:t>
+            </w:r>
+          </w:p>
+        </w:tc>
+        <w:tc>
+          <w:tcPr>
+            <w:tcW w:w="6470" w:type="dxa"/>
+            <w:gridSpan w:val="4"/>
+            <w:shd w:val="clear" w:color="auto" w:fill="F2F2F2" w:themeFill="background1" w:themeFillShade="F2"/>
+          </w:tcPr>
+          <w:p>
+            <w:pPr>
+              <w:rPr>
+                <w:b w:val="0"/>
+                <w:bCs w:val="0"/>
+                <w:color w:val="000000"/>
+                <w:sz w:val="24"/>
+                <w:szCs w:val="24"/>
+              </w:rPr>
+            </w:pPr>
+            <w:r>
+              <w:rPr>
+                <w:b w:val="0"/>
+                <w:bCs w:val="0"/>
+                <w:color w:val="000000"/>
+                <w:sz w:val="24"/>
+                <w:szCs w:val="24"/>
+              </w:rPr>
+              <w:t>Ruben Benavides, Ariel Guevara, J</w:t>
+            </w:r>
+            <w:r>
+              <w:rPr>
+                <w:b w:val="0"/>
+                <w:bCs w:val="0"/>
+                <w:sz w:val="24"/>
+                <w:szCs w:val="24"/>
+              </w:rPr>
+              <w:t>ho</w:t>
+            </w:r>
+            <w:r>
+              <w:rPr>
+                <w:b w:val="0"/>
+                <w:bCs w:val="0"/>
+                <w:color w:val="000000"/>
+                <w:sz w:val="24"/>
+                <w:szCs w:val="24"/>
+              </w:rPr>
+              <w:t>n Munarco</w:t>
+            </w:r>
+          </w:p>
+        </w:tc>
+      </w:tr>
+      <w:tr>
+        <w:trPr>
+          <w:trHeight w:val="291"/>
+        </w:trPr>
+        <w:tc>
+          <w:tcPr>
+            <w:tcW w:w="2546" w:type="dxa"/>
+            <w:shd w:val="clear" w:color="auto" w:fill="D9D9D9" w:themeFill="background1" w:themeFillShade="D9"/>
+            <w:vAlign w:val="center"/>
+          </w:tcPr>
+          <w:p>
+            <w:pPr>
+              <w:jc w:val="right"/>
+              <w:rPr>
+                <w:color w:val="000000"/>
+                <w:sz w:val="24"/>
+                <w:szCs w:val="24"/>
+              </w:rPr>
+            </w:pPr>
+            <w:r>
+              <w:rPr>
+                <w:color w:val="000000"/>
+                <w:sz w:val="24"/>
+                <w:szCs w:val="24"/>
+              </w:rPr>
+              <w:t>Fecha creación:</w:t>
+            </w:r>
+          </w:p>
+        </w:tc>
+        <w:tc>
+          <w:tcPr>
+            <w:tcW w:w="2241" w:type="dxa"/>
+            <w:gridSpan w:val="2"/>
+            <w:shd w:val="clear" w:color="auto" w:fill="D9D9D9" w:themeFill="background1" w:themeFillShade="D9"/>
+          </w:tcPr>
+          <w:p>
+            <w:pPr>
+              <w:rPr>
+                <w:b w:val="0"/>
+                <w:bCs w:val="0"/>
+                <w:color w:val="000000"/>
+                <w:sz w:val="24"/>
+                <w:szCs w:val="24"/>
+              </w:rPr>
+            </w:pPr>
+            <w:r>
+              <w:rPr>
+                <w:b w:val="0"/>
+                <w:bCs w:val="0"/>
+                <w:sz w:val="24"/>
+                <w:szCs w:val="24"/>
+              </w:rPr>
+              <w:t>17/05/2026</w:t>
+            </w:r>
+          </w:p>
+        </w:tc>
+        <w:tc>
+          <w:tcPr>
+            <w:tcW w:w="2283" w:type="dxa"/>
+            <w:shd w:val="clear" w:color="auto" w:fill="D9D9D9" w:themeFill="background1" w:themeFillShade="D9"/>
+          </w:tcPr>
+          <w:p>
+            <w:pPr>
+              <w:rPr>
+                <w:b w:val="0"/>
+                <w:bCs w:val="0"/>
+                <w:color w:val="000000"/>
+                <w:sz w:val="24"/>
+                <w:szCs w:val="24"/>
+              </w:rPr>
+            </w:pPr>
+            <w:r>
+              <w:rPr>
+                <w:b w:val="0"/>
+                <w:bCs w:val="0"/>
+                <w:color w:val="000000"/>
+                <w:sz w:val="24"/>
+                <w:szCs w:val="24"/>
+              </w:rPr>
+              <w:t>Fecha modificación</w:t>
+            </w:r>
+          </w:p>
+        </w:tc>
+        <w:tc>
+          <w:tcPr>
+            <w:tcW w:w="1946" w:type="dxa"/>
+            <w:shd w:val="clear" w:color="auto" w:fill="D9D9D9" w:themeFill="background1" w:themeFillShade="D9"/>
+          </w:tcPr>
+          <w:p>
+            <w:pPr>
+              <w:rPr>
+                <w:b w:val="0"/>
+                <w:bCs w:val="0"/>
+                <w:color w:val="000000"/>
+                <w:sz w:val="24"/>
+                <w:szCs w:val="24"/>
+              </w:rPr>
+            </w:pPr>
+            <w:r>
+              <w:rPr>
+                <w:b w:val="0"/>
+                <w:bCs w:val="0"/>
+                <w:sz w:val="24"/>
+                <w:szCs w:val="24"/>
+              </w:rPr>
+              <w:t>17/05/2026</w:t>
+            </w:r>
+          </w:p>
+        </w:tc>
+      </w:tr>
+      <w:tr>
+        <w:trPr>
+          <w:trHeight w:val="391"/>
+        </w:trPr>
+        <w:tc>
+          <w:tcPr>
+            <w:tcW w:w="2546" w:type="dxa"/>
+            <w:shd w:val="clear" w:color="auto" w:fill="D9D9D9" w:themeFill="background1" w:themeFillShade="D9"/>
+            <w:vAlign w:val="center"/>
+          </w:tcPr>
+          <w:p>
+            <w:pPr>
+              <w:jc w:val="right"/>
+              <w:rPr>
+                <w:color w:val="000000"/>
+                <w:sz w:val="24"/>
+                <w:szCs w:val="24"/>
+              </w:rPr>
+            </w:pPr>
+            <w:r>
+              <w:rPr>
+                <w:color w:val="000000"/>
+                <w:sz w:val="24"/>
+                <w:szCs w:val="24"/>
+              </w:rPr>
+              <w:t>Precondiciones:</w:t>
+            </w:r>
+          </w:p>
+        </w:tc>
+        <w:tc>
+          <w:tcPr>
+            <w:tcW w:w="6470" w:type="dxa"/>
+            <w:gridSpan w:val="4"/>
+            <w:shd w:val="clear" w:color="auto" w:fill="F2F2F2" w:themeFill="background1" w:themeFillShade="F2"/>
+          </w:tcPr>
+          <w:p>
+            <w:pPr>
+              <w:pStyle w:val="Prrafodelista"/>
+              <w:numPr>
+                <w:ilvl w:val="3"/>
+                <w:numId w:val="2"/>
+              </w:numPr>
+              <w:spacing w:after="100" w:line="240" w:lineRule="auto"/>
+              <w:ind w:left="738"/>
+              <w:rPr>
+                <w:b w:val="0"/>
+                <w:bCs w:val="0"/>
+                <w:color w:val="000000"/>
+                <w:sz w:val="24"/>
+                <w:szCs w:val="24"/>
+              </w:rPr>
+            </w:pPr>
+            <w:r>
+              <w:rPr>
+                <w:b w:val="0"/>
+                <w:bCs w:val="0"/>
+                <w:sz w:val="24"/>
+                <w:szCs w:val="24"/>
+              </w:rPr>
+              <w:t>El correo electrónico que proporciona el usuario no debe existir en el sistema.</w:t>
+            </w:r>
+          </w:p>
+          <w:p>
+            <w:pPr>
+              <w:pStyle w:val="Prrafodelista"/>
+              <w:numPr>
+                <w:ilvl w:val="3"/>
+                <w:numId w:val="2"/>
+              </w:numPr>
+              <w:spacing w:after="100" w:line="240" w:lineRule="auto"/>
+              <w:ind w:left="738"/>
+              <w:rPr>
+                <w:b w:val="0"/>
+                <w:bCs w:val="0"/>
+                <w:color w:val="000000"/>
+                <w:sz w:val="24"/>
+                <w:szCs w:val="24"/>
+              </w:rPr>
+            </w:pPr>
+            <w:r>
+              <w:rPr>
+                <w:b w:val="0"/>
+                <w:bCs w:val="0"/>
+                <w:sz w:val="24"/>
+                <w:szCs w:val="24"/>
+              </w:rPr>
+              <w:t xml:space="preserve">El servicio de registro de </w:t>
+            </w:r>
+            <w:proofErr w:type="spellStart"/>
+            <w:r>
+              <w:rPr>
+                <w:b w:val="0"/>
+                <w:bCs w:val="0"/>
+                <w:sz w:val="24"/>
+                <w:szCs w:val="24"/>
+              </w:rPr>
+              <w:t>TicketPremium</w:t>
+            </w:r>
+            <w:proofErr w:type="spellEnd"/>
+            <w:r>
+              <w:rPr>
+                <w:b w:val="0"/>
+                <w:bCs w:val="0"/>
+                <w:sz w:val="24"/>
+                <w:szCs w:val="24"/>
+              </w:rPr>
+              <w:t xml:space="preserve"> debe estar activo.</w:t>
+            </w:r>
+          </w:p>
+        </w:tc>
+      </w:tr>
+      <w:tr>
+        <w:trPr>
+          <w:trHeight w:val="510"/>
+        </w:trPr>
+        <w:tc>
+          <w:tcPr>
+            <w:tcW w:w="2546" w:type="dxa"/>
+            <w:shd w:val="clear" w:color="auto" w:fill="D9D9D9" w:themeFill="background1" w:themeFillShade="D9"/>
+            <w:vAlign w:val="center"/>
+          </w:tcPr>
+          <w:p>
+            <w:pPr>
+              <w:jc w:val="right"/>
+              <w:rPr>
+                <w:color w:val="000000"/>
+                <w:sz w:val="24"/>
+                <w:szCs w:val="24"/>
+              </w:rPr>
+            </w:pPr>
+            <w:r>
+              <w:rPr>
+                <w:color w:val="000000"/>
+                <w:sz w:val="24"/>
+                <w:szCs w:val="24"/>
+              </w:rPr>
+              <w:t>Post condiciones:</w:t>
+            </w:r>
+          </w:p>
+        </w:tc>
+        <w:tc>
+          <w:tcPr>
+            <w:tcW w:w="6470" w:type="dxa"/>
+            <w:gridSpan w:val="4"/>
+            <w:shd w:val="clear" w:color="auto" w:fill="D9D9D9" w:themeFill="background1" w:themeFillShade="D9"/>
+          </w:tcPr>
+          <w:p>
+            <w:pPr>
+              <w:pStyle w:val="Prrafodelista"/>
+              <w:numPr>
+                <w:ilvl w:val="0"/>
+                <w:numId w:val="6"/>
+              </w:numPr>
+              <w:spacing w:line="240" w:lineRule="auto"/>
+              <w:rPr>
+                <w:b w:val="0"/>
+                <w:bCs w:val="0"/>
+                <w:color w:val="000000"/>
+                <w:sz w:val="24"/>
+                <w:szCs w:val="24"/>
+              </w:rPr>
+            </w:pPr>
+            <w:r>
+              <w:rPr>
+                <w:b w:val="0"/>
+                <w:bCs w:val="0"/>
+                <w:color w:val="000000"/>
+                <w:sz w:val="24"/>
+                <w:szCs w:val="24"/>
+              </w:rPr>
+              <w:t>Se almacena un nuevo registro de usuario en la base de datos, habilitándolo para iniciar sesión de inmediato.</w:t>
+            </w:r>
+          </w:p>
+        </w:tc>
+      </w:tr>
+      <w:tr>
+        <w:trPr>
+          <w:trHeight w:val="510"/>
+        </w:trPr>
+        <w:tc>
+          <w:tcPr>
+            <w:tcW w:w="2546" w:type="dxa"/>
+            <w:shd w:val="clear" w:color="auto" w:fill="D9D9D9" w:themeFill="background1" w:themeFillShade="D9"/>
+            <w:vAlign w:val="center"/>
+          </w:tcPr>
+          <w:p>
+            <w:pPr>
+              <w:jc w:val="right"/>
+              <w:rPr>
+                <w:color w:val="000000"/>
+                <w:sz w:val="24"/>
+                <w:szCs w:val="24"/>
+                <w:highlight w:val="yellow"/>
+              </w:rPr>
+            </w:pPr>
+            <w:r>
+              <w:rPr>
+                <w:color w:val="000000"/>
+                <w:sz w:val="24"/>
+                <w:szCs w:val="24"/>
+              </w:rPr>
+              <w:lastRenderedPageBreak/>
+              <w:t>Gráfico:</w:t>
+            </w:r>
+          </w:p>
+        </w:tc>
+        <w:tc>
+          <w:tcPr>
+            <w:tcW w:w="6470" w:type="dxa"/>
+            <w:gridSpan w:val="4"/>
+            <w:shd w:val="clear" w:color="auto" w:fill="F2F2F2" w:themeFill="background1" w:themeFillShade="F2"/>
+          </w:tcPr>
+          <w:p>
+            <w:pPr>
+              <w:spacing w:after="100"/>
+              <w:rPr>
+                <w:b w:val="0"/>
+                <w:bCs w:val="0"/>
+                <w:i/>
+                <w:iCs/>
+                <w:color w:val="000000"/>
+                <w:sz w:val="24"/>
+                <w:szCs w:val="24"/>
+              </w:rPr>
+            </w:pPr>
+            <w:r>
+              <w:rPr>
+                <w:b w:val="0"/>
+                <w:bCs w:val="0"/>
+                <w:i/>
+                <w:iCs/>
+                <w:color w:val="000000"/>
+                <w:sz w:val="24"/>
+                <w:szCs w:val="24"/>
+              </w:rPr>
+              <w:drawing>
+                <wp:inline distT="0" distB="0" distL="0" distR="0" wp14:anchorId="76A7FC37" wp14:editId="2583BD99">
+                  <wp:extent cx="3971290" cy="3904615"/>
+                  <wp:effectExtent l="0" t="0" r="0" b="635"/>
+                  <wp:docPr id="779313811" name="Imagen 1"/>
+                  <wp:cNvGraphicFramePr>
+                    <a:graphicFrameLocks xmlns:a="http://schemas.openxmlformats.org/drawingml/2006/main" noChangeAspect="1"/>
+                  </wp:cNvGraphicFramePr>
+                  <a:graphic xmlns:a="http://schemas.openxmlformats.org/drawingml/2006/main">
+                    <a:graphicData uri="http://schemas.openxmlformats.org/drawingml/2006/picture">
+                      <pic:pic xmlns:pic="http://schemas.openxmlformats.org/drawingml/2006/picture">
+                        <pic:nvPicPr>
+                          <pic:cNvPr id="1465262677" name=""/>
+                          <pic:cNvPicPr/>
+                        </pic:nvPicPr>
+                        <pic:blipFill>
+                          <a:blip r:embed="rId12"/>
+                          <a:stretch>
+                            <a:fillRect/>
+                          </a:stretch>
+                        </pic:blipFill>
+                        <pic:spPr>
+                          <a:xfrm>
+                            <a:off x="0" y="0"/>
+                            <a:ext cx="3971290" cy="3904615"/>
+                          </a:xfrm>
+                          <a:prstGeom prst="rect">
+                            <a:avLst/>
+                          </a:prstGeom>
+                        </pic:spPr>
+                      </pic:pic>
+                    </a:graphicData>
+                  </a:graphic>
+                </wp:inline>
+              </w:drawing>
+            </w:r>
+          </w:p>
+          <w:p>
+            <w:pPr>
+              <w:pStyle w:val="Ttulo3"/>
+              <w:rPr>
+                <w:sz w:val="20"/>
+                <w:szCs w:val="20"/>
+              </w:rPr>
+            </w:pPr>
+            <w:r>
+              <w:rPr>
+                <w:b/>
+                <w:bCs/>
+                <w:sz w:val="20"/>
+                <w:szCs w:val="20"/>
+              </w:rPr>
+              <w:t xml:space="preserve">Ilustración </w:t>
+            </w:r>
+            <w:r>
+              <w:rPr>
+                <w:b/>
+                <w:bCs/>
+                <w:sz w:val="20"/>
+                <w:szCs w:val="20"/>
+              </w:rPr>
+              <w:t>9</w:t>
+            </w:r>
+            <w:r>
+              <w:rPr>
+                <w:b/>
+                <w:bCs/>
+                <w:sz w:val="20"/>
+                <w:szCs w:val="20"/>
+              </w:rPr>
+              <w:t>.</w:t>
+            </w:r>
+            <w:r>
+              <w:rPr>
+                <w:sz w:val="20"/>
+                <w:szCs w:val="20"/>
+              </w:rPr>
+              <w:t xml:space="preserve"> Caso de Uso </w:t>
+            </w:r>
+            <w:r>
+              <w:rPr>
+                <w:sz w:val="20"/>
+                <w:szCs w:val="20"/>
+              </w:rPr>
+              <w:t>Crear cuenta</w:t>
+            </w:r>
+          </w:p>
+        </w:tc>
+      </w:tr>
+      <w:tr>
+        <w:trPr>
+          <w:trHeight w:val="87"/>
+        </w:trPr>
+        <w:tc>
+          <w:tcPr>
+            <w:tcW w:w="9016" w:type="dxa"/>
+            <w:gridSpan w:val="5"/>
+            <w:shd w:val="clear" w:color="auto" w:fill="D9D9D9" w:themeFill="background1" w:themeFillShade="D9"/>
+          </w:tcPr>
+          <w:p>
+            <w:pPr>
+              <w:jc w:val="center"/>
+              <w:rPr>
+                <w:color w:val="000000"/>
+                <w:sz w:val="24"/>
+                <w:szCs w:val="24"/>
+              </w:rPr>
+            </w:pPr>
+            <w:r>
+              <w:rPr>
+                <w:color w:val="000000"/>
+                <w:sz w:val="24"/>
+                <w:szCs w:val="24"/>
+              </w:rPr>
+              <w:t>Flujo Básico</w:t>
+            </w:r>
+          </w:p>
+        </w:tc>
+      </w:tr>
+      <w:tr>
+        <w:trPr>
+          <w:trHeight w:val="248"/>
+        </w:trPr>
+        <w:tc>
+          <w:tcPr>
+            <w:tcW w:w="9016" w:type="dxa"/>
+            <w:gridSpan w:val="5"/>
+            <w:shd w:val="clear" w:color="auto" w:fill="D9D9D9" w:themeFill="background1" w:themeFillShade="D9"/>
+          </w:tcPr>
+          <w:p>
+            <w:pPr>
+              <w:jc w:val="center"/>
+              <w:rPr>
+                <w:b w:val="0"/>
+                <w:bCs w:val="0"/>
+                <w:color w:val="000000"/>
+                <w:sz w:val="24"/>
+                <w:szCs w:val="24"/>
+              </w:rPr>
+            </w:pPr>
+            <w:r>
+              <w:rPr>
+                <w:b w:val="0"/>
+                <w:bCs w:val="0"/>
+                <w:color w:val="000000"/>
+                <w:sz w:val="24"/>
+                <w:szCs w:val="24"/>
+              </w:rPr>
+              <w:t>Convertir Unidades de Temperatura</w:t>
+            </w:r>
+          </w:p>
+        </w:tc>
+      </w:tr>
+      <w:tr>
+        <w:trPr>
+          <w:trHeight w:val="132"/>
+        </w:trPr>
+        <w:tc>
+          <w:tcPr>
+            <w:tcW w:w="4178" w:type="dxa"/>
+            <w:gridSpan w:val="2"/>
+            <w:shd w:val="clear" w:color="auto" w:fill="D9D9D9" w:themeFill="background1" w:themeFillShade="D9"/>
+          </w:tcPr>
+          <w:p>
+            <w:pPr>
+              <w:jc w:val="center"/>
+              <w:rPr>
+                <w:b w:val="0"/>
+                <w:bCs w:val="0"/>
+                <w:color w:val="000000"/>
+                <w:sz w:val="24"/>
+                <w:szCs w:val="24"/>
+              </w:rPr>
+            </w:pPr>
+            <w:r>
+              <w:rPr>
+                <w:b w:val="0"/>
+                <w:bCs w:val="0"/>
+                <w:color w:val="000000"/>
+                <w:sz w:val="24"/>
+                <w:szCs w:val="24"/>
+              </w:rPr>
+              <w:t>Actor</w:t>
+            </w:r>
+          </w:p>
+        </w:tc>
+        <w:tc>
+          <w:tcPr>
+            <w:tcW w:w="4838" w:type="dxa"/>
+            <w:gridSpan w:val="3"/>
+            <w:shd w:val="clear" w:color="auto" w:fill="D9D9D9" w:themeFill="background1" w:themeFillShade="D9"/>
+          </w:tcPr>
+          <w:p>
+            <w:pPr>
+              <w:jc w:val="center"/>
+              <w:rPr>
+                <w:b w:val="0"/>
+                <w:bCs w:val="0"/>
+                <w:color w:val="000000"/>
+                <w:sz w:val="24"/>
+                <w:szCs w:val="24"/>
+              </w:rPr>
+            </w:pPr>
+            <w:r>
+              <w:rPr>
+                <w:b w:val="0"/>
+                <w:bCs w:val="0"/>
+                <w:color w:val="000000"/>
+                <w:sz w:val="24"/>
+                <w:szCs w:val="24"/>
+              </w:rPr>
+              <w:t>Sistema</w:t>
+            </w:r>
+          </w:p>
+        </w:tc>
+      </w:tr>
+      <w:tr>
+        <w:trPr>
+          <w:trHeight w:val="510"/>
+        </w:trPr>
+        <w:tc>
+          <w:tcPr>
+            <w:tcW w:w="4178" w:type="dxa"/>
+            <w:gridSpan w:val="2"/>
+            <w:shd w:val="clear" w:color="auto" w:fill="D9D9D9" w:themeFill="background1" w:themeFillShade="D9"/>
+          </w:tcPr>
+          <w:p>
+            <w:pPr>
+              <w:spacing w:after="100" w:line="240" w:lineRule="auto"/>
+              <w:rPr>
+                <w:b w:val="0"/>
+                <w:bCs w:val="0"/>
+                <w:color w:val="000000"/>
+                <w:sz w:val="24"/>
+                <w:szCs w:val="24"/>
+              </w:rPr>
+            </w:pPr>
+            <w:r>
+              <w:rPr>
+                <w:b w:val="0"/>
+                <w:bCs w:val="0"/>
+                <w:sz w:val="24"/>
+                <w:szCs w:val="24"/>
+              </w:rPr>
+              <w:t xml:space="preserve">1. </w:t>
+            </w:r>
+            <w:r>
+              <w:rPr>
+                <w:b w:val="0"/>
+                <w:bCs w:val="0"/>
+                <w:sz w:val="24"/>
+                <w:szCs w:val="24"/>
+              </w:rPr>
+              <w:t xml:space="preserve">El cliente </w:t>
+            </w:r>
+            <w:r>
+              <w:rPr>
+                <w:b w:val="0"/>
+                <w:bCs w:val="0"/>
+                <w:sz w:val="24"/>
+                <w:szCs w:val="24"/>
+              </w:rPr>
+              <w:t>s</w:t>
+            </w:r>
+            <w:r>
+              <w:rPr>
+                <w:b w:val="0"/>
+                <w:bCs w:val="0"/>
+                <w:sz w:val="24"/>
+                <w:szCs w:val="24"/>
+              </w:rPr>
+              <w:t>elecciona la opción "Crear cuenta".</w:t>
+            </w:r>
+          </w:p>
+        </w:tc>
+        <w:tc>
+          <w:tcPr>
+            <w:tcW w:w="4838" w:type="dxa"/>
+            <w:gridSpan w:val="3"/>
+            <w:shd w:val="clear" w:color="auto" w:fill="F2F2F2" w:themeFill="background1" w:themeFillShade="F2"/>
+          </w:tcPr>
+          <w:p>
+            <w:pPr>
+              <w:spacing w:after="100" w:line="240" w:lineRule="auto"/>
+              <w:rPr>
+                <w:b w:val="0"/>
+                <w:bCs w:val="0"/>
+                <w:color w:val="000000"/>
+                <w:sz w:val="24"/>
+                <w:szCs w:val="24"/>
+              </w:rPr>
+            </w:pPr>
+            <w:r>
+              <w:rPr>
+                <w:b w:val="0"/>
+                <w:bCs w:val="0"/>
+                <w:sz w:val="24"/>
+                <w:szCs w:val="24"/>
+              </w:rPr>
+              <w:t xml:space="preserve">2. </w:t>
+            </w:r>
+            <w:r>
+              <w:rPr>
+                <w:b w:val="0"/>
+                <w:bCs w:val="0"/>
+                <w:sz w:val="24"/>
+                <w:szCs w:val="24"/>
+              </w:rPr>
+              <w:t>Presenta el formulario de registro al usuario.</w:t>
+            </w:r>
+          </w:p>
+        </w:tc>
+      </w:tr>
+      <w:tr>
+        <w:trPr>
+          <w:trHeight w:val="510"/>
+        </w:trPr>
+        <w:tc>
+          <w:tcPr>
+            <w:tcW w:w="4178" w:type="dxa"/>
+            <w:gridSpan w:val="2"/>
+            <w:shd w:val="clear" w:color="auto" w:fill="D9D9D9" w:themeFill="background1" w:themeFillShade="D9"/>
+          </w:tcPr>
+          <w:p>
+            <w:pPr>
+              <w:spacing w:after="100" w:line="276" w:lineRule="auto"/>
+              <w:rPr>
+                <w:b w:val="0"/>
+                <w:bCs w:val="0"/>
+                <w:color w:val="000000"/>
+                <w:sz w:val="24"/>
+                <w:szCs w:val="24"/>
+              </w:rPr>
+            </w:pPr>
+            <w:r>
+              <w:rPr>
+                <w:b w:val="0"/>
+                <w:bCs w:val="0"/>
+                <w:sz w:val="24"/>
+                <w:szCs w:val="24"/>
+              </w:rPr>
+              <w:t xml:space="preserve">3. </w:t>
+            </w:r>
+            <w:r>
+              <w:rPr>
+                <w:b w:val="0"/>
+                <w:bCs w:val="0"/>
+                <w:sz w:val="24"/>
+                <w:szCs w:val="24"/>
+              </w:rPr>
+              <w:t>Completa los datos requeridos (Nombres, apellidos, correo, contraseña) y envía la información.</w:t>
+            </w:r>
+          </w:p>
+        </w:tc>
+        <w:tc>
+          <w:tcPr>
+            <w:tcW w:w="4838" w:type="dxa"/>
+            <w:gridSpan w:val="3"/>
+            <w:shd w:val="clear" w:color="auto" w:fill="D9D9D9" w:themeFill="background1" w:themeFillShade="D9"/>
+          </w:tcPr>
+          <w:p>
+            <w:pPr>
+              <w:spacing w:after="100" w:line="240" w:lineRule="auto"/>
+              <w:rPr>
+                <w:b w:val="0"/>
+                <w:bCs w:val="0"/>
+                <w:color w:val="000000"/>
+                <w:sz w:val="24"/>
+                <w:szCs w:val="24"/>
+              </w:rPr>
+            </w:pPr>
+            <w:r>
+              <w:rPr>
+                <w:b w:val="0"/>
+                <w:bCs w:val="0"/>
+                <w:sz w:val="24"/>
+                <w:szCs w:val="24"/>
+              </w:rPr>
+              <w:t xml:space="preserve">4. </w:t>
+            </w:r>
+            <w:r>
+              <w:rPr>
+                <w:b w:val="0"/>
+                <w:bCs w:val="0"/>
+                <w:sz w:val="24"/>
+                <w:szCs w:val="24"/>
+              </w:rPr>
+              <w:t>Valida que el correo electrónico no esté registrado previamente.</w:t>
+            </w:r>
+          </w:p>
+        </w:tc>
+      </w:tr>
+      <w:tr>
+        <w:trPr>
+          <w:trHeight w:val="510"/>
+        </w:trPr>
+        <w:tc>
+          <w:tcPr>
+            <w:tcW w:w="4178" w:type="dxa"/>
+            <w:gridSpan w:val="2"/>
+            <w:shd w:val="clear" w:color="auto" w:fill="D9D9D9" w:themeFill="background1" w:themeFillShade="D9"/>
+          </w:tcPr>
+          <w:p>
+            <w:pPr>
+              <w:spacing w:after="100"/>
+              <w:rPr>
+                <w:b w:val="0"/>
+                <w:bCs w:val="0"/>
+                <w:color w:val="000000"/>
+                <w:sz w:val="24"/>
+                <w:szCs w:val="24"/>
+              </w:rPr>
+            </w:pPr>
+          </w:p>
+        </w:tc>
+        <w:tc>
+          <w:tcPr>
+            <w:tcW w:w="4838" w:type="dxa"/>
+            <w:gridSpan w:val="3"/>
+            <w:shd w:val="clear" w:color="auto" w:fill="F2F2F2" w:themeFill="background1" w:themeFillShade="F2"/>
+          </w:tcPr>
+          <w:p>
+            <w:pPr>
+              <w:numPr>
+                <w:ilvl w:val="0"/>
+                <w:numId w:val="2"/>
+              </w:numPr>
+              <w:spacing w:after="100" w:line="240" w:lineRule="auto"/>
+              <w:rPr>
+                <w:b w:val="0"/>
+                <w:bCs w:val="0"/>
+                <w:color w:val="000000"/>
+                <w:sz w:val="24"/>
+                <w:szCs w:val="24"/>
+              </w:rPr>
+            </w:pPr>
+            <w:r>
+              <w:rPr>
+                <w:b w:val="0"/>
+                <w:bCs w:val="0"/>
+                <w:sz w:val="24"/>
+                <w:szCs w:val="24"/>
+              </w:rPr>
+              <w:t xml:space="preserve">Inserta el nuevo registro en la base de datos de </w:t>
+            </w:r>
+            <w:proofErr w:type="spellStart"/>
+            <w:r>
+              <w:rPr>
+                <w:b w:val="0"/>
+                <w:bCs w:val="0"/>
+                <w:sz w:val="24"/>
+                <w:szCs w:val="24"/>
+              </w:rPr>
+              <w:t>TicketPremium</w:t>
+            </w:r>
+            <w:proofErr w:type="spellEnd"/>
+            <w:r>
+              <w:rPr>
+                <w:b w:val="0"/>
+                <w:bCs w:val="0"/>
+                <w:sz w:val="24"/>
+                <w:szCs w:val="24"/>
+              </w:rPr>
+              <w:t>.</w:t>
+            </w:r>
+          </w:p>
+        </w:tc>
+      </w:tr>
+      <w:tr>
+        <w:trPr>
+          <w:trHeight w:val="510"/>
+        </w:trPr>
+        <w:tc>
+          <w:tcPr>
+            <w:tcW w:w="4178" w:type="dxa"/>
+            <w:gridSpan w:val="2"/>
+            <w:shd w:val="clear" w:color="auto" w:fill="D9D9D9" w:themeFill="background1" w:themeFillShade="D9"/>
+          </w:tcPr>
+          <w:p>
+            <w:pPr>
+              <w:spacing w:after="100"/>
+              <w:rPr>
+                <w:b w:val="0"/>
+                <w:bCs w:val="0"/>
+                <w:color w:val="000000"/>
+                <w:sz w:val="24"/>
+                <w:szCs w:val="24"/>
+              </w:rPr>
+            </w:pPr>
+          </w:p>
+        </w:tc>
+        <w:tc>
+          <w:tcPr>
+            <w:tcW w:w="4838" w:type="dxa"/>
+            <w:gridSpan w:val="3"/>
+            <w:shd w:val="clear" w:color="auto" w:fill="D9D9D9" w:themeFill="background1" w:themeFillShade="D9"/>
+          </w:tcPr>
+          <w:p>
+            <w:pPr>
+              <w:numPr>
+                <w:ilvl w:val="0"/>
+                <w:numId w:val="2"/>
+              </w:numPr>
+              <w:spacing w:after="100" w:line="240" w:lineRule="auto"/>
+              <w:rPr>
+                <w:b w:val="0"/>
+                <w:bCs w:val="0"/>
+                <w:color w:val="000000"/>
+                <w:sz w:val="24"/>
+                <w:szCs w:val="24"/>
+              </w:rPr>
+            </w:pPr>
+            <w:r>
+              <w:rPr>
+                <w:b w:val="0"/>
+                <w:bCs w:val="0"/>
+                <w:sz w:val="24"/>
+                <w:szCs w:val="24"/>
+              </w:rPr>
+              <w:t>Emite un mensaje de éxito indicando que la cuenta ha sido creada.</w:t>
+            </w:r>
+          </w:p>
+        </w:tc>
+      </w:tr>
+      <w:tr>
+        <w:trPr>
+          <w:trHeight w:val="72"/>
+        </w:trPr>
+        <w:tc>
+          <w:tcPr>
+            <w:tcW w:w="9016" w:type="dxa"/>
+            <w:gridSpan w:val="5"/>
+            <w:shd w:val="clear" w:color="auto" w:fill="D9D9D9" w:themeFill="background1" w:themeFillShade="D9"/>
+            <w:vAlign w:val="center"/>
+          </w:tcPr>
+          <w:p>
+            <w:pPr>
+              <w:jc w:val="center"/>
+              <w:rPr>
+                <w:color w:val="000000"/>
+                <w:sz w:val="24"/>
+                <w:szCs w:val="24"/>
+              </w:rPr>
+            </w:pPr>
+            <w:r>
+              <w:rPr>
+                <w:color w:val="000000"/>
+                <w:sz w:val="24"/>
+                <w:szCs w:val="24"/>
+              </w:rPr>
+              <w:t>Flujo Alternativo</w:t>
+            </w:r>
+          </w:p>
+        </w:tc>
+      </w:tr>
+      <w:tr>
+        <w:trPr>
+          <w:trHeight w:val="858"/>
+        </w:trPr>
+        <w:tc>
+          <w:tcPr>
+            <w:tcW w:w="9016" w:type="dxa"/>
+            <w:gridSpan w:val="5"/>
+            <w:shd w:val="clear" w:color="auto" w:fill="D9D9D9" w:themeFill="background1" w:themeFillShade="D9"/>
+          </w:tcPr>
+          <w:p>
+            <w:pPr>
+              <w:spacing w:after="100" w:line="240" w:lineRule="auto"/>
+              <w:rPr>
+                <w:b w:val="0"/>
+                <w:bCs w:val="0"/>
+                <w:sz w:val="24"/>
+                <w:szCs w:val="24"/>
+              </w:rPr>
+            </w:pPr>
+            <w:r>
+              <w:rPr>
+                <w:b w:val="0"/>
+                <w:bCs w:val="0"/>
+                <w:sz w:val="24"/>
+                <w:szCs w:val="24"/>
+              </w:rPr>
+              <w:t>1</w:t>
+            </w:r>
+            <w:r>
+              <w:rPr>
+                <w:b w:val="0"/>
+                <w:bCs w:val="0"/>
+                <w:sz w:val="24"/>
+                <w:szCs w:val="24"/>
+              </w:rPr>
+              <w:t xml:space="preserve">. </w:t>
+            </w:r>
+            <w:r>
+              <w:rPr>
+                <w:b w:val="0"/>
+                <w:bCs w:val="0"/>
+                <w:sz w:val="24"/>
+                <w:szCs w:val="24"/>
+              </w:rPr>
+              <w:t>Correo existente: El sistema detecta que el correo ya está registrado y muestra un mensaje indicando "El correo ingresado ya se encuentra en uso".</w:t>
+            </w:r>
+          </w:p>
+          <w:p>
+            <w:pPr>
+              <w:spacing w:after="100" w:line="240" w:lineRule="auto"/>
+              <w:rPr>
+                <w:b w:val="0"/>
+                <w:bCs w:val="0"/>
+                <w:color w:val="000000"/>
+                <w:sz w:val="24"/>
+                <w:szCs w:val="24"/>
+              </w:rPr>
+            </w:pPr>
+            <w:r>
+              <w:rPr>
+                <w:b w:val="0"/>
+                <w:bCs w:val="0"/>
+                <w:sz w:val="24"/>
+                <w:szCs w:val="24"/>
+              </w:rPr>
+              <w:t>2. Datos incompletos: Si faltan datos obligatorios, el sistema marca en rojo los campos y solicita completarlos.</w:t>
+            </w:r>
+          </w:p>
+        </w:tc>
+      </w:tr>
+      <w:tr>
+        <w:trPr>
+          <w:trHeight w:val="52"/>
+        </w:trPr>
+        <w:tc>
+          <w:tcPr>
+            <w:tcW w:w="9016" w:type="dxa"/>
+            <w:gridSpan w:val="5"/>
+            <w:shd w:val="clear" w:color="auto" w:fill="D9D9D9" w:themeFill="background1" w:themeFillShade="D9"/>
+          </w:tcPr>
+          <w:p>
+            <w:pPr>
+              <w:rPr>
+                <w:b w:val="0"/>
+                <w:bCs w:val="0"/>
+                <w:color w:val="000000"/>
+                <w:sz w:val="24"/>
+                <w:szCs w:val="24"/>
+              </w:rPr>
+            </w:pPr>
+            <w:r>
+              <w:rPr>
+                <w:color w:val="000000"/>
+                <w:sz w:val="24"/>
+                <w:szCs w:val="24"/>
+              </w:rPr>
+              <w:t>Casos de uso incluidos:</w:t>
+            </w:r>
+            <w:r>
+              <w:rPr>
+                <w:b w:val="0"/>
+                <w:bCs w:val="0"/>
+                <w:color w:val="000000"/>
+                <w:sz w:val="24"/>
+                <w:szCs w:val="24"/>
+              </w:rPr>
+              <w:t xml:space="preserve"> N/A</w:t>
+            </w:r>
+          </w:p>
+        </w:tc>
+      </w:tr>
+      <w:tr>
+        <w:trPr>
+          <w:trHeight w:val="257"/>
+        </w:trPr>
+        <w:tc>
+          <w:tcPr>
+            <w:tcW w:w="9016" w:type="dxa"/>
+            <w:gridSpan w:val="5"/>
+            <w:shd w:val="clear" w:color="auto" w:fill="D9D9D9" w:themeFill="background1" w:themeFillShade="D9"/>
+          </w:tcPr>
+          <w:p>
+            <w:pPr>
+              <w:rPr>
+                <w:b w:val="0"/>
+                <w:bCs w:val="0"/>
+                <w:color w:val="000000"/>
+                <w:sz w:val="24"/>
+                <w:szCs w:val="24"/>
+              </w:rPr>
+            </w:pPr>
+            <w:r>
+              <w:rPr>
+                <w:color w:val="000000"/>
+                <w:sz w:val="24"/>
+                <w:szCs w:val="24"/>
+              </w:rPr>
+              <w:t>Casos de uso extendidos:</w:t>
+            </w:r>
+            <w:r>
+              <w:rPr>
+                <w:b w:val="0"/>
+                <w:bCs w:val="0"/>
+                <w:color w:val="000000"/>
+                <w:sz w:val="24"/>
+                <w:szCs w:val="24"/>
+              </w:rPr>
+              <w:t xml:space="preserve"> N/A</w:t>
+            </w:r>
+          </w:p>
+        </w:tc>
+      </w:tr>
+    </w:tbl>
+    <w:p/>
+    <w:p>
+      <w:pPr>
+        <w:rPr>
+          <w:color w:val="000000"/>
+          <w:sz w:val="24"/>
+          <w:szCs w:val="24"/>
+        </w:rPr>
+      </w:pPr>
+      <w:r>
+        <w:rPr>
+          <w:color w:val="000000"/>
+          <w:sz w:val="24"/>
+          <w:szCs w:val="24"/>
+        </w:rPr>
+        <w:t>ECUD</w:t>
+      </w:r>
+      <w:r>
+        <w:rPr>
+          <w:color w:val="000000"/>
+          <w:sz w:val="24"/>
+          <w:szCs w:val="24"/>
+        </w:rPr>
+        <w:t>_</w:t>
+      </w:r>
+      <w:r>
+        <w:rPr>
+          <w:color w:val="000000"/>
+          <w:sz w:val="24"/>
+          <w:szCs w:val="24"/>
+        </w:rPr>
+        <w:t>CERRAR_SESIÓN</w:t>
+      </w:r>
+      <w:r>
+        <w:rPr>
+          <w:color w:val="000000"/>
+          <w:sz w:val="24"/>
+          <w:szCs w:val="24"/>
+        </w:rPr>
+        <w:t>_</w:t>
+      </w:r>
+      <w:r>
+        <w:rPr>
+          <w:color w:val="000000"/>
+          <w:sz w:val="24"/>
+          <w:szCs w:val="24"/>
+        </w:rPr>
+        <w:t>(TICKETPREMIUM)</w:t>
+      </w:r>
+    </w:p>
+    <w:p>
+      <w:pPr>
+        <w:rPr>
+          <w:color w:val="000000"/>
+          <w:sz w:val="24"/>
+          <w:szCs w:val="24"/>
+        </w:rPr>
+      </w:pPr>
+      <w:r>
+        <w:rPr>
+          <w:b w:val="0"/>
+          <w:bCs w:val="0"/>
+          <w:color w:val="000000"/>
+          <w:sz w:val="24"/>
+          <w:szCs w:val="24"/>
+        </w:rPr>
+        <w:t xml:space="preserve">A continuación, se muestra </w:t>
+      </w:r>
+      <w:r>
+        <w:rPr>
+          <w:b w:val="0"/>
+          <w:bCs w:val="0"/>
+          <w:color w:val="000000"/>
+          <w:sz w:val="24"/>
+          <w:szCs w:val="24"/>
+        </w:rPr>
+        <w:t>ECUD_</w:t>
+      </w:r>
+      <w:r>
+        <w:rPr>
+          <w:b w:val="0"/>
+          <w:bCs w:val="0"/>
+          <w:color w:val="000000"/>
+          <w:sz w:val="24"/>
+          <w:szCs w:val="24"/>
+        </w:rPr>
+        <w:t>CERRAR_SESIÓN</w:t>
+      </w:r>
+      <w:r>
+        <w:rPr>
+          <w:b w:val="0"/>
+          <w:bCs w:val="0"/>
+          <w:color w:val="000000"/>
+          <w:sz w:val="24"/>
+          <w:szCs w:val="24"/>
+        </w:rPr>
+        <w:t>_(TICKETPREMIUM)</w:t>
+      </w:r>
+    </w:p>
+    <w:p>
+      <w:pPr>
+        <w:pStyle w:val="Ttulo4"/>
+        <w:rPr>
+          <w:b w:val="0"/>
+          <w:bCs w:val="0"/>
+        </w:rPr>
+      </w:pPr>
+      <w:r>
+        <w:t xml:space="preserve">Tabla </w:t>
+      </w:r>
+      <w:r>
+        <w:t>10</w:t>
+      </w:r>
+      <w:r>
+        <w:t xml:space="preserve">. </w:t>
+      </w:r>
+      <w:r>
+        <w:rPr>
+          <w:b w:val="0"/>
+          <w:bCs w:val="0"/>
+        </w:rPr>
+        <w:t xml:space="preserve">ECUD </w:t>
+      </w:r>
+      <w:r>
+        <w:rPr>
+          <w:b w:val="0"/>
+          <w:bCs w:val="0"/>
+        </w:rPr>
+        <w:t>Cerrar sesión</w:t>
+      </w:r>
+    </w:p>
+    <w:tbl>
+      <w:tblPr>
+        <w:tblW w:w="9016" w:type="dxa"/>
+        <w:tblBorders>
+          <w:top w:val="single" w:sz="4" w:space="0" w:color="000000"/>
+          <w:left w:val="single" w:sz="4" w:space="0" w:color="000000"/>
+          <w:bottom w:val="single" w:sz="4" w:space="0" w:color="000000"/>
+          <w:right w:val="single" w:sz="4" w:space="0" w:color="000000"/>
+          <w:insideH w:val="single" w:sz="4" w:space="0" w:color="000000"/>
+          <w:insideV w:val="single" w:sz="4" w:space="0" w:color="000000"/>
+        </w:tblBorders>
+        <w:shd w:val="clear" w:color="auto" w:fill="D9D9D9" w:themeFill="background1" w:themeFillShade="D9"/>
+        <w:tblLayout w:type="fixed"/>
+        <w:tblLook w:val="0000" w:firstRow="0" w:lastRow="0" w:firstColumn="0" w:lastColumn="0" w:noHBand="0" w:noVBand="0"/>
+      </w:tblPr>
+      <w:tblGrid>
+        <w:gridCol w:w="2546"/>
+        <w:gridCol w:w="1632"/>
+        <w:gridCol w:w="609"/>
+        <w:gridCol w:w="2283"/>
+        <w:gridCol w:w="1946"/>
+      </w:tblGrid>
+      <w:tr>
+        <w:trPr>
+          <w:trHeight w:val="317"/>
+        </w:trPr>
+        <w:tc>
+          <w:tcPr>
+            <w:tcW w:w="2546" w:type="dxa"/>
+            <w:shd w:val="clear" w:color="auto" w:fill="D9D9D9" w:themeFill="background1" w:themeFillShade="D9"/>
+            <w:vAlign w:val="center"/>
+          </w:tcPr>
+          <w:p>
+            <w:pPr>
+              <w:spacing w:line="240" w:lineRule="auto"/>
+              <w:jc w:val="right"/>
+              <w:rPr>
+                <w:color w:val="000000"/>
+                <w:sz w:val="24"/>
+                <w:szCs w:val="24"/>
+              </w:rPr>
+            </w:pPr>
+            <w:r>
+              <w:rPr>
+                <w:color w:val="000000"/>
+                <w:sz w:val="24"/>
+                <w:szCs w:val="24"/>
+              </w:rPr>
+              <w:t xml:space="preserve">Nombre Caso de Uso: </w:t>
+            </w:r>
+          </w:p>
+        </w:tc>
+        <w:tc>
+          <w:tcPr>
+            <w:tcW w:w="6470" w:type="dxa"/>
+            <w:gridSpan w:val="4"/>
+            <w:shd w:val="clear" w:color="auto" w:fill="D9D9D9" w:themeFill="background1" w:themeFillShade="D9"/>
+          </w:tcPr>
+          <w:p>
+            <w:pPr>
+              <w:jc w:val="center"/>
+              <w:rPr>
+                <w:b w:val="0"/>
+                <w:bCs w:val="0"/>
+                <w:color w:val="000000"/>
+                <w:sz w:val="24"/>
+                <w:szCs w:val="24"/>
+              </w:rPr>
+            </w:pPr>
+            <w:r>
+              <w:rPr>
+                <w:b w:val="0"/>
+                <w:bCs w:val="0"/>
+                <w:sz w:val="24"/>
+                <w:szCs w:val="24"/>
+              </w:rPr>
+              <w:t>Cerrar sesión</w:t>
+            </w:r>
+          </w:p>
+        </w:tc>
+      </w:tr>
+      <w:tr>
+        <w:trPr>
+          <w:trHeight w:val="119"/>
+        </w:trPr>
+        <w:tc>
+          <w:tcPr>
+            <w:tcW w:w="2546" w:type="dxa"/>
+            <w:shd w:val="clear" w:color="auto" w:fill="D9D9D9" w:themeFill="background1" w:themeFillShade="D9"/>
+            <w:vAlign w:val="center"/>
+          </w:tcPr>
+          <w:p>
+            <w:pPr>
+              <w:jc w:val="right"/>
+              <w:rPr>
+                <w:color w:val="000000"/>
+                <w:sz w:val="24"/>
+                <w:szCs w:val="24"/>
+              </w:rPr>
+            </w:pPr>
+            <w:r>
+              <w:rPr>
+                <w:color w:val="000000"/>
+                <w:sz w:val="24"/>
+                <w:szCs w:val="24"/>
+              </w:rPr>
+              <w:t>Identificador:</w:t>
+            </w:r>
+          </w:p>
+        </w:tc>
+        <w:tc>
+          <w:tcPr>
+            <w:tcW w:w="6470" w:type="dxa"/>
+            <w:gridSpan w:val="4"/>
+            <w:shd w:val="clear" w:color="auto" w:fill="F2F2F2" w:themeFill="background1" w:themeFillShade="F2"/>
+          </w:tcPr>
+          <w:p>
+            <w:pPr>
+              <w:rPr>
+                <w:b w:val="0"/>
+                <w:bCs w:val="0"/>
+                <w:color w:val="000000"/>
+                <w:sz w:val="24"/>
+                <w:szCs w:val="24"/>
+              </w:rPr>
+            </w:pPr>
+            <w:r>
+              <w:rPr>
+                <w:b w:val="0"/>
+                <w:bCs w:val="0"/>
+                <w:sz w:val="24"/>
+                <w:szCs w:val="24"/>
+              </w:rPr>
+              <w:t>ECUD</w:t>
+            </w:r>
+            <w:r>
+              <w:rPr>
+                <w:b w:val="0"/>
+                <w:bCs w:val="0"/>
+                <w:sz w:val="24"/>
+                <w:szCs w:val="24"/>
+              </w:rPr>
+              <w:t>10</w:t>
+            </w:r>
+          </w:p>
+        </w:tc>
+      </w:tr>
+      <w:tr>
+        <w:trPr>
+          <w:trHeight w:val="510"/>
+        </w:trPr>
+        <w:tc>
+          <w:tcPr>
+            <w:tcW w:w="2546" w:type="dxa"/>
+            <w:shd w:val="clear" w:color="auto" w:fill="D9D9D9" w:themeFill="background1" w:themeFillShade="D9"/>
+            <w:vAlign w:val="center"/>
+          </w:tcPr>
+          <w:p>
+            <w:pPr>
+              <w:jc w:val="right"/>
+              <w:rPr>
+                <w:color w:val="000000"/>
+                <w:sz w:val="24"/>
+                <w:szCs w:val="24"/>
+              </w:rPr>
+            </w:pPr>
+            <w:r>
+              <w:rPr>
+                <w:color w:val="000000"/>
+                <w:sz w:val="24"/>
+                <w:szCs w:val="24"/>
+              </w:rPr>
+              <w:t>Descripción:</w:t>
+            </w:r>
+          </w:p>
+        </w:tc>
+        <w:tc>
+          <w:tcPr>
+            <w:tcW w:w="6470" w:type="dxa"/>
+            <w:gridSpan w:val="4"/>
+            <w:shd w:val="clear" w:color="auto" w:fill="D9D9D9" w:themeFill="background1" w:themeFillShade="D9"/>
+          </w:tcPr>
+          <w:p>
+            <w:pPr>
+              <w:rPr>
+                <w:b w:val="0"/>
+                <w:bCs w:val="0"/>
+                <w:color w:val="000000"/>
+                <w:sz w:val="24"/>
+                <w:szCs w:val="24"/>
+              </w:rPr>
+            </w:pPr>
+            <w:r>
+              <w:rPr>
+                <w:b w:val="0"/>
+                <w:bCs w:val="0"/>
+                <w:sz w:val="24"/>
+                <w:szCs w:val="24"/>
+              </w:rPr>
+              <w:t xml:space="preserve">Permite a un usuario autenticado finalizar su sesión activa en el sistema </w:t>
+            </w:r>
+            <w:proofErr w:type="spellStart"/>
+            <w:r>
+              <w:rPr>
+                <w:b w:val="0"/>
+                <w:bCs w:val="0"/>
+                <w:sz w:val="24"/>
+                <w:szCs w:val="24"/>
+              </w:rPr>
+              <w:t>TicketPremium</w:t>
+            </w:r>
+            <w:proofErr w:type="spellEnd"/>
+            <w:r>
+              <w:rPr>
+                <w:b w:val="0"/>
+                <w:bCs w:val="0"/>
+                <w:sz w:val="24"/>
+                <w:szCs w:val="24"/>
+              </w:rPr>
+              <w:t xml:space="preserve"> de manera segura.</w:t>
+            </w:r>
+          </w:p>
+        </w:tc>
+      </w:tr>
+      <w:tr>
+        <w:trPr>
+          <w:trHeight w:val="536"/>
+        </w:trPr>
+        <w:tc>
+          <w:tcPr>
+            <w:tcW w:w="2546" w:type="dxa"/>
+            <w:shd w:val="clear" w:color="auto" w:fill="D9D9D9" w:themeFill="background1" w:themeFillShade="D9"/>
+            <w:vAlign w:val="center"/>
+          </w:tcPr>
+          <w:p>
+            <w:pPr>
+              <w:jc w:val="right"/>
+              <w:rPr>
+                <w:color w:val="000000"/>
+                <w:sz w:val="24"/>
+                <w:szCs w:val="24"/>
+              </w:rPr>
+            </w:pPr>
+            <w:r>
+              <w:rPr>
+                <w:color w:val="000000"/>
+                <w:sz w:val="24"/>
+                <w:szCs w:val="24"/>
+              </w:rPr>
+              <w:t>Meta:</w:t>
+            </w:r>
+          </w:p>
+        </w:tc>
+        <w:tc>
+          <w:tcPr>
+            <w:tcW w:w="6470" w:type="dxa"/>
+            <w:gridSpan w:val="4"/>
+            <w:shd w:val="clear" w:color="auto" w:fill="F2F2F2" w:themeFill="background1" w:themeFillShade="F2"/>
+          </w:tcPr>
+          <w:p>
+            <w:pPr>
+              <w:rPr>
+                <w:b w:val="0"/>
+                <w:bCs w:val="0"/>
+                <w:color w:val="000000"/>
+                <w:sz w:val="24"/>
+                <w:szCs w:val="24"/>
+              </w:rPr>
+            </w:pPr>
+            <w:r>
+              <w:rPr>
+                <w:b w:val="0"/>
+                <w:bCs w:val="0"/>
+                <w:sz w:val="24"/>
+                <w:szCs w:val="24"/>
+              </w:rPr>
+              <w:t>Invalidar la autenticación de la sesión para proteger la información y futuras transacciones del usuario.</w:t>
+            </w:r>
+          </w:p>
+        </w:tc>
+      </w:tr>
+      <w:tr>
+        <w:trPr>
+          <w:trHeight w:val="347"/>
+        </w:trPr>
+        <w:tc>
+          <w:tcPr>
+            <w:tcW w:w="2546" w:type="dxa"/>
+            <w:shd w:val="clear" w:color="auto" w:fill="D9D9D9" w:themeFill="background1" w:themeFillShade="D9"/>
+            <w:vAlign w:val="center"/>
+          </w:tcPr>
+          <w:p>
+            <w:pPr>
+              <w:jc w:val="right"/>
+              <w:rPr>
+                <w:color w:val="000000"/>
+                <w:sz w:val="24"/>
+                <w:szCs w:val="24"/>
+              </w:rPr>
+            </w:pPr>
+            <w:r>
+              <w:rPr>
+                <w:color w:val="000000"/>
+                <w:sz w:val="24"/>
+                <w:szCs w:val="24"/>
+              </w:rPr>
+              <w:t>Estado:</w:t>
+            </w:r>
+          </w:p>
+        </w:tc>
+        <w:tc>
+          <w:tcPr>
+            <w:tcW w:w="2241" w:type="dxa"/>
+            <w:gridSpan w:val="2"/>
+            <w:shd w:val="clear" w:color="auto" w:fill="D9D9D9" w:themeFill="background1" w:themeFillShade="D9"/>
+            <w:vAlign w:val="center"/>
+          </w:tcPr>
+          <w:p>
+            <w:pPr>
+              <w:jc w:val="center"/>
+              <w:rPr>
+                <w:b w:val="0"/>
+                <w:bCs w:val="0"/>
+                <w:color w:val="000000"/>
+                <w:sz w:val="24"/>
+                <w:szCs w:val="24"/>
+              </w:rPr>
+            </w:pPr>
+            <w:r>
+              <w:rPr>
+                <w:b w:val="0"/>
+                <w:bCs w:val="0"/>
+                <w:color w:val="000000"/>
+                <w:sz w:val="24"/>
+                <w:szCs w:val="24"/>
+              </w:rPr>
+              <w:t>Activo</w:t>
+            </w:r>
+          </w:p>
+        </w:tc>
+        <w:tc>
+          <w:tcPr>
+            <w:tcW w:w="2283" w:type="dxa"/>
+            <w:shd w:val="clear" w:color="auto" w:fill="D9D9D9" w:themeFill="background1" w:themeFillShade="D9"/>
+            <w:vAlign w:val="center"/>
+          </w:tcPr>
+          <w:p>
+            <w:pPr>
+              <w:jc w:val="center"/>
+              <w:rPr>
+                <w:b w:val="0"/>
+                <w:bCs w:val="0"/>
+                <w:color w:val="000000"/>
+                <w:sz w:val="24"/>
+                <w:szCs w:val="24"/>
+              </w:rPr>
+            </w:pPr>
+            <w:r>
+              <w:rPr>
+                <w:b w:val="0"/>
+                <w:bCs w:val="0"/>
+                <w:color w:val="000000"/>
+                <w:sz w:val="24"/>
+                <w:szCs w:val="24"/>
+              </w:rPr>
+              <w:t>Versión:</w:t>
+            </w:r>
+          </w:p>
+        </w:tc>
+        <w:tc>
+          <w:tcPr>
+            <w:tcW w:w="1946" w:type="dxa"/>
+            <w:shd w:val="clear" w:color="auto" w:fill="D9D9D9" w:themeFill="background1" w:themeFillShade="D9"/>
+            <w:vAlign w:val="center"/>
+          </w:tcPr>
+          <w:p>
+            <w:pPr>
+              <w:jc w:val="center"/>
+              <w:rPr>
+                <w:b w:val="0"/>
+                <w:bCs w:val="0"/>
+                <w:color w:val="000000"/>
+                <w:sz w:val="24"/>
+                <w:szCs w:val="24"/>
+              </w:rPr>
+            </w:pPr>
+            <w:r>
+              <w:rPr>
+                <w:b w:val="0"/>
+                <w:bCs w:val="0"/>
+                <w:color w:val="000000"/>
+                <w:sz w:val="24"/>
+                <w:szCs w:val="24"/>
+              </w:rPr>
+              <w:t>1.0</w:t>
+            </w:r>
+          </w:p>
+        </w:tc>
+      </w:tr>
+      <w:tr>
+        <w:trPr>
+          <w:trHeight w:val="241"/>
+        </w:trPr>
+        <w:tc>
+          <w:tcPr>
+            <w:tcW w:w="2546" w:type="dxa"/>
+            <w:shd w:val="clear" w:color="auto" w:fill="D9D9D9" w:themeFill="background1" w:themeFillShade="D9"/>
+            <w:vAlign w:val="center"/>
+          </w:tcPr>
+          <w:p>
+            <w:pPr>
+              <w:jc w:val="right"/>
+              <w:rPr>
+                <w:color w:val="000000"/>
+                <w:sz w:val="24"/>
+                <w:szCs w:val="24"/>
+              </w:rPr>
+            </w:pPr>
+            <w:r>
+              <w:rPr>
+                <w:color w:val="000000"/>
+                <w:sz w:val="24"/>
+                <w:szCs w:val="24"/>
+              </w:rPr>
+              <w:t>Autores:</w:t>
+            </w:r>
+          </w:p>
+        </w:tc>
+        <w:tc>
+          <w:tcPr>
+            <w:tcW w:w="6470" w:type="dxa"/>
+            <w:gridSpan w:val="4"/>
+            <w:shd w:val="clear" w:color="auto" w:fill="F2F2F2" w:themeFill="background1" w:themeFillShade="F2"/>
+          </w:tcPr>
+          <w:p>
+            <w:pPr>
+              <w:rPr>
+                <w:b w:val="0"/>
+                <w:bCs w:val="0"/>
+                <w:color w:val="000000"/>
+                <w:sz w:val="24"/>
+                <w:szCs w:val="24"/>
+              </w:rPr>
+            </w:pPr>
+            <w:r>
+              <w:rPr>
+                <w:b w:val="0"/>
+                <w:bCs w:val="0"/>
+                <w:color w:val="000000"/>
+                <w:sz w:val="24"/>
+                <w:szCs w:val="24"/>
+              </w:rPr>
+              <w:t>Ruben Benavides, Ariel Guevara, J</w:t>
+            </w:r>
+            <w:r>
+              <w:rPr>
+                <w:b w:val="0"/>
+                <w:bCs w:val="0"/>
+                <w:sz w:val="24"/>
+                <w:szCs w:val="24"/>
+              </w:rPr>
+              <w:t>ho</w:t>
+            </w:r>
+            <w:r>
+              <w:rPr>
+                <w:b w:val="0"/>
+                <w:bCs w:val="0"/>
+                <w:color w:val="000000"/>
+                <w:sz w:val="24"/>
+                <w:szCs w:val="24"/>
+              </w:rPr>
+              <w:t>n Munarco</w:t>
+            </w:r>
+          </w:p>
+        </w:tc>
+      </w:tr>
+      <w:tr>
+        <w:trPr>
+          <w:trHeight w:val="291"/>
+        </w:trPr>
+        <w:tc>
+          <w:tcPr>
+            <w:tcW w:w="2546" w:type="dxa"/>
+            <w:shd w:val="clear" w:color="auto" w:fill="D9D9D9" w:themeFill="background1" w:themeFillShade="D9"/>
+            <w:vAlign w:val="center"/>
+          </w:tcPr>
+          <w:p>
+            <w:pPr>
+              <w:jc w:val="right"/>
+              <w:rPr>
+                <w:color w:val="000000"/>
+                <w:sz w:val="24"/>
+                <w:szCs w:val="24"/>
+              </w:rPr>
+            </w:pPr>
+            <w:r>
+              <w:rPr>
+                <w:color w:val="000000"/>
+                <w:sz w:val="24"/>
+                <w:szCs w:val="24"/>
+              </w:rPr>
+              <w:t>Fecha creación:</w:t>
+            </w:r>
+          </w:p>
+        </w:tc>
+        <w:tc>
+          <w:tcPr>
+            <w:tcW w:w="2241" w:type="dxa"/>
+            <w:gridSpan w:val="2"/>
+            <w:shd w:val="clear" w:color="auto" w:fill="D9D9D9" w:themeFill="background1" w:themeFillShade="D9"/>
+          </w:tcPr>
+          <w:p>
+            <w:pPr>
+              <w:rPr>
+                <w:b w:val="0"/>
+                <w:bCs w:val="0"/>
+                <w:color w:val="000000"/>
+                <w:sz w:val="24"/>
+                <w:szCs w:val="24"/>
+              </w:rPr>
+            </w:pPr>
+            <w:r>
+              <w:rPr>
+                <w:b w:val="0"/>
+                <w:bCs w:val="0"/>
+                <w:sz w:val="24"/>
+                <w:szCs w:val="24"/>
+              </w:rPr>
+              <w:t>17/05/2026</w:t>
+            </w:r>
+          </w:p>
+        </w:tc>
+        <w:tc>
+          <w:tcPr>
+            <w:tcW w:w="2283" w:type="dxa"/>
+            <w:shd w:val="clear" w:color="auto" w:fill="D9D9D9" w:themeFill="background1" w:themeFillShade="D9"/>
+          </w:tcPr>
+          <w:p>
+            <w:pPr>
+              <w:rPr>
+                <w:b w:val="0"/>
+                <w:bCs w:val="0"/>
+                <w:color w:val="000000"/>
+                <w:sz w:val="24"/>
+                <w:szCs w:val="24"/>
+              </w:rPr>
+            </w:pPr>
+            <w:r>
+              <w:rPr>
+                <w:b w:val="0"/>
+                <w:bCs w:val="0"/>
+                <w:color w:val="000000"/>
+                <w:sz w:val="24"/>
+                <w:szCs w:val="24"/>
+              </w:rPr>
+              <w:t>Fecha modificación</w:t>
+            </w:r>
+          </w:p>
+        </w:tc>
+        <w:tc>
+          <w:tcPr>
+            <w:tcW w:w="1946" w:type="dxa"/>
+            <w:shd w:val="clear" w:color="auto" w:fill="D9D9D9" w:themeFill="background1" w:themeFillShade="D9"/>
+          </w:tcPr>
+          <w:p>
+            <w:pPr>
+              <w:rPr>
+                <w:b w:val="0"/>
+                <w:bCs w:val="0"/>
+                <w:color w:val="000000"/>
+                <w:sz w:val="24"/>
+                <w:szCs w:val="24"/>
+              </w:rPr>
+            </w:pPr>
+            <w:r>
+              <w:rPr>
+                <w:b w:val="0"/>
+                <w:bCs w:val="0"/>
+                <w:sz w:val="24"/>
+                <w:szCs w:val="24"/>
+              </w:rPr>
+              <w:t>17/05/2026</w:t>
+            </w:r>
+          </w:p>
+        </w:tc>
+      </w:tr>
+      <w:tr>
+        <w:trPr>
+          <w:trHeight w:val="391"/>
+        </w:trPr>
+        <w:tc>
+          <w:tcPr>
+            <w:tcW w:w="2546" w:type="dxa"/>
+            <w:shd w:val="clear" w:color="auto" w:fill="D9D9D9" w:themeFill="background1" w:themeFillShade="D9"/>
+            <w:vAlign w:val="center"/>
+          </w:tcPr>
+          <w:p>
+            <w:pPr>
+              <w:jc w:val="right"/>
+              <w:rPr>
+                <w:color w:val="000000"/>
+                <w:sz w:val="24"/>
+                <w:szCs w:val="24"/>
+              </w:rPr>
+            </w:pPr>
+            <w:r>
+              <w:rPr>
+                <w:color w:val="000000"/>
+                <w:sz w:val="24"/>
+                <w:szCs w:val="24"/>
+              </w:rPr>
+              <w:t>Precondiciones:</w:t>
+            </w:r>
+          </w:p>
+        </w:tc>
+        <w:tc>
+          <w:tcPr>
+            <w:tcW w:w="6470" w:type="dxa"/>
+            <w:gridSpan w:val="4"/>
+            <w:shd w:val="clear" w:color="auto" w:fill="F2F2F2" w:themeFill="background1" w:themeFillShade="F2"/>
+          </w:tcPr>
+          <w:p>
+            <w:pPr>
+              <w:pStyle w:val="Prrafodelista"/>
+              <w:numPr>
+                <w:ilvl w:val="3"/>
+                <w:numId w:val="2"/>
+              </w:numPr>
+              <w:spacing w:after="100" w:line="240" w:lineRule="auto"/>
+              <w:ind w:left="738"/>
+              <w:rPr>
+                <w:b w:val="0"/>
+                <w:bCs w:val="0"/>
+                <w:color w:val="000000"/>
+                <w:sz w:val="24"/>
+                <w:szCs w:val="24"/>
+              </w:rPr>
+            </w:pPr>
+            <w:r>
+              <w:rPr>
+                <w:b w:val="0"/>
+                <w:bCs w:val="0"/>
+                <w:sz w:val="24"/>
+                <w:szCs w:val="24"/>
+              </w:rPr>
+              <w:t>El usuario debe encontrarse con una sesión actual y activa en la aplicación.</w:t>
+            </w:r>
+          </w:p>
+        </w:tc>
+      </w:tr>
+      <w:tr>
+        <w:trPr>
+          <w:trHeight w:val="510"/>
+        </w:trPr>
+        <w:tc>
+          <w:tcPr>
+            <w:tcW w:w="2546" w:type="dxa"/>
+            <w:shd w:val="clear" w:color="auto" w:fill="D9D9D9" w:themeFill="background1" w:themeFillShade="D9"/>
+            <w:vAlign w:val="center"/>
+          </w:tcPr>
+          <w:p>
+            <w:pPr>
+              <w:jc w:val="right"/>
+              <w:rPr>
+                <w:color w:val="000000"/>
+                <w:sz w:val="24"/>
+                <w:szCs w:val="24"/>
+              </w:rPr>
+            </w:pPr>
+            <w:r>
+              <w:rPr>
+                <w:color w:val="000000"/>
+                <w:sz w:val="24"/>
+                <w:szCs w:val="24"/>
+              </w:rPr>
+              <w:t>Post condiciones:</w:t>
+            </w:r>
+          </w:p>
+        </w:tc>
+        <w:tc>
+          <w:tcPr>
+            <w:tcW w:w="6470" w:type="dxa"/>
+            <w:gridSpan w:val="4"/>
+            <w:shd w:val="clear" w:color="auto" w:fill="D9D9D9" w:themeFill="background1" w:themeFillShade="D9"/>
+          </w:tcPr>
+          <w:p>
+            <w:pPr>
+              <w:pStyle w:val="Prrafodelista"/>
+              <w:numPr>
+                <w:ilvl w:val="0"/>
+                <w:numId w:val="6"/>
+              </w:numPr>
+              <w:spacing w:line="240" w:lineRule="auto"/>
+              <w:rPr>
+                <w:b w:val="0"/>
+                <w:bCs w:val="0"/>
+                <w:color w:val="000000"/>
+                <w:sz w:val="24"/>
+                <w:szCs w:val="24"/>
+              </w:rPr>
+            </w:pPr>
+            <w:r>
+              <w:rPr>
+                <w:b w:val="0"/>
+                <w:bCs w:val="0"/>
+                <w:color w:val="000000"/>
+                <w:sz w:val="24"/>
+                <w:szCs w:val="24"/>
+              </w:rPr>
+              <w:t>La sesión es invalidada del contexto y el usuario sale de las vistas que requieren autenticación.</w:t>
+            </w:r>
+          </w:p>
+        </w:tc>
+      </w:tr>
+      <w:tr>
+        <w:trPr>
+          <w:trHeight w:val="510"/>
+        </w:trPr>
+        <w:tc>
+          <w:tcPr>
+            <w:tcW w:w="2546" w:type="dxa"/>
+            <w:shd w:val="clear" w:color="auto" w:fill="D9D9D9" w:themeFill="background1" w:themeFillShade="D9"/>
+            <w:vAlign w:val="center"/>
+          </w:tcPr>
+          <w:p>
+            <w:pPr>
+              <w:jc w:val="right"/>
+              <w:rPr>
+                <w:color w:val="000000"/>
+                <w:sz w:val="24"/>
+                <w:szCs w:val="24"/>
+                <w:highlight w:val="yellow"/>
+              </w:rPr>
+            </w:pPr>
+            <w:r>
+              <w:rPr>
+                <w:color w:val="000000"/>
+                <w:sz w:val="24"/>
+                <w:szCs w:val="24"/>
+              </w:rPr>
+              <w:t>Gráfico:</w:t>
+            </w:r>
+          </w:p>
+        </w:tc>
+        <w:tc>
+          <w:tcPr>
+            <w:tcW w:w="6470" w:type="dxa"/>
+            <w:gridSpan w:val="4"/>
+            <w:shd w:val="clear" w:color="auto" w:fill="F2F2F2" w:themeFill="background1" w:themeFillShade="F2"/>
+          </w:tcPr>
+          <w:p>
+            <w:pPr>
+              <w:spacing w:after="100"/>
+              <w:rPr>
+                <w:b w:val="0"/>
+                <w:bCs w:val="0"/>
+                <w:i/>
+                <w:iCs/>
+                <w:color w:val="000000"/>
+                <w:sz w:val="24"/>
+                <w:szCs w:val="24"/>
+              </w:rPr>
+            </w:pPr>
+            <w:r>
+              <w:rPr>
+                <w:b w:val="0"/>
+                <w:bCs w:val="0"/>
+                <w:i/>
+                <w:iCs/>
+                <w:color w:val="000000"/>
+                <w:sz w:val="24"/>
+                <w:szCs w:val="24"/>
+              </w:rPr>
+              <w:drawing>
+                <wp:inline distT="0" distB="0" distL="0" distR="0" wp14:anchorId="63919C1B" wp14:editId="641E9E75">
+                  <wp:extent cx="3971290" cy="3904615"/>
+                  <wp:effectExtent l="0" t="0" r="0" b="635"/>
+                  <wp:docPr id="457792987" name="Imagen 1"/>
+                  <wp:cNvGraphicFramePr>
+                    <a:graphicFrameLocks xmlns:a="http://schemas.openxmlformats.org/drawingml/2006/main" noChangeAspect="1"/>
+                  </wp:cNvGraphicFramePr>
+                  <a:graphic xmlns:a="http://schemas.openxmlformats.org/drawingml/2006/main">
+                    <a:graphicData uri="http://schemas.openxmlformats.org/drawingml/2006/picture">
+                      <pic:pic xmlns:pic="http://schemas.openxmlformats.org/drawingml/2006/picture">
+                        <pic:nvPicPr>
+                          <pic:cNvPr id="1465262677" name=""/>
+                          <pic:cNvPicPr/>
+                        </pic:nvPicPr>
+                        <pic:blipFill>
+                          <a:blip r:embed="rId12"/>
+                          <a:stretch>
+                            <a:fillRect/>
+                          </a:stretch>
+                        </pic:blipFill>
+                        <pic:spPr>
+                          <a:xfrm>
+                            <a:off x="0" y="0"/>
+                            <a:ext cx="3971290" cy="3904615"/>
+                          </a:xfrm>
+                          <a:prstGeom prst="rect">
+                            <a:avLst/>
+                          </a:prstGeom>
+                        </pic:spPr>
+                      </pic:pic>
+                    </a:graphicData>
+                  </a:graphic>
+                </wp:inline>
+              </w:drawing>
+            </w:r>
+          </w:p>
+          <w:p>
+            <w:pPr>
+              <w:pStyle w:val="Ttulo3"/>
+              <w:rPr>
+                <w:sz w:val="20"/>
+                <w:szCs w:val="20"/>
+              </w:rPr>
+            </w:pPr>
+            <w:r>
+              <w:rPr>
+                <w:b/>
+                <w:bCs/>
+                <w:sz w:val="20"/>
+                <w:szCs w:val="20"/>
+              </w:rPr>
+              <w:lastRenderedPageBreak/>
+              <w:t xml:space="preserve">Ilustración </w:t>
+            </w:r>
+            <w:r>
+              <w:rPr>
+                <w:b/>
+                <w:bCs/>
+                <w:sz w:val="20"/>
+                <w:szCs w:val="20"/>
+              </w:rPr>
+              <w:t>10</w:t>
+            </w:r>
+            <w:r>
+              <w:rPr>
+                <w:b/>
+                <w:bCs/>
+                <w:sz w:val="20"/>
+                <w:szCs w:val="20"/>
+              </w:rPr>
+              <w:t>.</w:t>
+            </w:r>
+            <w:r>
+              <w:rPr>
+                <w:sz w:val="20"/>
+                <w:szCs w:val="20"/>
+              </w:rPr>
+              <w:t xml:space="preserve"> Caso de Uso </w:t>
+            </w:r>
+            <w:r>
+              <w:rPr>
+                <w:sz w:val="20"/>
+                <w:szCs w:val="20"/>
+              </w:rPr>
+              <w:t>Cerrar sesión</w:t>
+            </w:r>
+          </w:p>
+        </w:tc>
+      </w:tr>
+      <w:tr>
+        <w:trPr>
+          <w:trHeight w:val="87"/>
+        </w:trPr>
+        <w:tc>
+          <w:tcPr>
+            <w:tcW w:w="9016" w:type="dxa"/>
+            <w:gridSpan w:val="5"/>
+            <w:shd w:val="clear" w:color="auto" w:fill="D9D9D9" w:themeFill="background1" w:themeFillShade="D9"/>
+          </w:tcPr>
+          <w:p>
+            <w:pPr>
+              <w:jc w:val="center"/>
+              <w:rPr>
+                <w:color w:val="000000"/>
+                <w:sz w:val="24"/>
+                <w:szCs w:val="24"/>
+              </w:rPr>
+            </w:pPr>
+            <w:r>
+              <w:rPr>
+                <w:color w:val="000000"/>
+                <w:sz w:val="24"/>
+                <w:szCs w:val="24"/>
+              </w:rPr>
+              <w:lastRenderedPageBreak/>
+              <w:t>Flujo Básico</w:t>
+            </w:r>
+          </w:p>
+        </w:tc>
+      </w:tr>
+      <w:tr>
+        <w:trPr>
+          <w:trHeight w:val="248"/>
+        </w:trPr>
+        <w:tc>
+          <w:tcPr>
+            <w:tcW w:w="9016" w:type="dxa"/>
+            <w:gridSpan w:val="5"/>
+            <w:shd w:val="clear" w:color="auto" w:fill="D9D9D9" w:themeFill="background1" w:themeFillShade="D9"/>
+          </w:tcPr>
+          <w:p>
+            <w:pPr>
+              <w:jc w:val="center"/>
+              <w:rPr>
+                <w:b w:val="0"/>
+                <w:bCs w:val="0"/>
+                <w:color w:val="000000"/>
+                <w:sz w:val="24"/>
+                <w:szCs w:val="24"/>
+              </w:rPr>
+            </w:pPr>
+            <w:r>
+              <w:rPr>
+                <w:b w:val="0"/>
+                <w:bCs w:val="0"/>
+                <w:color w:val="000000"/>
+                <w:sz w:val="24"/>
+                <w:szCs w:val="24"/>
+              </w:rPr>
+              <w:t>Convertir Unidades de Temperatura</w:t>
+            </w:r>
+          </w:p>
+        </w:tc>
+      </w:tr>
+      <w:tr>
+        <w:trPr>
+          <w:trHeight w:val="132"/>
+        </w:trPr>
+        <w:tc>
+          <w:tcPr>
+            <w:tcW w:w="4178" w:type="dxa"/>
+            <w:gridSpan w:val="2"/>
+            <w:shd w:val="clear" w:color="auto" w:fill="D9D9D9" w:themeFill="background1" w:themeFillShade="D9"/>
+          </w:tcPr>
+          <w:p>
+            <w:pPr>
+              <w:jc w:val="center"/>
+              <w:rPr>
+                <w:b w:val="0"/>
+                <w:bCs w:val="0"/>
+                <w:color w:val="000000"/>
+                <w:sz w:val="24"/>
+                <w:szCs w:val="24"/>
+              </w:rPr>
+            </w:pPr>
+            <w:r>
+              <w:rPr>
+                <w:b w:val="0"/>
+                <w:bCs w:val="0"/>
+                <w:color w:val="000000"/>
+                <w:sz w:val="24"/>
+                <w:szCs w:val="24"/>
+              </w:rPr>
+              <w:t>Actor</w:t>
+            </w:r>
+          </w:p>
+        </w:tc>
+        <w:tc>
+          <w:tcPr>
+            <w:tcW w:w="4838" w:type="dxa"/>
+            <w:gridSpan w:val="3"/>
+            <w:shd w:val="clear" w:color="auto" w:fill="D9D9D9" w:themeFill="background1" w:themeFillShade="D9"/>
+          </w:tcPr>
+          <w:p>
+            <w:pPr>
+              <w:jc w:val="center"/>
+              <w:rPr>
+                <w:b w:val="0"/>
+                <w:bCs w:val="0"/>
+                <w:color w:val="000000"/>
+                <w:sz w:val="24"/>
+                <w:szCs w:val="24"/>
+              </w:rPr>
+            </w:pPr>
+            <w:r>
+              <w:rPr>
+                <w:b w:val="0"/>
+                <w:bCs w:val="0"/>
+                <w:color w:val="000000"/>
+                <w:sz w:val="24"/>
+                <w:szCs w:val="24"/>
+              </w:rPr>
+              <w:t>Sistema</w:t>
+            </w:r>
+          </w:p>
+        </w:tc>
+      </w:tr>
+      <w:tr>
+        <w:trPr>
+          <w:trHeight w:val="510"/>
+        </w:trPr>
+        <w:tc>
+          <w:tcPr>
+            <w:tcW w:w="4178" w:type="dxa"/>
+            <w:gridSpan w:val="2"/>
+            <w:shd w:val="clear" w:color="auto" w:fill="D9D9D9" w:themeFill="background1" w:themeFillShade="D9"/>
+          </w:tcPr>
+          <w:p>
+            <w:pPr>
+              <w:spacing w:after="100" w:line="240" w:lineRule="auto"/>
+              <w:rPr>
+                <w:b w:val="0"/>
+                <w:bCs w:val="0"/>
+                <w:color w:val="000000"/>
+                <w:sz w:val="24"/>
+                <w:szCs w:val="24"/>
+              </w:rPr>
+            </w:pPr>
+            <w:r>
+              <w:rPr>
+                <w:b w:val="0"/>
+                <w:bCs w:val="0"/>
+                <w:sz w:val="24"/>
+                <w:szCs w:val="24"/>
+              </w:rPr>
+              <w:t xml:space="preserve">1. </w:t>
+            </w:r>
+            <w:r>
+              <w:rPr>
+                <w:b w:val="0"/>
+                <w:bCs w:val="0"/>
+                <w:sz w:val="24"/>
+                <w:szCs w:val="24"/>
+              </w:rPr>
+              <w:t xml:space="preserve">El cliente </w:t>
+            </w:r>
+            <w:r>
+              <w:rPr>
+                <w:b w:val="0"/>
+                <w:bCs w:val="0"/>
+                <w:sz w:val="24"/>
+                <w:szCs w:val="24"/>
+              </w:rPr>
+              <w:t>s</w:t>
+            </w:r>
+            <w:r>
+              <w:rPr>
+                <w:b w:val="0"/>
+                <w:bCs w:val="0"/>
+                <w:sz w:val="24"/>
+                <w:szCs w:val="24"/>
+              </w:rPr>
+              <w:t>elecciona la opción "Cerrar sesión" en el menú principal.</w:t>
+            </w:r>
+          </w:p>
+        </w:tc>
+        <w:tc>
+          <w:tcPr>
+            <w:tcW w:w="4838" w:type="dxa"/>
+            <w:gridSpan w:val="3"/>
+            <w:shd w:val="clear" w:color="auto" w:fill="F2F2F2" w:themeFill="background1" w:themeFillShade="F2"/>
+          </w:tcPr>
+          <w:p>
+            <w:pPr>
+              <w:spacing w:after="100" w:line="240" w:lineRule="auto"/>
+              <w:rPr>
+                <w:b w:val="0"/>
+                <w:bCs w:val="0"/>
+                <w:color w:val="000000"/>
+                <w:sz w:val="24"/>
+                <w:szCs w:val="24"/>
+              </w:rPr>
+            </w:pPr>
+            <w:r>
+              <w:rPr>
+                <w:b w:val="0"/>
+                <w:bCs w:val="0"/>
+                <w:color w:val="000000"/>
+                <w:sz w:val="24"/>
+                <w:szCs w:val="24"/>
+              </w:rPr>
+              <w:t xml:space="preserve">2. </w:t>
+            </w:r>
+            <w:r>
+              <w:rPr>
+                <w:b w:val="0"/>
+                <w:bCs w:val="0"/>
+                <w:color w:val="000000"/>
+                <w:sz w:val="24"/>
+                <w:szCs w:val="24"/>
+              </w:rPr>
+              <w:t>Recibe la solicitud de finalización de credenciales.</w:t>
+            </w:r>
+          </w:p>
+        </w:tc>
+      </w:tr>
+      <w:tr>
+        <w:trPr>
+          <w:trHeight w:val="510"/>
+        </w:trPr>
+        <w:tc>
+          <w:tcPr>
+            <w:tcW w:w="4178" w:type="dxa"/>
+            <w:gridSpan w:val="2"/>
+            <w:shd w:val="clear" w:color="auto" w:fill="D9D9D9" w:themeFill="background1" w:themeFillShade="D9"/>
+          </w:tcPr>
+          <w:p>
+            <w:pPr>
+              <w:spacing w:after="100"/>
+              <w:rPr>
+                <w:b w:val="0"/>
+                <w:bCs w:val="0"/>
+                <w:color w:val="000000"/>
+                <w:sz w:val="24"/>
+                <w:szCs w:val="24"/>
+              </w:rPr>
+            </w:pPr>
+          </w:p>
+        </w:tc>
+        <w:tc>
+          <w:tcPr>
+            <w:tcW w:w="4838" w:type="dxa"/>
+            <w:gridSpan w:val="3"/>
+            <w:shd w:val="clear" w:color="auto" w:fill="D9D9D9" w:themeFill="background1" w:themeFillShade="D9"/>
+          </w:tcPr>
+          <w:p>
+            <w:pPr>
+              <w:spacing w:after="100" w:line="240" w:lineRule="auto"/>
+              <w:rPr>
+                <w:b w:val="0"/>
+                <w:bCs w:val="0"/>
+                <w:color w:val="000000"/>
+                <w:sz w:val="24"/>
+                <w:szCs w:val="24"/>
+              </w:rPr>
+            </w:pPr>
+            <w:r>
+              <w:rPr>
+                <w:b w:val="0"/>
+                <w:bCs w:val="0"/>
+                <w:color w:val="000000"/>
+                <w:sz w:val="24"/>
+                <w:szCs w:val="24"/>
+              </w:rPr>
+              <w:t xml:space="preserve">3. </w:t>
+            </w:r>
+            <w:r>
+              <w:rPr>
+                <w:b w:val="0"/>
+                <w:bCs w:val="0"/>
+                <w:color w:val="000000"/>
+                <w:sz w:val="24"/>
+                <w:szCs w:val="24"/>
+              </w:rPr>
+              <w:t>Limpia el contexto, variables de usuario o "token" de la sesión actual.</w:t>
+            </w:r>
+          </w:p>
+        </w:tc>
+      </w:tr>
+      <w:tr>
+        <w:trPr>
+          <w:trHeight w:val="510"/>
+        </w:trPr>
+        <w:tc>
+          <w:tcPr>
+            <w:tcW w:w="4178" w:type="dxa"/>
+            <w:gridSpan w:val="2"/>
+            <w:shd w:val="clear" w:color="auto" w:fill="D9D9D9" w:themeFill="background1" w:themeFillShade="D9"/>
+          </w:tcPr>
+          <w:p>
+            <w:pPr>
+              <w:spacing w:after="100"/>
+              <w:rPr>
+                <w:b w:val="0"/>
+                <w:bCs w:val="0"/>
+                <w:color w:val="000000"/>
+                <w:sz w:val="24"/>
+                <w:szCs w:val="24"/>
+              </w:rPr>
+            </w:pPr>
+          </w:p>
+        </w:tc>
+        <w:tc>
+          <w:tcPr>
+            <w:tcW w:w="4838" w:type="dxa"/>
+            <w:gridSpan w:val="3"/>
+            <w:shd w:val="clear" w:color="auto" w:fill="F2F2F2" w:themeFill="background1" w:themeFillShade="F2"/>
+          </w:tcPr>
+          <w:p>
+            <w:pPr>
+              <w:spacing w:after="100" w:line="240" w:lineRule="auto"/>
+              <w:rPr>
+                <w:b w:val="0"/>
+                <w:bCs w:val="0"/>
+                <w:color w:val="000000"/>
+                <w:sz w:val="24"/>
+                <w:szCs w:val="24"/>
+              </w:rPr>
+            </w:pPr>
+            <w:r>
+              <w:rPr>
+                <w:b w:val="0"/>
+                <w:bCs w:val="0"/>
+                <w:sz w:val="24"/>
+                <w:szCs w:val="24"/>
+              </w:rPr>
+              <w:t xml:space="preserve">4. </w:t>
+            </w:r>
+            <w:r>
+              <w:rPr>
+                <w:b w:val="0"/>
+                <w:bCs w:val="0"/>
+                <w:sz w:val="24"/>
+                <w:szCs w:val="24"/>
+              </w:rPr>
+              <w:t>Redirige al cliente a la página de inicio o pantalla de "Iniciar sesión".</w:t>
+            </w:r>
+          </w:p>
+        </w:tc>
+      </w:tr>
+      <w:tr>
+        <w:trPr>
+          <w:trHeight w:val="72"/>
+        </w:trPr>
+        <w:tc>
+          <w:tcPr>
+            <w:tcW w:w="9016" w:type="dxa"/>
+            <w:gridSpan w:val="5"/>
+            <w:shd w:val="clear" w:color="auto" w:fill="D9D9D9" w:themeFill="background1" w:themeFillShade="D9"/>
+            <w:vAlign w:val="center"/>
+          </w:tcPr>
+          <w:p>
+            <w:pPr>
+              <w:jc w:val="center"/>
+              <w:rPr>
+                <w:color w:val="000000"/>
+                <w:sz w:val="24"/>
+                <w:szCs w:val="24"/>
+              </w:rPr>
+            </w:pPr>
+            <w:r>
+              <w:rPr>
+                <w:color w:val="000000"/>
+                <w:sz w:val="24"/>
+                <w:szCs w:val="24"/>
+              </w:rPr>
+              <w:t>Flujo Alternativo</w:t>
+            </w:r>
+          </w:p>
+        </w:tc>
+      </w:tr>
+      <w:tr>
+        <w:trPr>
+          <w:trHeight w:val="858"/>
+        </w:trPr>
+        <w:tc>
+          <w:tcPr>
+            <w:tcW w:w="9016" w:type="dxa"/>
+            <w:gridSpan w:val="5"/>
+            <w:shd w:val="clear" w:color="auto" w:fill="D9D9D9" w:themeFill="background1" w:themeFillShade="D9"/>
+          </w:tcPr>
+          <w:p>
+            <w:pPr>
+              <w:spacing w:after="100" w:line="240" w:lineRule="auto"/>
+              <w:rPr>
+                <w:b w:val="0"/>
+                <w:bCs w:val="0"/>
+                <w:color w:val="000000"/>
+                <w:sz w:val="24"/>
+                <w:szCs w:val="24"/>
+              </w:rPr>
+            </w:pPr>
+            <w:r>
+              <w:rPr>
+                <w:b w:val="0"/>
+                <w:bCs w:val="0"/>
+                <w:sz w:val="24"/>
+                <w:szCs w:val="24"/>
+              </w:rPr>
+              <w:t>1</w:t>
+            </w:r>
+            <w:r>
+              <w:rPr>
+                <w:b w:val="0"/>
+                <w:bCs w:val="0"/>
+                <w:sz w:val="24"/>
+                <w:szCs w:val="24"/>
+              </w:rPr>
+              <w:t xml:space="preserve">. </w:t>
+            </w:r>
+            <w:r>
+              <w:rPr>
+                <w:b w:val="0"/>
+                <w:bCs w:val="0"/>
+                <w:sz w:val="24"/>
+                <w:szCs w:val="24"/>
+              </w:rPr>
+              <w:t>Sin conexión / Tiempo expirado: Si el usuario pierde la conexión temporalmente, el sistema expira el token automáticamente por inactividad, cerrando la sesión de forma forzada.</w:t>
             </w:r>
           </w:p>
         </w:tc>
@@ -18586,7 +24108,6 @@
   <w:style w:type="character" w:default="1" w:styleId="Fuentedeprrafopredeter">
     <w:name w:val="Default Paragraph Font"/>
     <w:uiPriority w:val="1"/>
-    <w:semiHidden/>
     <w:unhideWhenUsed/>
   </w:style>
   <w:style w:type="table" w:default="1" w:styleId="Tablanormal">
